--- a/README.docx
+++ b/README.docx
@@ -157,7 +157,6 @@
       <w:pPr>
         <w:jc w:val="both"/>
         <w:rPr>
-          <w:rFonts w:hint="eastAsia"/>
           <w:b/>
           <w:bCs/>
           <w:sz w:val="28"/>
@@ -221,31 +220,31 @@
         </w:numPr>
         <w:jc w:val="both"/>
         <w:rPr>
-          <w:i/>
-          <w:iCs/>
-        </w:rPr>
-      </w:pPr>
-      <w:r>
-        <w:rPr>
-          <w:rFonts w:hint="eastAsia"/>
-          <w:i/>
-          <w:iCs/>
+          <w:b/>
+          <w:bCs/>
+        </w:rPr>
+      </w:pPr>
+      <w:r>
+        <w:rPr>
+          <w:rFonts w:hint="eastAsia"/>
+          <w:b/>
+          <w:bCs/>
         </w:rPr>
         <w:t>Data</w:t>
       </w:r>
       <w:r>
         <w:rPr>
           <w:rFonts w:hint="eastAsia"/>
-          <w:i/>
-          <w:iCs/>
+          <w:b/>
+          <w:bCs/>
         </w:rPr>
         <w:t xml:space="preserve"> </w:t>
       </w:r>
       <w:r>
         <w:rPr>
           <w:rFonts w:hint="eastAsia"/>
-          <w:i/>
-          <w:iCs/>
+          <w:b/>
+          <w:bCs/>
         </w:rPr>
         <w:t>cleaning</w:t>
       </w:r>
@@ -254,9 +253,6 @@
       <w:pPr>
         <w:pStyle w:val="ListParagraph"/>
         <w:jc w:val="both"/>
-        <w:rPr>
-          <w:rFonts w:hint="eastAsia"/>
-        </w:rPr>
       </w:pPr>
       <w:r>
         <w:rPr>
@@ -382,24 +378,42 @@
           <w:numId w:val="3"/>
         </w:numPr>
         <w:jc w:val="both"/>
-      </w:pPr>
-      <w:r>
-        <w:rPr>
-          <w:rFonts w:hint="eastAsia"/>
+        <w:rPr>
+          <w:i/>
+          <w:iCs/>
+        </w:rPr>
+      </w:pPr>
+      <w:r>
+        <w:rPr>
+          <w:rFonts w:hint="eastAsia"/>
+          <w:i/>
+          <w:iCs/>
         </w:rPr>
         <w:t>[ANCESTRY]_Clean_DAT_[</w:t>
       </w:r>
       <w:r>
         <w:rPr>
           <w:rFonts w:hint="eastAsia"/>
+          <w:i/>
+          <w:iCs/>
         </w:rPr>
         <w:t>MODERATOR</w:t>
       </w:r>
       <w:r>
         <w:rPr>
           <w:rFonts w:hint="eastAsia"/>
+          <w:i/>
+          <w:iCs/>
         </w:rPr>
         <w:t>]</w:t>
+      </w:r>
+      <w:r>
+        <w:rPr>
+          <w:rFonts w:hint="eastAsia"/>
+          <w:i/>
+          <w:iCs/>
+        </w:rPr>
+        <w:t>.r</w:t>
       </w:r>
     </w:p>
     <w:p>
@@ -489,21 +503,41 @@
           <w:numId w:val="3"/>
         </w:numPr>
         <w:jc w:val="both"/>
-      </w:pPr>
-      <w:r>
-        <w:rPr>
-          <w:rFonts w:hint="eastAsia"/>
+        <w:rPr>
+          <w:i/>
+          <w:iCs/>
+        </w:rPr>
+      </w:pPr>
+      <w:r>
+        <w:rPr>
+          <w:rFonts w:hint="eastAsia"/>
+          <w:i/>
+          <w:iCs/>
         </w:rPr>
         <w:t>[ANCESTRY]</w:t>
       </w:r>
       <w:r>
+        <w:rPr>
+          <w:i/>
+          <w:iCs/>
+        </w:rPr>
         <w:t>_Clean_passedQC_SNP_</w:t>
       </w:r>
       <w:r>
         <w:rPr>
           <w:rFonts w:hint="eastAsia"/>
+          <w:i/>
+          <w:iCs/>
         </w:rPr>
         <w:t>[MODERATOR]</w:t>
+      </w:r>
+      <w:r>
+        <w:rPr>
+          <w:rFonts w:hint="eastAsia"/>
+          <w:i/>
+          <w:iCs/>
+        </w:rPr>
+        <w:t>.r</w:t>
       </w:r>
     </w:p>
     <w:p>
@@ -586,9 +620,6 @@
       <w:pPr>
         <w:pStyle w:val="ListParagraph"/>
         <w:jc w:val="both"/>
-        <w:rPr>
-          <w:rFonts w:hint="eastAsia"/>
-        </w:rPr>
       </w:pPr>
       <w:r>
         <w:rPr>
@@ -719,10 +750,16 @@
           <w:numId w:val="3"/>
         </w:numPr>
         <w:jc w:val="both"/>
-      </w:pPr>
-      <w:r>
-        <w:rPr>
-          <w:rFonts w:hint="eastAsia"/>
+        <w:rPr>
+          <w:b/>
+          <w:bCs/>
+        </w:rPr>
+      </w:pPr>
+      <w:r>
+        <w:rPr>
+          <w:rFonts w:hint="eastAsia"/>
+          <w:b/>
+          <w:bCs/>
         </w:rPr>
         <w:t>Heritability</w:t>
       </w:r>
@@ -731,7 +768,49 @@
       <w:pPr>
         <w:pStyle w:val="ListParagraph"/>
         <w:jc w:val="both"/>
-      </w:pPr>
+        <w:rPr>
+          <w:rFonts w:hint="eastAsia"/>
+        </w:rPr>
+      </w:pPr>
+      <w:r>
+        <w:rPr>
+          <w:rFonts w:hint="eastAsia"/>
+        </w:rPr>
+        <w:t>This folder contains bash</w:t>
+      </w:r>
+      <w:r>
+        <w:rPr>
+          <w:rFonts w:hint="eastAsia"/>
+        </w:rPr>
+        <w:t xml:space="preserve"> scripts</w:t>
+      </w:r>
+      <w:r>
+        <w:rPr>
+          <w:rFonts w:hint="eastAsia"/>
+        </w:rPr>
+        <w:t xml:space="preserve"> to estimate heritability of </w:t>
+      </w:r>
+      <w:r>
+        <w:t>European</w:t>
+      </w:r>
+      <w:r>
+        <w:rPr>
+          <w:rFonts w:hint="eastAsia"/>
+        </w:rPr>
+        <w:t xml:space="preserve"> ancestry and R scripts to clean the results and generate figures.</w:t>
+      </w:r>
+      <w:r>
+        <w:rPr>
+          <w:rFonts w:hint="eastAsia"/>
+        </w:rPr>
+        <w:t xml:space="preserve"> METAL software is used for analysis.</w:t>
+      </w:r>
+      <w:r>
+        <w:rPr>
+          <w:rFonts w:hint="eastAsia"/>
+        </w:rPr>
+        <w:t xml:space="preserve"> </w:t>
+      </w:r>
     </w:p>
     <w:p>
       <w:pPr>
@@ -741,7 +820,124 @@
           <w:numId w:val="3"/>
         </w:numPr>
         <w:jc w:val="both"/>
-      </w:pPr>
+        <w:rPr>
+          <w:i/>
+          <w:iCs/>
+        </w:rPr>
+      </w:pPr>
+      <w:r>
+        <w:rPr>
+          <w:i/>
+          <w:iCs/>
+        </w:rPr>
+        <w:t>CLEAN_ldsc_sumstats_european_23andmeSI_MUNGE.sh</w:t>
+      </w:r>
+    </w:p>
+    <w:p>
+      <w:pPr>
+        <w:pStyle w:val="ListParagraph"/>
+        <w:numPr>
+          <w:ilvl w:val="2"/>
+          <w:numId w:val="3"/>
+        </w:numPr>
+        <w:jc w:val="both"/>
+      </w:pPr>
+      <w:r>
+        <w:rPr>
+          <w:rFonts w:hint="eastAsia"/>
+        </w:rPr>
+        <w:t>This script generates munged summary statistics.</w:t>
+      </w:r>
+    </w:p>
+    <w:p>
+      <w:pPr>
+        <w:pStyle w:val="ListParagraph"/>
+        <w:numPr>
+          <w:ilvl w:val="1"/>
+          <w:numId w:val="3"/>
+        </w:numPr>
+        <w:jc w:val="both"/>
+        <w:rPr>
+          <w:i/>
+          <w:iCs/>
+        </w:rPr>
+      </w:pPr>
+      <w:r>
+        <w:rPr>
+          <w:i/>
+          <w:iCs/>
+        </w:rPr>
+        <w:t>European_Heritability</w:t>
+      </w:r>
+      <w:r>
+        <w:rPr>
+          <w:rFonts w:hint="eastAsia"/>
+          <w:i/>
+          <w:iCs/>
+        </w:rPr>
+        <w:t>.sh</w:t>
+      </w:r>
+    </w:p>
+    <w:p>
+      <w:pPr>
+        <w:pStyle w:val="ListParagraph"/>
+        <w:numPr>
+          <w:ilvl w:val="2"/>
+          <w:numId w:val="3"/>
+        </w:numPr>
+        <w:jc w:val="both"/>
+      </w:pPr>
+      <w:r>
+        <w:rPr>
+          <w:rFonts w:hint="eastAsia"/>
+        </w:rPr>
+        <w:t>This script generates heritability estimates.</w:t>
+      </w:r>
+    </w:p>
+    <w:p>
+      <w:pPr>
+        <w:pStyle w:val="ListParagraph"/>
+        <w:numPr>
+          <w:ilvl w:val="1"/>
+          <w:numId w:val="3"/>
+        </w:numPr>
+        <w:jc w:val="both"/>
+        <w:rPr>
+          <w:i/>
+          <w:iCs/>
+        </w:rPr>
+      </w:pPr>
+      <w:r>
+        <w:rPr>
+          <w:i/>
+          <w:iCs/>
+        </w:rPr>
+        <w:t>European_Heritability_Tables_Figures</w:t>
+      </w:r>
+      <w:r>
+        <w:rPr>
+          <w:rFonts w:hint="eastAsia"/>
+          <w:i/>
+          <w:iCs/>
+        </w:rPr>
+        <w:t>.r</w:t>
+      </w:r>
+    </w:p>
+    <w:p>
+      <w:pPr>
+        <w:pStyle w:val="ListParagraph"/>
+        <w:numPr>
+          <w:ilvl w:val="2"/>
+          <w:numId w:val="3"/>
+        </w:numPr>
+        <w:jc w:val="both"/>
+      </w:pPr>
+      <w:r>
+        <w:rPr>
+          <w:rFonts w:hint="eastAsia"/>
+        </w:rPr>
+        <w:t>This script generates figures for heritability estimates.</w:t>
+      </w:r>
     </w:p>
     <w:p>
       <w:pPr>
@@ -894,9 +1090,6 @@
     <w:p>
       <w:pPr>
         <w:jc w:val="both"/>
-        <w:rPr>
-          <w:rFonts w:hint="eastAsia"/>
-        </w:rPr>
       </w:pPr>
       <w:r>
         <w:rPr>
@@ -913,9 +1106,6 @@
           <w:numId w:val="1"/>
         </w:numPr>
         <w:jc w:val="both"/>
-        <w:rPr>
-          <w:rFonts w:hint="eastAsia"/>
-        </w:rPr>
       </w:pPr>
       <w:r>
         <w:rPr>
@@ -985,6 +1175,7 @@
         <w:rPr>
           <w:rFonts w:hint="eastAsia"/>
         </w:rPr>
+        <w:lastRenderedPageBreak/>
         <w:t>FUMA</w:t>
       </w:r>
     </w:p>
@@ -1028,16 +1219,9 @@
     <w:p>
       <w:pPr>
         <w:jc w:val="both"/>
-        <w:rPr>
-          <w:rFonts w:hint="eastAsia"/>
-        </w:rPr>
-      </w:pPr>
-      <w:r>
-        <w:t xml:space="preserve">This repository does not contain plug-and-play code. The code is provided to document our analytical procedures and facilitate assessment of the reproducibility of our approach. </w:t>
-      </w:r>
-      <w:r>
-        <w:lastRenderedPageBreak/>
-        <w:t>Because the underlying 23andMe GWAS summary statistics cannot be publicly shared, the analyses cannot be reproduced directly using the materials provided in this repository. Users with authorized access to the relevant data may need to modify file paths and other data-specific settings before running the code.</w:t>
+      </w:pPr>
+      <w:r>
+        <w:t>This repository does not contain plug-and-play code. The code is provided to document our analytical procedures and facilitate assessment of the reproducibility of our approach. Because the underlying 23andMe GWAS summary statistics cannot be publicly shared, the analyses cannot be reproduced directly using the materials provided in this repository. Users with authorized access to the relevant data may need to modify file paths and other data-specific settings before running the code.</w:t>
       </w:r>
     </w:p>
     <w:p>
@@ -1064,9 +1248,6 @@
     <w:p>
       <w:pPr>
         <w:jc w:val="both"/>
-        <w:rPr>
-          <w:rFonts w:hint="eastAsia"/>
-        </w:rPr>
       </w:pPr>
       <w:r>
         <w:rPr>
@@ -1098,9 +1279,6 @@
     <w:p>
       <w:pPr>
         <w:jc w:val="both"/>
-        <w:rPr>
-          <w:rFonts w:hint="eastAsia"/>
-        </w:rPr>
       </w:pPr>
       <w:r>
         <w:rPr>
@@ -1108,7 +1286,7 @@
         </w:rPr>
         <w:t xml:space="preserve">Please reach out to </w:t>
       </w:r>
-      <w:hyperlink r:id="rId5" w:history="1">
+      <w:hyperlink r:id="rId7" w:history="1">
         <w:r>
           <w:rPr>
             <w:rStyle w:val="Hyperlink"/>
@@ -1141,6 +1319,56 @@
     </w:sectPr>
   </w:body>
 </w:document>
+</file>
+
+<file path=word/endnotes.xml><?xml version="1.0" encoding="utf-8"?>
+<w:endnotes xmlns:wpc="http://schemas.microsoft.com/office/word/2010/wordprocessingCanvas" xmlns:cx="http://schemas.microsoft.com/office/drawing/2014/chartex" xmlns:cx1="http://schemas.microsoft.com/office/drawing/2015/9/8/chartex" xmlns:cx2="http://schemas.microsoft.com/office/drawing/2015/10/21/chartex" xmlns:cx3="http://schemas.microsoft.com/office/drawing/2016/5/9/chartex" xmlns:cx4="http://schemas.microsoft.com/office/drawing/2016/5/10/chartex" xmlns:cx5="http://schemas.microsoft.com/office/drawing/2016/5/11/chartex" xmlns:cx6="http://schemas.microsoft.com/office/drawing/2016/5/12/chartex" xmlns:cx7="http://schemas.microsoft.com/office/drawing/2016/5/13/chartex" xmlns:cx8="http://schemas.microsoft.com/office/drawing/2016/5/14/chartex" xmlns:mc="http://schemas.openxmlformats.org/markup-compatibility/2006" xmlns:aink="http://schemas.microsoft.com/office/drawing/2016/ink" xmlns:am3d="http://schemas.microsoft.com/office/drawing/2017/model3d" xmlns:o="urn:schemas-microsoft-com:office:office" xmlns:oel="http://schemas.microsoft.com/office/2019/extlst" xmlns:r="http://schemas.openxmlformats.org/officeDocument/2006/relationships" xmlns:m="http://schemas.openxmlformats.org/officeDocument/2006/math" xmlns:v="urn:schemas-microsoft-com:vml" xmlns:wp14="http://schemas.microsoft.com/office/word/2010/wordprocessingDrawing" xmlns:wp="http://schemas.openxmlformats.org/drawingml/2006/wordprocessingDrawing" xmlns:w10="urn:schemas-microsoft-com:office:word" xmlns:w="http://schemas.openxmlformats.org/wordprocessingml/2006/main" xmlns:w14="http://schemas.microsoft.com/office/word/2010/wordml" xmlns:w15="http://schemas.microsoft.com/office/word/2012/wordml" xmlns:w16cex="http://schemas.microsoft.com/office/word/2018/wordml/cex" xmlns:w16cid="http://schemas.microsoft.com/office/word/2016/wordml/cid" xmlns:w16="http://schemas.microsoft.com/office/word/2018/wordml" xmlns:w16du="http://schemas.microsoft.com/office/word/2023/wordml/word16du" xmlns:w16sdtdh="http://schemas.microsoft.com/office/word/2020/wordml/sdtdatahash" xmlns:w16sdtfl="http://schemas.microsoft.com/office/word/2024/wordml/sdtformatlock" xmlns:w16se="http://schemas.microsoft.com/office/word/2015/wordml/symex" xmlns:wpg="http://schemas.microsoft.com/office/word/2010/wordprocessingGroup" xmlns:wpi="http://schemas.microsoft.com/office/word/2010/wordprocessingInk" xmlns:wne="http://schemas.microsoft.com/office/word/2006/wordml" xmlns:wps="http://schemas.microsoft.com/office/word/2010/wordprocessingShape" mc:Ignorable="w14 w15 w16se w16cid w16 w16cex w16sdtdh w16sdtfl w16du wp14">
+  <w:endnote w:type="separator" w:id="-1">
+    <w:p>
+      <w:pPr>
+        <w:spacing w:after="0" w:line="240" w:lineRule="auto"/>
+      </w:pPr>
+      <w:r>
+        <w:separator/>
+      </w:r>
+    </w:p>
+  </w:endnote>
+  <w:endnote w:type="continuationSeparator" w:id="0">
+    <w:p>
+      <w:pPr>
+        <w:spacing w:after="0" w:line="240" w:lineRule="auto"/>
+      </w:pPr>
+      <w:r>
+        <w:continuationSeparator/>
+      </w:r>
+    </w:p>
+  </w:endnote>
+</w:endnotes>
+</file>
+
+<file path=word/footnotes.xml><?xml version="1.0" encoding="utf-8"?>
+<w:footnotes xmlns:wpc="http://schemas.microsoft.com/office/word/2010/wordprocessingCanvas" xmlns:cx="http://schemas.microsoft.com/office/drawing/2014/chartex" xmlns:cx1="http://schemas.microsoft.com/office/drawing/2015/9/8/chartex" xmlns:cx2="http://schemas.microsoft.com/office/drawing/2015/10/21/chartex" xmlns:cx3="http://schemas.microsoft.com/office/drawing/2016/5/9/chartex" xmlns:cx4="http://schemas.microsoft.com/office/drawing/2016/5/10/chartex" xmlns:cx5="http://schemas.microsoft.com/office/drawing/2016/5/11/chartex" xmlns:cx6="http://schemas.microsoft.com/office/drawing/2016/5/12/chartex" xmlns:cx7="http://schemas.microsoft.com/office/drawing/2016/5/13/chartex" xmlns:cx8="http://schemas.microsoft.com/office/drawing/2016/5/14/chartex" xmlns:mc="http://schemas.openxmlformats.org/markup-compatibility/2006" xmlns:aink="http://schemas.microsoft.com/office/drawing/2016/ink" xmlns:am3d="http://schemas.microsoft.com/office/drawing/2017/model3d" xmlns:o="urn:schemas-microsoft-com:office:office" xmlns:oel="http://schemas.microsoft.com/office/2019/extlst" xmlns:r="http://schemas.openxmlformats.org/officeDocument/2006/relationships" xmlns:m="http://schemas.openxmlformats.org/officeDocument/2006/math" xmlns:v="urn:schemas-microsoft-com:vml" xmlns:wp14="http://schemas.microsoft.com/office/word/2010/wordprocessingDrawing" xmlns:wp="http://schemas.openxmlformats.org/drawingml/2006/wordprocessingDrawing" xmlns:w10="urn:schemas-microsoft-com:office:word" xmlns:w="http://schemas.openxmlformats.org/wordprocessingml/2006/main" xmlns:w14="http://schemas.microsoft.com/office/word/2010/wordml" xmlns:w15="http://schemas.microsoft.com/office/word/2012/wordml" xmlns:w16cex="http://schemas.microsoft.com/office/word/2018/wordml/cex" xmlns:w16cid="http://schemas.microsoft.com/office/word/2016/wordml/cid" xmlns:w16="http://schemas.microsoft.com/office/word/2018/wordml" xmlns:w16du="http://schemas.microsoft.com/office/word/2023/wordml/word16du" xmlns:w16sdtdh="http://schemas.microsoft.com/office/word/2020/wordml/sdtdatahash" xmlns:w16sdtfl="http://schemas.microsoft.com/office/word/2024/wordml/sdtformatlock" xmlns:w16se="http://schemas.microsoft.com/office/word/2015/wordml/symex" xmlns:wpg="http://schemas.microsoft.com/office/word/2010/wordprocessingGroup" xmlns:wpi="http://schemas.microsoft.com/office/word/2010/wordprocessingInk" xmlns:wne="http://schemas.microsoft.com/office/word/2006/wordml" xmlns:wps="http://schemas.microsoft.com/office/word/2010/wordprocessingShape" mc:Ignorable="w14 w15 w16se w16cid w16 w16cex w16sdtdh w16sdtfl w16du wp14">
+  <w:footnote w:type="separator" w:id="-1">
+    <w:p>
+      <w:pPr>
+        <w:spacing w:after="0" w:line="240" w:lineRule="auto"/>
+      </w:pPr>
+      <w:r>
+        <w:separator/>
+      </w:r>
+    </w:p>
+  </w:footnote>
+  <w:footnote w:type="continuationSeparator" w:id="0">
+    <w:p>
+      <w:pPr>
+        <w:spacing w:after="0" w:line="240" w:lineRule="auto"/>
+      </w:pPr>
+      <w:r>
+        <w:continuationSeparator/>
+      </w:r>
+    </w:p>
+  </w:footnote>
+</w:footnotes>
 </file>
 
 <file path=word/numbering.xml><?xml version="1.0" encoding="utf-8"?>
@@ -2027,6 +2255,7 @@
   <w:style w:type="character" w:default="1" w:styleId="DefaultParagraphFont">
     <w:name w:val="Default Paragraph Font"/>
     <w:uiPriority w:val="1"/>
+    <w:semiHidden/>
     <w:unhideWhenUsed/>
   </w:style>
   <w:style w:type="table" w:default="1" w:styleId="TableNormal">
@@ -2362,6 +2591,50 @@
       <w:color w:val="605E5C"/>
       <w:shd w:val="clear" w:color="auto" w:fill="E1DFDD"/>
     </w:rPr>
+  </w:style>
+  <w:style w:type="paragraph" w:styleId="Header">
+    <w:name w:val="header"/>
+    <w:basedOn w:val="Normal"/>
+    <w:link w:val="HeaderChar"/>
+    <w:uiPriority w:val="99"/>
+    <w:unhideWhenUsed/>
+    <w:rsid w:val="00181C2F"/>
+    <w:pPr>
+      <w:tabs>
+        <w:tab w:val="center" w:pos="4680"/>
+        <w:tab w:val="right" w:pos="9360"/>
+      </w:tabs>
+      <w:spacing w:after="0" w:line="240" w:lineRule="auto"/>
+    </w:pPr>
+  </w:style>
+  <w:style w:type="character" w:customStyle="1" w:styleId="HeaderChar">
+    <w:name w:val="Header Char"/>
+    <w:basedOn w:val="DefaultParagraphFont"/>
+    <w:link w:val="Header"/>
+    <w:uiPriority w:val="99"/>
+    <w:rsid w:val="00181C2F"/>
+  </w:style>
+  <w:style w:type="paragraph" w:styleId="Footer">
+    <w:name w:val="footer"/>
+    <w:basedOn w:val="Normal"/>
+    <w:link w:val="FooterChar"/>
+    <w:uiPriority w:val="99"/>
+    <w:unhideWhenUsed/>
+    <w:rsid w:val="00181C2F"/>
+    <w:pPr>
+      <w:tabs>
+        <w:tab w:val="center" w:pos="4680"/>
+        <w:tab w:val="right" w:pos="9360"/>
+      </w:tabs>
+      <w:spacing w:after="0" w:line="240" w:lineRule="auto"/>
+    </w:pPr>
+  </w:style>
+  <w:style w:type="character" w:customStyle="1" w:styleId="FooterChar">
+    <w:name w:val="Footer Char"/>
+    <w:basedOn w:val="DefaultParagraphFont"/>
+    <w:link w:val="Footer"/>
+    <w:uiPriority w:val="99"/>
+    <w:rsid w:val="00181C2F"/>
   </w:style>
 </w:styles>
 </file>

--- a/README.docx
+++ b/README.docx
@@ -788,7 +788,19 @@
         <w:rPr>
           <w:rFonts w:hint="eastAsia"/>
         </w:rPr>
-        <w:t xml:space="preserve"> to estimate heritability of </w:t>
+        <w:t xml:space="preserve"> </w:t>
+      </w:r>
+      <w:r>
+        <w:rPr>
+          <w:rFonts w:hint="eastAsia"/>
+        </w:rPr>
+        <w:t xml:space="preserve">used </w:t>
+      </w:r>
+      <w:r>
+        <w:rPr>
+          <w:rFonts w:hint="eastAsia"/>
+        </w:rPr>
+        <w:t xml:space="preserve">to estimate heritability of </w:t>
       </w:r>
       <w:r>
         <w:t>European</w:t>
@@ -797,13 +809,67 @@
         <w:rPr>
           <w:rFonts w:hint="eastAsia"/>
         </w:rPr>
-        <w:t xml:space="preserve"> ancestry and R scripts to clean the results and generate figures.</w:t>
-      </w:r>
-      <w:r>
-        <w:rPr>
-          <w:rFonts w:hint="eastAsia"/>
-        </w:rPr>
-        <w:t xml:space="preserve"> METAL software is used for analysis.</w:t>
+        <w:t xml:space="preserve"> ancestry</w:t>
+      </w:r>
+      <w:r>
+        <w:rPr>
+          <w:rFonts w:hint="eastAsia"/>
+        </w:rPr>
+        <w:t xml:space="preserve"> sample</w:t>
+      </w:r>
+      <w:r>
+        <w:rPr>
+          <w:rFonts w:hint="eastAsia"/>
+        </w:rPr>
+        <w:t xml:space="preserve"> and R scripts</w:t>
+      </w:r>
+      <w:r>
+        <w:rPr>
+          <w:rFonts w:hint="eastAsia"/>
+        </w:rPr>
+        <w:t xml:space="preserve"> used</w:t>
+      </w:r>
+      <w:r>
+        <w:rPr>
+          <w:rFonts w:hint="eastAsia"/>
+        </w:rPr>
+        <w:t xml:space="preserve"> to </w:t>
+      </w:r>
+      <w:r>
+        <w:rPr>
+          <w:rFonts w:hint="eastAsia"/>
+        </w:rPr>
+        <w:t>generate</w:t>
+      </w:r>
+      <w:r>
+        <w:rPr>
+          <w:rFonts w:hint="eastAsia"/>
+        </w:rPr>
+        <w:t xml:space="preserve"> </w:t>
+      </w:r>
+      <w:r>
+        <w:rPr>
+          <w:rFonts w:hint="eastAsia"/>
+        </w:rPr>
+        <w:t>figures.</w:t>
+      </w:r>
+      <w:r>
+        <w:rPr>
+          <w:rFonts w:hint="eastAsia"/>
+        </w:rPr>
+        <w:t xml:space="preserve"> </w:t>
+      </w:r>
+      <w:r>
+        <w:rPr>
+          <w:rFonts w:hint="eastAsia"/>
+        </w:rPr>
+        <w:t>SNP heritability is estimated using LDSC</w:t>
+      </w:r>
+      <w:r>
+        <w:rPr>
+          <w:rFonts w:hint="eastAsia"/>
+        </w:rPr>
+        <w:t>.</w:t>
       </w:r>
       <w:r>
         <w:rPr>
@@ -846,7 +912,31 @@
         <w:rPr>
           <w:rFonts w:hint="eastAsia"/>
         </w:rPr>
-        <w:t>This script generates munged summary statistics.</w:t>
+        <w:t xml:space="preserve">This script </w:t>
+      </w:r>
+      <w:r>
+        <w:rPr>
+          <w:rFonts w:hint="eastAsia"/>
+        </w:rPr>
+        <w:t>munges the GWAS</w:t>
+      </w:r>
+      <w:r>
+        <w:rPr>
+          <w:rFonts w:hint="eastAsia"/>
+        </w:rPr>
+        <w:t xml:space="preserve"> summary statistics</w:t>
+      </w:r>
+      <w:r>
+        <w:rPr>
+          <w:rFonts w:hint="eastAsia"/>
+        </w:rPr>
+        <w:t xml:space="preserve"> for use in LDSC analyses</w:t>
+      </w:r>
+      <w:r>
+        <w:rPr>
+          <w:rFonts w:hint="eastAsia"/>
+        </w:rPr>
+        <w:t>.</w:t>
       </w:r>
     </w:p>
     <w:p>
@@ -891,7 +981,37 @@
         <w:rPr>
           <w:rFonts w:hint="eastAsia"/>
         </w:rPr>
-        <w:t>This script generates heritability estimates.</w:t>
+        <w:t xml:space="preserve">This script </w:t>
+      </w:r>
+      <w:r>
+        <w:rPr>
+          <w:rFonts w:hint="eastAsia"/>
+        </w:rPr>
+        <w:t>estimates</w:t>
+      </w:r>
+      <w:r>
+        <w:rPr>
+          <w:rFonts w:hint="eastAsia"/>
+        </w:rPr>
+        <w:t xml:space="preserve"> SNP</w:t>
+      </w:r>
+      <w:r>
+        <w:rPr>
+          <w:rFonts w:hint="eastAsia"/>
+        </w:rPr>
+        <w:t xml:space="preserve"> heritability </w:t>
+      </w:r>
+      <w:r>
+        <w:rPr>
+          <w:rFonts w:hint="eastAsia"/>
+        </w:rPr>
+        <w:t>using LDSC</w:t>
+      </w:r>
+      <w:r>
+        <w:rPr>
+          <w:rFonts w:hint="eastAsia"/>
+        </w:rPr>
+        <w:t>.</w:t>
       </w:r>
     </w:p>
     <w:p>
@@ -936,7 +1056,19 @@
         <w:rPr>
           <w:rFonts w:hint="eastAsia"/>
         </w:rPr>
-        <w:t>This script generates figures for heritability estimates.</w:t>
+        <w:t xml:space="preserve">This script generates figures </w:t>
+      </w:r>
+      <w:r>
+        <w:rPr>
+          <w:rFonts w:hint="eastAsia"/>
+        </w:rPr>
+        <w:t>summarizing the SNP</w:t>
+      </w:r>
+      <w:r>
+        <w:rPr>
+          <w:rFonts w:hint="eastAsia"/>
+        </w:rPr>
+        <w:t xml:space="preserve"> heritability estimates.</w:t>
       </w:r>
     </w:p>
     <w:p>
@@ -1127,6 +1259,7 @@
         <w:rPr>
           <w:rFonts w:hint="eastAsia"/>
         </w:rPr>
+        <w:lastRenderedPageBreak/>
         <w:t>METAL</w:t>
       </w:r>
     </w:p>
@@ -1175,7 +1308,6 @@
         <w:rPr>
           <w:rFonts w:hint="eastAsia"/>
         </w:rPr>
-        <w:lastRenderedPageBreak/>
         <w:t>FUMA</w:t>
       </w:r>
     </w:p>

--- a/README.docx
+++ b/README.docx
@@ -930,7 +930,25 @@
         <w:rPr>
           <w:rFonts w:hint="eastAsia"/>
         </w:rPr>
-        <w:t xml:space="preserve"> for use in LDSC analyses</w:t>
+        <w:t xml:space="preserve"> of smoking initiation</w:t>
+      </w:r>
+      <w:r>
+        <w:rPr>
+          <w:rFonts w:hint="eastAsia"/>
+        </w:rPr>
+        <w:t xml:space="preserve"> </w:t>
+      </w:r>
+      <w:r>
+        <w:rPr>
+          <w:rFonts w:hint="eastAsia"/>
+        </w:rPr>
+        <w:t>to</w:t>
+      </w:r>
+      <w:r>
+        <w:rPr>
+          <w:rFonts w:hint="eastAsia"/>
+        </w:rPr>
+        <w:t xml:space="preserve"> use in LDSC analyses</w:t>
       </w:r>
       <w:r>
         <w:rPr>
@@ -1079,13 +1097,228 @@
           <w:numId w:val="3"/>
         </w:numPr>
         <w:jc w:val="both"/>
-      </w:pPr>
-      <w:r>
-        <w:rPr>
-          <w:rFonts w:hint="eastAsia"/>
+        <w:rPr>
+          <w:b/>
+          <w:bCs/>
+        </w:rPr>
+      </w:pPr>
+      <w:r>
+        <w:rPr>
+          <w:rFonts w:hint="eastAsia"/>
+          <w:b/>
+          <w:bCs/>
         </w:rPr>
         <w:t>Genetic Correlation</w:t>
       </w:r>
+    </w:p>
+    <w:p>
+      <w:pPr>
+        <w:pStyle w:val="ListParagraph"/>
+        <w:jc w:val="both"/>
+      </w:pPr>
+      <w:r>
+        <w:rPr>
+          <w:rFonts w:hint="eastAsia"/>
+        </w:rPr>
+        <w:t>This folder contains two subfolders</w:t>
+      </w:r>
+      <w:r>
+        <w:rPr>
+          <w:rFonts w:hint="eastAsia"/>
+        </w:rPr>
+        <w:t>.</w:t>
+      </w:r>
+      <w:r>
+        <w:rPr>
+          <w:rFonts w:hint="eastAsia"/>
+        </w:rPr>
+        <w:t xml:space="preserve"> </w:t>
+      </w:r>
+      <w:r>
+        <w:t>Genetic_Correlation_SI_Subgroups</w:t>
+      </w:r>
+      <w:r>
+        <w:rPr>
+          <w:rFonts w:hint="eastAsia"/>
+        </w:rPr>
+        <w:t xml:space="preserve"> subfolder includes </w:t>
+      </w:r>
+      <w:r>
+        <w:rPr>
+          <w:rFonts w:hint="eastAsia"/>
+        </w:rPr>
+        <w:t xml:space="preserve">bash and R scripts used to estimate genetic correlation of smoking initiation across subgroups. </w:t>
+      </w:r>
+      <w:r>
+        <w:t>Genetic_Correlation_SI_Other_Traits</w:t>
+      </w:r>
+      <w:r>
+        <w:rPr>
+          <w:rFonts w:hint="eastAsia"/>
+        </w:rPr>
+        <w:t xml:space="preserve"> sub</w:t>
+      </w:r>
+      <w:r>
+        <w:rPr>
+          <w:rFonts w:hint="eastAsia"/>
+        </w:rPr>
+        <w:t>folder includes bash and R scripts used to estimate genetic correlation between smoking initiation and other traits.</w:t>
+      </w:r>
+    </w:p>
+    <w:p>
+      <w:pPr>
+        <w:pStyle w:val="ListParagraph"/>
+        <w:jc w:val="both"/>
+        <w:rPr>
+          <w:rFonts w:hint="eastAsia"/>
+          <w:i/>
+          <w:iCs/>
+        </w:rPr>
+      </w:pPr>
+      <w:r>
+        <w:rPr>
+          <w:i/>
+          <w:iCs/>
+        </w:rPr>
+        <w:t>Genetic_Correlation_SI_Subgroups</w:t>
+      </w:r>
+    </w:p>
+    <w:p>
+      <w:pPr>
+        <w:pStyle w:val="ListParagraph"/>
+        <w:numPr>
+          <w:ilvl w:val="1"/>
+          <w:numId w:val="3"/>
+        </w:numPr>
+        <w:jc w:val="both"/>
+        <w:rPr>
+          <w:i/>
+          <w:iCs/>
+        </w:rPr>
+      </w:pPr>
+      <w:r>
+        <w:rPr>
+          <w:i/>
+          <w:iCs/>
+        </w:rPr>
+        <w:t>European_Genetic_Correlation_23andmeSI</w:t>
+      </w:r>
+      <w:r>
+        <w:rPr>
+          <w:rFonts w:hint="eastAsia"/>
+          <w:i/>
+          <w:iCs/>
+        </w:rPr>
+        <w:t>.sh</w:t>
+      </w:r>
+    </w:p>
+    <w:p>
+      <w:pPr>
+        <w:pStyle w:val="ListParagraph"/>
+        <w:numPr>
+          <w:ilvl w:val="2"/>
+          <w:numId w:val="3"/>
+        </w:numPr>
+        <w:jc w:val="both"/>
+      </w:pPr>
+      <w:r>
+        <w:rPr>
+          <w:rFonts w:hint="eastAsia"/>
+        </w:rPr>
+        <w:t>This script estimates genetic correlation between subgroups using munged G</w:t>
+      </w:r>
+      <w:r>
+        <w:rPr>
+          <w:rFonts w:hint="eastAsia"/>
+        </w:rPr>
+        <w:t>WAS summary statistics of smoking initiation</w:t>
+      </w:r>
+      <w:r>
+        <w:rPr>
+          <w:rFonts w:hint="eastAsia"/>
+        </w:rPr>
+        <w:t xml:space="preserve"> using LDSC.</w:t>
+      </w:r>
+    </w:p>
+    <w:p>
+      <w:pPr>
+        <w:pStyle w:val="ListParagraph"/>
+        <w:numPr>
+          <w:ilvl w:val="1"/>
+          <w:numId w:val="3"/>
+        </w:numPr>
+        <w:jc w:val="both"/>
+      </w:pPr>
+      <w:r>
+        <w:rPr>
+          <w:i/>
+          <w:iCs/>
+        </w:rPr>
+        <w:t>European_Genetic_Correlation_23andmeSI_Tables_Figures</w:t>
+      </w:r>
+      <w:r>
+        <w:rPr>
+          <w:rFonts w:hint="eastAsia"/>
+          <w:i/>
+          <w:iCs/>
+        </w:rPr>
+        <w:t>.</w:t>
+      </w:r>
+      <w:r>
+        <w:rPr>
+          <w:rFonts w:hint="eastAsia"/>
+          <w:i/>
+          <w:iCs/>
+        </w:rPr>
+        <w:t>r</w:t>
+      </w:r>
+    </w:p>
+    <w:p>
+      <w:pPr>
+        <w:pStyle w:val="ListParagraph"/>
+        <w:numPr>
+          <w:ilvl w:val="2"/>
+          <w:numId w:val="3"/>
+        </w:numPr>
+        <w:jc w:val="both"/>
+      </w:pPr>
+      <w:r>
+        <w:rPr>
+          <w:rFonts w:hint="eastAsia"/>
+        </w:rPr>
+        <w:t>This script generates figures summarizing the genetic correlation estimates</w:t>
+      </w:r>
+    </w:p>
+    <w:p>
+      <w:pPr>
+        <w:pStyle w:val="ListParagraph"/>
+        <w:jc w:val="both"/>
+        <w:rPr>
+          <w:i/>
+          <w:iCs/>
+        </w:rPr>
+      </w:pPr>
+      <w:r>
+        <w:rPr>
+          <w:i/>
+          <w:iCs/>
+        </w:rPr>
+        <w:lastRenderedPageBreak/>
+        <w:t>Genetic_Correlation_SI_Other_Traits</w:t>
+      </w:r>
+    </w:p>
+    <w:p>
+      <w:pPr>
+        <w:pStyle w:val="ListParagraph"/>
+        <w:numPr>
+          <w:ilvl w:val="1"/>
+          <w:numId w:val="3"/>
+        </w:numPr>
+        <w:jc w:val="both"/>
+        <w:rPr>
+          <w:rFonts w:hint="eastAsia"/>
+        </w:rPr>
+      </w:pPr>
     </w:p>
     <w:p>
       <w:pPr>
@@ -1259,7 +1492,6 @@
         <w:rPr>
           <w:rFonts w:hint="eastAsia"/>
         </w:rPr>
-        <w:lastRenderedPageBreak/>
         <w:t>METAL</w:t>
       </w:r>
     </w:p>
@@ -1686,7 +1918,7 @@
   <w:abstractNum w:abstractNumId="2" w15:restartNumberingAfterBreak="0">
     <w:nsid w:val="79DB0A8F"/>
     <w:multiLevelType w:val="hybridMultilevel"/>
-    <w:tmpl w:val="7CCAF47A"/>
+    <w:tmpl w:val="447A8746"/>
     <w:lvl w:ilvl="0" w:tplc="0409000F">
       <w:start w:val="1"/>
       <w:numFmt w:val="decimal"/>
@@ -1708,7 +1940,7 @@
         <w:ind w:left="1440" w:hanging="360"/>
       </w:pPr>
     </w:lvl>
-    <w:lvl w:ilvl="2" w:tplc="0409001B">
+    <w:lvl w:ilvl="2" w:tplc="F7AE7106">
       <w:start w:val="1"/>
       <w:numFmt w:val="lowerRoman"/>
       <w:lvlText w:val="%3."/>
@@ -1716,6 +1948,10 @@
       <w:pPr>
         <w:ind w:left="2160" w:hanging="180"/>
       </w:pPr>
+      <w:rPr>
+        <w:i w:val="0"/>
+        <w:iCs w:val="0"/>
+      </w:rPr>
     </w:lvl>
     <w:lvl w:ilvl="3" w:tplc="0409000F" w:tentative="1">
       <w:start w:val="1"/>

--- a/README.docx
+++ b/README.docx
@@ -1333,7 +1333,19 @@
         <w:rPr>
           <w:rFonts w:hint="eastAsia"/>
         </w:rPr>
-        <w:t>Meta-analysis</w:t>
+        <w:t>Meta-</w:t>
+      </w:r>
+      <w:r>
+        <w:rPr>
+          <w:rFonts w:hint="eastAsia"/>
+        </w:rPr>
+        <w:t>A</w:t>
+      </w:r>
+      <w:r>
+        <w:rPr>
+          <w:rFonts w:hint="eastAsia"/>
+        </w:rPr>
+        <w:t>nalysis</w:t>
       </w:r>
     </w:p>
     <w:p>
@@ -1349,7 +1361,7 @@
         <w:rPr>
           <w:rFonts w:hint="eastAsia"/>
         </w:rPr>
-        <w:t>Cross-ancestry genetic correlation</w:t>
+        <w:t>Popcorn</w:t>
       </w:r>
     </w:p>
     <w:p>
@@ -1381,7 +1393,19 @@
         <w:rPr>
           <w:rFonts w:hint="eastAsia"/>
         </w:rPr>
-        <w:t>Fine-mapping</w:t>
+        <w:t>Fine-</w:t>
+      </w:r>
+      <w:r>
+        <w:rPr>
+          <w:rFonts w:hint="eastAsia"/>
+        </w:rPr>
+        <w:t>M</w:t>
+      </w:r>
+      <w:r>
+        <w:rPr>
+          <w:rFonts w:hint="eastAsia"/>
+        </w:rPr>
+        <w:t>apping</w:t>
       </w:r>
     </w:p>
     <w:p>
@@ -1404,17 +1428,11 @@
       <w:pPr>
         <w:pStyle w:val="ListParagraph"/>
         <w:numPr>
-          <w:ilvl w:val="0"/>
+          <w:ilvl w:val="1"/>
           <w:numId w:val="3"/>
         </w:numPr>
         <w:jc w:val="both"/>
       </w:pPr>
-      <w:r>
-        <w:rPr>
-          <w:rFonts w:hint="eastAsia"/>
-        </w:rPr>
-        <w:t>AR model</w:t>
-      </w:r>
     </w:p>
     <w:p>
       <w:pPr>
@@ -1429,7 +1447,67 @@
         <w:rPr>
           <w:rFonts w:hint="eastAsia"/>
         </w:rPr>
+        <w:t>AR model</w:t>
+      </w:r>
+    </w:p>
+    <w:p>
+      <w:pPr>
+        <w:pStyle w:val="ListParagraph"/>
+        <w:numPr>
+          <w:ilvl w:val="0"/>
+          <w:numId w:val="3"/>
+        </w:numPr>
+        <w:jc w:val="both"/>
+      </w:pPr>
+      <w:r>
+        <w:rPr>
+          <w:rFonts w:hint="eastAsia"/>
+        </w:rPr>
         <w:t>Survival Analysis Simulation</w:t>
+      </w:r>
+    </w:p>
+    <w:p>
+      <w:pPr>
+        <w:pStyle w:val="ListParagraph"/>
+        <w:numPr>
+          <w:ilvl w:val="0"/>
+          <w:numId w:val="3"/>
+        </w:numPr>
+        <w:jc w:val="both"/>
+      </w:pPr>
+      <w:r>
+        <w:rPr>
+          <w:rFonts w:hint="eastAsia"/>
+        </w:rPr>
+        <w:t xml:space="preserve">Other </w:t>
+      </w:r>
+      <w:r>
+        <w:rPr>
+          <w:rFonts w:hint="eastAsia"/>
+        </w:rPr>
+        <w:t>C</w:t>
+      </w:r>
+      <w:r>
+        <w:rPr>
+          <w:rFonts w:hint="eastAsia"/>
+        </w:rPr>
+        <w:t>odes</w:t>
+      </w:r>
+    </w:p>
+    <w:p>
+      <w:pPr>
+        <w:pStyle w:val="ListParagraph"/>
+        <w:numPr>
+          <w:ilvl w:val="1"/>
+          <w:numId w:val="3"/>
+        </w:numPr>
+        <w:jc w:val="both"/>
+      </w:pPr>
+      <w:r>
+        <w:rPr>
+          <w:rFonts w:hint="eastAsia"/>
+        </w:rPr>
+        <w:t>UpSet plot figure</w:t>
       </w:r>
     </w:p>
     <w:p>
@@ -1586,38 +1664,6 @@
       </w:pPr>
       <w:r>
         <w:t>This repository does not contain plug-and-play code. The code is provided to document our analytical procedures and facilitate assessment of the reproducibility of our approach. Because the underlying 23andMe GWAS summary statistics cannot be publicly shared, the analyses cannot be reproduced directly using the materials provided in this repository. Users with authorized access to the relevant data may need to modify file paths and other data-specific settings before running the code.</w:t>
-      </w:r>
-    </w:p>
-    <w:p>
-      <w:pPr>
-        <w:jc w:val="both"/>
-        <w:rPr>
-          <w:b/>
-          <w:bCs/>
-          <w:sz w:val="28"/>
-          <w:szCs w:val="28"/>
-        </w:rPr>
-      </w:pPr>
-      <w:r>
-        <w:rPr>
-          <w:rFonts w:hint="eastAsia"/>
-          <w:b/>
-          <w:bCs/>
-          <w:sz w:val="28"/>
-          <w:szCs w:val="28"/>
-        </w:rPr>
-        <w:t>Citation</w:t>
-      </w:r>
-    </w:p>
-    <w:p>
-      <w:pPr>
-        <w:jc w:val="both"/>
-      </w:pPr>
-      <w:r>
-        <w:rPr>
-          <w:rFonts w:hint="eastAsia"/>
-        </w:rPr>
-        <w:t>If you use code from this repository, please cite:</w:t>
       </w:r>
     </w:p>
     <w:p>

--- a/README.docx
+++ b/README.docx
@@ -17,7 +17,27 @@
           <w:sz w:val="32"/>
           <w:szCs w:val="32"/>
         </w:rPr>
-        <w:t>Sex and generation shape the genetic architecture of smoking initiation in a multiancestry gene-environment interaction study</w:t>
+        <w:t xml:space="preserve">Sex and generation shape the genetic architecture of smoking initiation in a </w:t>
+      </w:r>
+      <w:proofErr w:type="spellStart"/>
+      <w:r>
+        <w:rPr>
+          <w:b/>
+          <w:bCs/>
+          <w:sz w:val="32"/>
+          <w:szCs w:val="32"/>
+        </w:rPr>
+        <w:t>multiancestry</w:t>
+      </w:r>
+      <w:proofErr w:type="spellEnd"/>
+      <w:r>
+        <w:rPr>
+          <w:b/>
+          <w:bCs/>
+          <w:sz w:val="32"/>
+          <w:szCs w:val="32"/>
+        </w:rPr>
+        <w:t xml:space="preserve"> gene-environment interaction study</w:t>
       </w:r>
     </w:p>
     <w:p>
@@ -155,7 +175,6 @@
     </w:p>
     <w:p>
       <w:pPr>
-        <w:jc w:val="both"/>
         <w:rPr>
           <w:b/>
           <w:bCs/>
@@ -170,17 +189,19 @@
           <w:sz w:val="28"/>
           <w:szCs w:val="28"/>
         </w:rPr>
-        <w:t xml:space="preserve">Repository </w:t>
-      </w:r>
-      <w:r>
+        <w:br w:type="page"/>
+      </w:r>
+    </w:p>
+    <w:p>
+      <w:pPr>
+        <w:jc w:val="both"/>
         <w:rPr>
           <w:b/>
           <w:bCs/>
           <w:sz w:val="28"/>
           <w:szCs w:val="28"/>
         </w:rPr>
-        <w:t>Structure</w:t>
-      </w:r>
+      </w:pPr>
       <w:r>
         <w:rPr>
           <w:b/>
@@ -188,1345 +209,1729 @@
           <w:sz w:val="28"/>
           <w:szCs w:val="28"/>
         </w:rPr>
-        <w:t xml:space="preserve"> and</w:t>
-      </w:r>
-      <w:r>
-        <w:rPr>
-          <w:rFonts w:hint="eastAsia"/>
+        <w:lastRenderedPageBreak/>
+        <w:t xml:space="preserve">Repository </w:t>
+      </w:r>
+      <w:r>
+        <w:rPr>
           <w:b/>
           <w:bCs/>
           <w:sz w:val="28"/>
           <w:szCs w:val="28"/>
         </w:rPr>
-        <w:t xml:space="preserve"> </w:t>
-      </w:r>
-      <w:r>
-        <w:rPr>
-          <w:rFonts w:hint="eastAsia"/>
+        <w:t>Structure</w:t>
+      </w:r>
+      <w:r>
+        <w:rPr>
           <w:b/>
           <w:bCs/>
           <w:sz w:val="28"/>
           <w:szCs w:val="28"/>
         </w:rPr>
-        <w:t>Analysis</w:t>
-      </w:r>
-    </w:p>
-    <w:p>
-      <w:pPr>
-        <w:pStyle w:val="ListParagraph"/>
-        <w:numPr>
-          <w:ilvl w:val="0"/>
-          <w:numId w:val="3"/>
-        </w:numPr>
-        <w:jc w:val="both"/>
-        <w:rPr>
-          <w:b/>
-          <w:bCs/>
-        </w:rPr>
-      </w:pPr>
-      <w:r>
-        <w:rPr>
-          <w:rFonts w:hint="eastAsia"/>
-          <w:b/>
-          <w:bCs/>
-        </w:rPr>
-        <w:t>Data</w:t>
-      </w:r>
-      <w:r>
-        <w:rPr>
-          <w:rFonts w:hint="eastAsia"/>
-          <w:b/>
-          <w:bCs/>
-        </w:rPr>
-        <w:t xml:space="preserve"> </w:t>
-      </w:r>
-      <w:r>
-        <w:rPr>
-          <w:rFonts w:hint="eastAsia"/>
-          <w:b/>
-          <w:bCs/>
-        </w:rPr>
-        <w:t>cleaning</w:t>
-      </w:r>
-    </w:p>
-    <w:p>
-      <w:pPr>
-        <w:pStyle w:val="ListParagraph"/>
-        <w:jc w:val="both"/>
-      </w:pPr>
-      <w:r>
-        <w:rPr>
-          <w:rFonts w:hint="eastAsia"/>
-        </w:rPr>
-        <w:lastRenderedPageBreak/>
-        <w:t xml:space="preserve">This folder </w:t>
-      </w:r>
-      <w:r>
-        <w:rPr>
-          <w:rFonts w:hint="eastAsia"/>
-        </w:rPr>
-        <w:t>contain</w:t>
-      </w:r>
-      <w:r>
-        <w:rPr>
-          <w:rFonts w:hint="eastAsia"/>
-        </w:rPr>
-        <w:t>s subfolders for each ancestry</w:t>
-      </w:r>
-      <w:r>
-        <w:rPr>
-          <w:rFonts w:hint="eastAsia"/>
-        </w:rPr>
-        <w:t xml:space="preserve"> group</w:t>
-      </w:r>
-      <w:r>
-        <w:rPr>
-          <w:rFonts w:hint="eastAsia"/>
-        </w:rPr>
-        <w:t xml:space="preserve"> (European, African American, Latino, and East Asian)</w:t>
-      </w:r>
-      <w:r>
-        <w:rPr>
-          <w:rFonts w:hint="eastAsia"/>
-        </w:rPr>
-        <w:t>.</w:t>
-      </w:r>
-      <w:r>
-        <w:rPr>
-          <w:rFonts w:hint="eastAsia"/>
-        </w:rPr>
-        <w:t xml:space="preserve"> </w:t>
-      </w:r>
-      <w:r>
-        <w:rPr>
-          <w:rFonts w:hint="eastAsia"/>
-        </w:rPr>
-        <w:t>E</w:t>
-      </w:r>
-      <w:r>
-        <w:rPr>
-          <w:rFonts w:hint="eastAsia"/>
-        </w:rPr>
-        <w:t>ach</w:t>
-      </w:r>
-      <w:r>
-        <w:rPr>
-          <w:rFonts w:hint="eastAsia"/>
-        </w:rPr>
-        <w:t xml:space="preserve"> subfolder</w:t>
-      </w:r>
-      <w:r>
-        <w:rPr>
-          <w:rFonts w:hint="eastAsia"/>
-        </w:rPr>
-        <w:t xml:space="preserve"> contain</w:t>
-      </w:r>
-      <w:r>
-        <w:rPr>
-          <w:rFonts w:hint="eastAsia"/>
-        </w:rPr>
-        <w:t>s</w:t>
-      </w:r>
-      <w:r>
-        <w:rPr>
-          <w:rFonts w:hint="eastAsia"/>
-        </w:rPr>
-        <w:t xml:space="preserve"> R scripts </w:t>
-      </w:r>
-      <w:r>
-        <w:rPr>
-          <w:rFonts w:hint="eastAsia"/>
-        </w:rPr>
-        <w:t xml:space="preserve">used </w:t>
-      </w:r>
-      <w:r>
-        <w:rPr>
-          <w:rFonts w:hint="eastAsia"/>
-        </w:rPr>
-        <w:t>to clean the raw data</w:t>
-      </w:r>
-      <w:r>
-        <w:rPr>
-          <w:rFonts w:hint="eastAsia"/>
-        </w:rPr>
-        <w:t xml:space="preserve"> GWAS</w:t>
-      </w:r>
-      <w:r>
-        <w:rPr>
-          <w:rFonts w:hint="eastAsia"/>
-        </w:rPr>
-        <w:t xml:space="preserve"> file </w:t>
-      </w:r>
-      <w:r>
-        <w:rPr>
-          <w:rFonts w:hint="eastAsia"/>
-        </w:rPr>
-        <w:t>provided</w:t>
-      </w:r>
-      <w:r>
-        <w:rPr>
-          <w:rFonts w:hint="eastAsia"/>
-        </w:rPr>
-        <w:t xml:space="preserve"> by the 23andMe Research Institute. Run the scripts in the following order.</w:t>
-      </w:r>
-    </w:p>
-    <w:p>
-      <w:pPr>
-        <w:pStyle w:val="ListParagraph"/>
-        <w:numPr>
-          <w:ilvl w:val="1"/>
-          <w:numId w:val="3"/>
-        </w:numPr>
-        <w:jc w:val="both"/>
-        <w:rPr>
-          <w:i/>
-          <w:iCs/>
-        </w:rPr>
-      </w:pPr>
-      <w:r>
-        <w:rPr>
-          <w:rFonts w:hint="eastAsia"/>
-          <w:i/>
-          <w:iCs/>
-        </w:rPr>
-        <w:t>[ANCESTRY]_Clean_DAT_[</w:t>
-      </w:r>
-      <w:r>
-        <w:rPr>
-          <w:rFonts w:hint="eastAsia"/>
-          <w:i/>
-          <w:iCs/>
-        </w:rPr>
-        <w:t>MODERATOR</w:t>
-      </w:r>
-      <w:r>
-        <w:rPr>
-          <w:rFonts w:hint="eastAsia"/>
-          <w:i/>
-          <w:iCs/>
-        </w:rPr>
-        <w:t>]</w:t>
-      </w:r>
-      <w:r>
-        <w:rPr>
-          <w:rFonts w:hint="eastAsia"/>
-          <w:i/>
-          <w:iCs/>
-        </w:rPr>
-        <w:t>.r</w:t>
-      </w:r>
-    </w:p>
-    <w:p>
-      <w:pPr>
-        <w:pStyle w:val="ListParagraph"/>
-        <w:numPr>
-          <w:ilvl w:val="2"/>
-          <w:numId w:val="3"/>
-        </w:numPr>
-        <w:jc w:val="both"/>
-      </w:pPr>
-      <w:r>
-        <w:t>ever_tobacco_user_passed.txt</w:t>
-      </w:r>
-      <w:r>
-        <w:rPr>
-          <w:rFonts w:hint="eastAsia"/>
-        </w:rPr>
-        <w:t xml:space="preserve"> is </w:t>
-      </w:r>
-      <w:r>
-        <w:rPr>
-          <w:rFonts w:hint="eastAsia"/>
-        </w:rPr>
-        <w:t>generated</w:t>
-      </w:r>
-      <w:r>
-        <w:rPr>
-          <w:rFonts w:hint="eastAsia"/>
-        </w:rPr>
-        <w:t xml:space="preserve"> as </w:t>
-      </w:r>
-      <w:r>
-        <w:rPr>
-          <w:rFonts w:hint="eastAsia"/>
-        </w:rPr>
-        <w:t>the</w:t>
-      </w:r>
-      <w:r>
-        <w:rPr>
-          <w:rFonts w:hint="eastAsia"/>
-        </w:rPr>
-        <w:t xml:space="preserve"> output</w:t>
-      </w:r>
-      <w:r>
-        <w:rPr>
-          <w:rFonts w:hint="eastAsia"/>
-        </w:rPr>
-        <w:t xml:space="preserve"> of this setup</w:t>
-      </w:r>
-      <w:r>
-        <w:rPr>
-          <w:rFonts w:hint="eastAsia"/>
-        </w:rPr>
-        <w:t xml:space="preserve"> and </w:t>
-      </w:r>
-      <w:r>
-        <w:rPr>
-          <w:rFonts w:hint="eastAsia"/>
-        </w:rPr>
-        <w:t>is</w:t>
-      </w:r>
-      <w:r>
-        <w:rPr>
-          <w:rFonts w:hint="eastAsia"/>
-        </w:rPr>
-        <w:t xml:space="preserve"> used </w:t>
-      </w:r>
-      <w:r>
-        <w:rPr>
-          <w:rFonts w:hint="eastAsia"/>
-        </w:rPr>
-        <w:t>as the input for the subsequent data cleaning step</w:t>
-      </w:r>
-      <w:r>
-        <w:rPr>
-          <w:rFonts w:hint="eastAsia"/>
-        </w:rPr>
-        <w:t>.</w:t>
-      </w:r>
-    </w:p>
-    <w:p>
-      <w:pPr>
-        <w:pStyle w:val="ListParagraph"/>
-        <w:numPr>
-          <w:ilvl w:val="1"/>
-          <w:numId w:val="3"/>
-        </w:numPr>
-        <w:jc w:val="both"/>
-        <w:rPr>
-          <w:i/>
-          <w:iCs/>
-        </w:rPr>
-      </w:pPr>
-      <w:r>
-        <w:rPr>
-          <w:rFonts w:hint="eastAsia"/>
-          <w:i/>
-          <w:iCs/>
-        </w:rPr>
-        <w:t>[ANCESTRY]</w:t>
-      </w:r>
-      <w:r>
-        <w:rPr>
-          <w:i/>
-          <w:iCs/>
-        </w:rPr>
-        <w:t>_Clean_passedQC_SNP_</w:t>
-      </w:r>
-      <w:r>
-        <w:rPr>
-          <w:rFonts w:hint="eastAsia"/>
-          <w:i/>
-          <w:iCs/>
-        </w:rPr>
-        <w:t>[MODERATOR]</w:t>
-      </w:r>
-      <w:r>
-        <w:rPr>
-          <w:rFonts w:hint="eastAsia"/>
-          <w:i/>
-          <w:iCs/>
-        </w:rPr>
-        <w:t>.r</w:t>
-      </w:r>
-    </w:p>
-    <w:p>
-      <w:pPr>
-        <w:pStyle w:val="ListParagraph"/>
-        <w:numPr>
-          <w:ilvl w:val="2"/>
-          <w:numId w:val="3"/>
-        </w:numPr>
-        <w:jc w:val="both"/>
-      </w:pPr>
-      <w:r>
-        <w:t>merged_CLEAN</w:t>
-      </w:r>
-      <w:r>
-        <w:rPr>
-          <w:rFonts w:hint="eastAsia"/>
-        </w:rPr>
-        <w:t>3</w:t>
-      </w:r>
-      <w:r>
-        <w:t>.txt</w:t>
-      </w:r>
-      <w:r>
-        <w:rPr>
-          <w:rFonts w:hint="eastAsia"/>
-        </w:rPr>
         <w:t xml:space="preserve"> and</w:t>
       </w:r>
       <w:r>
-        <w:t xml:space="preserve"> </w:t>
-      </w:r>
-      <w:r>
-        <w:t>merged_CLEAN4.txt</w:t>
-      </w:r>
-      <w:r>
-        <w:rPr>
-          <w:rFonts w:hint="eastAsia"/>
-        </w:rPr>
-        <w:t xml:space="preserve"> </w:t>
-      </w:r>
-      <w:r>
-        <w:rPr>
-          <w:rFonts w:hint="eastAsia"/>
-        </w:rPr>
-        <w:t>are</w:t>
-      </w:r>
-      <w:r>
-        <w:rPr>
-          <w:rFonts w:hint="eastAsia"/>
-        </w:rPr>
-        <w:t xml:space="preserve"> generated </w:t>
-      </w:r>
-      <w:r>
-        <w:rPr>
-          <w:rFonts w:hint="eastAsia"/>
-        </w:rPr>
-        <w:t xml:space="preserve">as the final cleaned dataset and </w:t>
-      </w:r>
-      <w:r>
-        <w:rPr>
-          <w:rFonts w:hint="eastAsia"/>
-        </w:rPr>
-        <w:t>are</w:t>
-      </w:r>
-      <w:r>
-        <w:rPr>
-          <w:rFonts w:hint="eastAsia"/>
-        </w:rPr>
-        <w:t xml:space="preserve"> used as an input for the subsequent analyses</w:t>
-      </w:r>
-      <w:r>
-        <w:rPr>
-          <w:rFonts w:hint="eastAsia"/>
-        </w:rPr>
-        <w:t>.</w:t>
-      </w:r>
-    </w:p>
-    <w:p>
-      <w:pPr>
-        <w:pStyle w:val="ListParagraph"/>
-        <w:jc w:val="both"/>
-      </w:pPr>
-      <w:r>
-        <w:rPr>
-          <w:rFonts w:hint="eastAsia"/>
-        </w:rPr>
-        <w:t xml:space="preserve">ANCESTRY </w:t>
-      </w:r>
-      <w:r>
-        <w:rPr>
-          <w:rFonts w:hint="eastAsia"/>
-        </w:rPr>
-        <w:t>refers to</w:t>
-      </w:r>
-      <w:r>
-        <w:rPr>
-          <w:rFonts w:hint="eastAsia"/>
-        </w:rPr>
-        <w:t xml:space="preserve"> one of the following</w:t>
-      </w:r>
-      <w:r>
-        <w:rPr>
-          <w:rFonts w:hint="eastAsia"/>
-        </w:rPr>
-        <w:t xml:space="preserve"> ancestry group</w:t>
-      </w:r>
-      <w:r>
-        <w:rPr>
-          <w:rFonts w:hint="eastAsia"/>
-        </w:rPr>
-        <w:t>s</w:t>
-      </w:r>
-      <w:r>
-        <w:rPr>
-          <w:rFonts w:hint="eastAsia"/>
-        </w:rPr>
-        <w:t>: European, African</w:t>
-      </w:r>
-      <w:r>
-        <w:rPr>
-          <w:rFonts w:hint="eastAsia"/>
-        </w:rPr>
-        <w:t xml:space="preserve"> </w:t>
-      </w:r>
-      <w:r>
-        <w:rPr>
-          <w:rFonts w:hint="eastAsia"/>
-        </w:rPr>
-        <w:t xml:space="preserve">American, Latino, </w:t>
-      </w:r>
-      <w:r>
-        <w:rPr>
-          <w:rFonts w:hint="eastAsia"/>
-        </w:rPr>
-        <w:t>or</w:t>
-      </w:r>
-      <w:r>
-        <w:rPr>
-          <w:rFonts w:hint="eastAsia"/>
-        </w:rPr>
-        <w:t xml:space="preserve"> East</w:t>
-      </w:r>
-      <w:r>
-        <w:rPr>
-          <w:rFonts w:hint="eastAsia"/>
-        </w:rPr>
-        <w:t xml:space="preserve"> </w:t>
-      </w:r>
-      <w:r>
-        <w:rPr>
-          <w:rFonts w:hint="eastAsia"/>
-        </w:rPr>
-        <w:t>Asian</w:t>
-      </w:r>
-      <w:r>
-        <w:rPr>
-          <w:rFonts w:hint="eastAsia"/>
-        </w:rPr>
-        <w:t xml:space="preserve">. </w:t>
-      </w:r>
-      <w:r>
-        <w:rPr>
-          <w:rFonts w:hint="eastAsia"/>
-        </w:rPr>
-        <w:t xml:space="preserve">MODERATOR </w:t>
-      </w:r>
-      <w:r>
-        <w:rPr>
-          <w:rFonts w:hint="eastAsia"/>
-        </w:rPr>
-        <w:t>refers to</w:t>
-      </w:r>
-      <w:r>
-        <w:rPr>
-          <w:rFonts w:hint="eastAsia"/>
-        </w:rPr>
-        <w:t xml:space="preserve"> one of the following</w:t>
-      </w:r>
-      <w:r>
-        <w:rPr>
-          <w:rFonts w:hint="eastAsia"/>
-        </w:rPr>
-        <w:t xml:space="preserve"> analysis dimensions</w:t>
-      </w:r>
-      <w:r>
-        <w:rPr>
-          <w:rFonts w:hint="eastAsia"/>
-        </w:rPr>
-        <w:t>: full, birthyear, gender,</w:t>
-      </w:r>
-      <w:r>
-        <w:rPr>
-          <w:rFonts w:hint="eastAsia"/>
-        </w:rPr>
-        <w:t xml:space="preserve"> or</w:t>
-      </w:r>
-      <w:r>
-        <w:rPr>
-          <w:rFonts w:hint="eastAsia"/>
-        </w:rPr>
-        <w:t xml:space="preserve"> region</w:t>
-      </w:r>
-    </w:p>
-    <w:p>
-      <w:pPr>
-        <w:pStyle w:val="ListParagraph"/>
-        <w:numPr>
-          <w:ilvl w:val="0"/>
-          <w:numId w:val="3"/>
-        </w:numPr>
-        <w:jc w:val="both"/>
-        <w:rPr>
-          <w:b/>
-          <w:bCs/>
-        </w:rPr>
-      </w:pPr>
-      <w:r>
-        <w:rPr>
-          <w:rFonts w:hint="eastAsia"/>
-          <w:b/>
-          <w:bCs/>
-        </w:rPr>
-        <w:t>Heritability</w:t>
-      </w:r>
-    </w:p>
-    <w:p>
-      <w:pPr>
-        <w:pStyle w:val="ListParagraph"/>
-        <w:jc w:val="both"/>
-        <w:rPr>
-          <w:rFonts w:hint="eastAsia"/>
-        </w:rPr>
-      </w:pPr>
-      <w:r>
-        <w:rPr>
-          <w:rFonts w:hint="eastAsia"/>
-        </w:rPr>
-        <w:t>This folder contains bash</w:t>
-      </w:r>
-      <w:r>
-        <w:rPr>
-          <w:rFonts w:hint="eastAsia"/>
-        </w:rPr>
-        <w:t xml:space="preserve"> scripts</w:t>
-      </w:r>
-      <w:r>
-        <w:rPr>
-          <w:rFonts w:hint="eastAsia"/>
-        </w:rPr>
-        <w:t xml:space="preserve"> </w:t>
-      </w:r>
-      <w:r>
-        <w:rPr>
-          <w:rFonts w:hint="eastAsia"/>
-        </w:rPr>
-        <w:t xml:space="preserve">used </w:t>
-      </w:r>
-      <w:r>
-        <w:rPr>
-          <w:rFonts w:hint="eastAsia"/>
-        </w:rPr>
-        <w:t xml:space="preserve">to estimate heritability of </w:t>
-      </w:r>
-      <w:r>
-        <w:t>European</w:t>
-      </w:r>
-      <w:r>
-        <w:rPr>
-          <w:rFonts w:hint="eastAsia"/>
-        </w:rPr>
-        <w:t xml:space="preserve"> ancestry</w:t>
-      </w:r>
-      <w:r>
-        <w:rPr>
-          <w:rFonts w:hint="eastAsia"/>
-        </w:rPr>
-        <w:t xml:space="preserve"> sample</w:t>
-      </w:r>
-      <w:r>
-        <w:rPr>
-          <w:rFonts w:hint="eastAsia"/>
-        </w:rPr>
-        <w:t xml:space="preserve"> and R scripts</w:t>
-      </w:r>
-      <w:r>
-        <w:rPr>
-          <w:rFonts w:hint="eastAsia"/>
-        </w:rPr>
-        <w:t xml:space="preserve"> used</w:t>
-      </w:r>
-      <w:r>
-        <w:rPr>
-          <w:rFonts w:hint="eastAsia"/>
-        </w:rPr>
-        <w:t xml:space="preserve"> to </w:t>
-      </w:r>
-      <w:r>
-        <w:rPr>
-          <w:rFonts w:hint="eastAsia"/>
-        </w:rPr>
-        <w:t>generate</w:t>
-      </w:r>
-      <w:r>
-        <w:rPr>
-          <w:rFonts w:hint="eastAsia"/>
-        </w:rPr>
-        <w:t xml:space="preserve"> </w:t>
-      </w:r>
-      <w:r>
-        <w:rPr>
-          <w:rFonts w:hint="eastAsia"/>
-        </w:rPr>
-        <w:t>figures.</w:t>
-      </w:r>
-      <w:r>
-        <w:rPr>
-          <w:rFonts w:hint="eastAsia"/>
-        </w:rPr>
-        <w:t xml:space="preserve"> </w:t>
-      </w:r>
-      <w:r>
-        <w:rPr>
-          <w:rFonts w:hint="eastAsia"/>
-        </w:rPr>
-        <w:t>SNP heritability is estimated using LDSC</w:t>
-      </w:r>
-      <w:r>
-        <w:rPr>
-          <w:rFonts w:hint="eastAsia"/>
-        </w:rPr>
-        <w:t>.</w:t>
-      </w:r>
-      <w:r>
-        <w:rPr>
-          <w:rFonts w:hint="eastAsia"/>
-        </w:rPr>
-        <w:t xml:space="preserve"> </w:t>
-      </w:r>
-    </w:p>
-    <w:p>
-      <w:pPr>
-        <w:pStyle w:val="ListParagraph"/>
-        <w:numPr>
-          <w:ilvl w:val="1"/>
-          <w:numId w:val="3"/>
-        </w:numPr>
-        <w:jc w:val="both"/>
-        <w:rPr>
-          <w:i/>
-          <w:iCs/>
-        </w:rPr>
-      </w:pPr>
-      <w:r>
-        <w:rPr>
-          <w:i/>
-          <w:iCs/>
-        </w:rPr>
-        <w:t>CLEAN_ldsc_sumstats_european_23andmeSI_MUNGE.sh</w:t>
-      </w:r>
-    </w:p>
-    <w:p>
-      <w:pPr>
-        <w:pStyle w:val="ListParagraph"/>
-        <w:numPr>
-          <w:ilvl w:val="2"/>
-          <w:numId w:val="3"/>
-        </w:numPr>
-        <w:jc w:val="both"/>
-      </w:pPr>
-      <w:r>
-        <w:rPr>
-          <w:rFonts w:hint="eastAsia"/>
-        </w:rPr>
-        <w:t xml:space="preserve">This script </w:t>
-      </w:r>
-      <w:r>
-        <w:rPr>
-          <w:rFonts w:hint="eastAsia"/>
-        </w:rPr>
-        <w:t>munges the GWAS</w:t>
-      </w:r>
-      <w:r>
-        <w:rPr>
-          <w:rFonts w:hint="eastAsia"/>
-        </w:rPr>
-        <w:t xml:space="preserve"> summary statistics</w:t>
-      </w:r>
-      <w:r>
-        <w:rPr>
-          <w:rFonts w:hint="eastAsia"/>
-        </w:rPr>
-        <w:t xml:space="preserve"> of smoking initiation</w:t>
-      </w:r>
-      <w:r>
-        <w:rPr>
-          <w:rFonts w:hint="eastAsia"/>
-        </w:rPr>
-        <w:t xml:space="preserve"> </w:t>
-      </w:r>
-      <w:r>
-        <w:rPr>
-          <w:rFonts w:hint="eastAsia"/>
-        </w:rPr>
-        <w:t>to</w:t>
-      </w:r>
-      <w:r>
-        <w:rPr>
-          <w:rFonts w:hint="eastAsia"/>
-        </w:rPr>
-        <w:t xml:space="preserve"> use in LDSC analyses</w:t>
-      </w:r>
-      <w:r>
-        <w:rPr>
-          <w:rFonts w:hint="eastAsia"/>
-        </w:rPr>
-        <w:t>.</w:t>
-      </w:r>
-    </w:p>
-    <w:p>
-      <w:pPr>
-        <w:pStyle w:val="ListParagraph"/>
-        <w:numPr>
-          <w:ilvl w:val="1"/>
-          <w:numId w:val="3"/>
-        </w:numPr>
-        <w:jc w:val="both"/>
-        <w:rPr>
-          <w:i/>
-          <w:iCs/>
-        </w:rPr>
-      </w:pPr>
-      <w:r>
-        <w:rPr>
-          <w:i/>
-          <w:iCs/>
-        </w:rPr>
-        <w:t>European_Heritability</w:t>
-      </w:r>
-      <w:r>
-        <w:rPr>
-          <w:rFonts w:hint="eastAsia"/>
-          <w:i/>
-          <w:iCs/>
-        </w:rPr>
-        <w:t>.sh</w:t>
-      </w:r>
-    </w:p>
-    <w:p>
-      <w:pPr>
-        <w:pStyle w:val="ListParagraph"/>
-        <w:numPr>
-          <w:ilvl w:val="2"/>
-          <w:numId w:val="3"/>
-        </w:numPr>
-        <w:jc w:val="both"/>
-      </w:pPr>
-      <w:r>
-        <w:rPr>
-          <w:rFonts w:hint="eastAsia"/>
-        </w:rPr>
-        <w:t xml:space="preserve">This script </w:t>
-      </w:r>
-      <w:r>
-        <w:rPr>
-          <w:rFonts w:hint="eastAsia"/>
-        </w:rPr>
-        <w:t>estimates</w:t>
-      </w:r>
-      <w:r>
-        <w:rPr>
-          <w:rFonts w:hint="eastAsia"/>
-        </w:rPr>
-        <w:t xml:space="preserve"> SNP</w:t>
-      </w:r>
-      <w:r>
-        <w:rPr>
-          <w:rFonts w:hint="eastAsia"/>
-        </w:rPr>
-        <w:t xml:space="preserve"> heritability </w:t>
-      </w:r>
-      <w:r>
-        <w:rPr>
-          <w:rFonts w:hint="eastAsia"/>
-        </w:rPr>
-        <w:t>using LDSC</w:t>
-      </w:r>
-      <w:r>
-        <w:rPr>
-          <w:rFonts w:hint="eastAsia"/>
-        </w:rPr>
-        <w:t>.</w:t>
-      </w:r>
-    </w:p>
-    <w:p>
-      <w:pPr>
-        <w:pStyle w:val="ListParagraph"/>
-        <w:numPr>
-          <w:ilvl w:val="1"/>
-          <w:numId w:val="3"/>
-        </w:numPr>
-        <w:jc w:val="both"/>
-        <w:rPr>
-          <w:i/>
-          <w:iCs/>
-        </w:rPr>
-      </w:pPr>
-      <w:r>
-        <w:rPr>
-          <w:i/>
-          <w:iCs/>
-        </w:rPr>
-        <w:t>European_Heritability_Tables_Figures</w:t>
-      </w:r>
-      <w:r>
-        <w:rPr>
-          <w:rFonts w:hint="eastAsia"/>
-          <w:i/>
-          <w:iCs/>
-        </w:rPr>
-        <w:t>.r</w:t>
-      </w:r>
-    </w:p>
-    <w:p>
-      <w:pPr>
-        <w:pStyle w:val="ListParagraph"/>
-        <w:numPr>
-          <w:ilvl w:val="2"/>
-          <w:numId w:val="3"/>
-        </w:numPr>
-        <w:jc w:val="both"/>
-      </w:pPr>
-      <w:r>
-        <w:rPr>
-          <w:rFonts w:hint="eastAsia"/>
-        </w:rPr>
-        <w:t xml:space="preserve">This script generates figures </w:t>
-      </w:r>
-      <w:r>
-        <w:rPr>
-          <w:rFonts w:hint="eastAsia"/>
-        </w:rPr>
-        <w:t>summarizing the SNP</w:t>
-      </w:r>
-      <w:r>
-        <w:rPr>
-          <w:rFonts w:hint="eastAsia"/>
-        </w:rPr>
-        <w:t xml:space="preserve"> heritability estimates.</w:t>
-      </w:r>
-    </w:p>
-    <w:p>
-      <w:pPr>
-        <w:pStyle w:val="ListParagraph"/>
-        <w:numPr>
-          <w:ilvl w:val="0"/>
-          <w:numId w:val="3"/>
-        </w:numPr>
-        <w:jc w:val="both"/>
-        <w:rPr>
-          <w:b/>
-          <w:bCs/>
-        </w:rPr>
-      </w:pPr>
-      <w:r>
-        <w:rPr>
-          <w:rFonts w:hint="eastAsia"/>
-          <w:b/>
-          <w:bCs/>
-        </w:rPr>
-        <w:t>Genetic Correlation</w:t>
-      </w:r>
-    </w:p>
-    <w:p>
-      <w:pPr>
-        <w:pStyle w:val="ListParagraph"/>
-        <w:jc w:val="both"/>
-      </w:pPr>
-      <w:r>
-        <w:rPr>
-          <w:rFonts w:hint="eastAsia"/>
-        </w:rPr>
-        <w:t>This folder contains two subfolders</w:t>
-      </w:r>
-      <w:r>
-        <w:rPr>
-          <w:rFonts w:hint="eastAsia"/>
-        </w:rPr>
-        <w:t>.</w:t>
-      </w:r>
-      <w:r>
-        <w:rPr>
-          <w:rFonts w:hint="eastAsia"/>
-        </w:rPr>
-        <w:t xml:space="preserve"> </w:t>
-      </w:r>
-      <w:r>
-        <w:t>Genetic_Correlation_SI_Subgroups</w:t>
-      </w:r>
-      <w:r>
-        <w:rPr>
-          <w:rFonts w:hint="eastAsia"/>
-        </w:rPr>
-        <w:t xml:space="preserve"> subfolder includes </w:t>
-      </w:r>
-      <w:r>
-        <w:rPr>
-          <w:rFonts w:hint="eastAsia"/>
-        </w:rPr>
-        <w:t xml:space="preserve">bash and R scripts used to estimate genetic correlation of smoking initiation across subgroups. </w:t>
-      </w:r>
-      <w:r>
-        <w:t>Genetic_Correlation_SI_Other_Traits</w:t>
-      </w:r>
-      <w:r>
-        <w:rPr>
-          <w:rFonts w:hint="eastAsia"/>
-        </w:rPr>
-        <w:t xml:space="preserve"> sub</w:t>
-      </w:r>
-      <w:r>
-        <w:rPr>
-          <w:rFonts w:hint="eastAsia"/>
-        </w:rPr>
-        <w:t>folder includes bash and R scripts used to estimate genetic correlation between smoking initiation and other traits.</w:t>
-      </w:r>
-    </w:p>
-    <w:p>
-      <w:pPr>
-        <w:pStyle w:val="ListParagraph"/>
-        <w:jc w:val="both"/>
-        <w:rPr>
-          <w:rFonts w:hint="eastAsia"/>
-          <w:i/>
-          <w:iCs/>
-        </w:rPr>
-      </w:pPr>
-      <w:r>
-        <w:rPr>
-          <w:i/>
-          <w:iCs/>
-        </w:rPr>
-        <w:t>Genetic_Correlation_SI_Subgroups</w:t>
-      </w:r>
-    </w:p>
-    <w:p>
-      <w:pPr>
-        <w:pStyle w:val="ListParagraph"/>
-        <w:numPr>
-          <w:ilvl w:val="1"/>
-          <w:numId w:val="3"/>
-        </w:numPr>
-        <w:jc w:val="both"/>
-        <w:rPr>
-          <w:i/>
-          <w:iCs/>
-        </w:rPr>
-      </w:pPr>
-      <w:r>
-        <w:rPr>
-          <w:i/>
-          <w:iCs/>
-        </w:rPr>
-        <w:t>European_Genetic_Correlation_23andmeSI</w:t>
-      </w:r>
-      <w:r>
-        <w:rPr>
-          <w:rFonts w:hint="eastAsia"/>
-          <w:i/>
-          <w:iCs/>
-        </w:rPr>
-        <w:t>.sh</w:t>
-      </w:r>
-    </w:p>
-    <w:p>
-      <w:pPr>
-        <w:pStyle w:val="ListParagraph"/>
-        <w:numPr>
-          <w:ilvl w:val="2"/>
-          <w:numId w:val="3"/>
-        </w:numPr>
-        <w:jc w:val="both"/>
-      </w:pPr>
-      <w:r>
-        <w:rPr>
-          <w:rFonts w:hint="eastAsia"/>
-        </w:rPr>
-        <w:t>This script estimates genetic correlation between subgroups using munged G</w:t>
-      </w:r>
-      <w:r>
-        <w:rPr>
-          <w:rFonts w:hint="eastAsia"/>
-        </w:rPr>
-        <w:t>WAS summary statistics of smoking initiation</w:t>
-      </w:r>
-      <w:r>
-        <w:rPr>
-          <w:rFonts w:hint="eastAsia"/>
-        </w:rPr>
-        <w:t xml:space="preserve"> using LDSC.</w:t>
-      </w:r>
-    </w:p>
-    <w:p>
-      <w:pPr>
-        <w:pStyle w:val="ListParagraph"/>
-        <w:numPr>
-          <w:ilvl w:val="1"/>
-          <w:numId w:val="3"/>
-        </w:numPr>
-        <w:jc w:val="both"/>
-      </w:pPr>
-      <w:r>
-        <w:rPr>
-          <w:i/>
-          <w:iCs/>
-        </w:rPr>
-        <w:t>European_Genetic_Correlation_23andmeSI_Tables_Figures</w:t>
-      </w:r>
-      <w:r>
-        <w:rPr>
-          <w:rFonts w:hint="eastAsia"/>
-          <w:i/>
-          <w:iCs/>
-        </w:rPr>
-        <w:t>.</w:t>
-      </w:r>
-      <w:r>
-        <w:rPr>
-          <w:rFonts w:hint="eastAsia"/>
-          <w:i/>
-          <w:iCs/>
-        </w:rPr>
-        <w:t>r</w:t>
-      </w:r>
-    </w:p>
-    <w:p>
-      <w:pPr>
-        <w:pStyle w:val="ListParagraph"/>
-        <w:numPr>
-          <w:ilvl w:val="2"/>
-          <w:numId w:val="3"/>
-        </w:numPr>
-        <w:jc w:val="both"/>
-      </w:pPr>
-      <w:r>
-        <w:rPr>
-          <w:rFonts w:hint="eastAsia"/>
-        </w:rPr>
-        <w:t>This script generates figures summarizing the genetic correlation estimates</w:t>
-      </w:r>
-    </w:p>
-    <w:p>
-      <w:pPr>
-        <w:pStyle w:val="ListParagraph"/>
-        <w:jc w:val="both"/>
-        <w:rPr>
-          <w:i/>
-          <w:iCs/>
-        </w:rPr>
-      </w:pPr>
-      <w:r>
-        <w:rPr>
-          <w:i/>
-          <w:iCs/>
-        </w:rPr>
-        <w:lastRenderedPageBreak/>
-        <w:t>Genetic_Correlation_SI_Other_Traits</w:t>
-      </w:r>
-    </w:p>
-    <w:p>
-      <w:pPr>
-        <w:pStyle w:val="ListParagraph"/>
-        <w:numPr>
-          <w:ilvl w:val="1"/>
-          <w:numId w:val="3"/>
-        </w:numPr>
-        <w:jc w:val="both"/>
-        <w:rPr>
-          <w:rFonts w:hint="eastAsia"/>
-        </w:rPr>
-      </w:pPr>
-    </w:p>
-    <w:p>
-      <w:pPr>
-        <w:pStyle w:val="ListParagraph"/>
-        <w:numPr>
-          <w:ilvl w:val="0"/>
-          <w:numId w:val="3"/>
-        </w:numPr>
-        <w:jc w:val="both"/>
-      </w:pPr>
-      <w:r>
-        <w:rPr>
-          <w:rFonts w:hint="eastAsia"/>
-        </w:rPr>
-        <w:t>Meta-</w:t>
-      </w:r>
-      <w:r>
-        <w:rPr>
-          <w:rFonts w:hint="eastAsia"/>
-        </w:rPr>
-        <w:t>A</w:t>
-      </w:r>
-      <w:r>
-        <w:rPr>
-          <w:rFonts w:hint="eastAsia"/>
-        </w:rPr>
-        <w:t>nalysis</w:t>
-      </w:r>
-    </w:p>
-    <w:p>
-      <w:pPr>
-        <w:pStyle w:val="ListParagraph"/>
-        <w:numPr>
-          <w:ilvl w:val="0"/>
-          <w:numId w:val="3"/>
-        </w:numPr>
-        <w:jc w:val="both"/>
-      </w:pPr>
-      <w:r>
-        <w:rPr>
-          <w:rFonts w:hint="eastAsia"/>
-        </w:rPr>
-        <w:t>Popcorn</w:t>
-      </w:r>
-    </w:p>
-    <w:p>
-      <w:pPr>
-        <w:pStyle w:val="ListParagraph"/>
-        <w:numPr>
-          <w:ilvl w:val="0"/>
-          <w:numId w:val="3"/>
-        </w:numPr>
-        <w:jc w:val="both"/>
-      </w:pPr>
-      <w:r>
-        <w:rPr>
-          <w:rFonts w:hint="eastAsia"/>
-        </w:rPr>
-        <w:t>FUMA</w:t>
-      </w:r>
-    </w:p>
-    <w:p>
-      <w:pPr>
-        <w:pStyle w:val="ListParagraph"/>
-        <w:numPr>
-          <w:ilvl w:val="0"/>
-          <w:numId w:val="3"/>
-        </w:numPr>
-        <w:jc w:val="both"/>
-      </w:pPr>
-      <w:r>
-        <w:rPr>
-          <w:rFonts w:hint="eastAsia"/>
-        </w:rPr>
-        <w:t>Fine-</w:t>
-      </w:r>
-      <w:r>
-        <w:rPr>
-          <w:rFonts w:hint="eastAsia"/>
-        </w:rPr>
-        <w:t>M</w:t>
-      </w:r>
-      <w:r>
-        <w:rPr>
-          <w:rFonts w:hint="eastAsia"/>
-        </w:rPr>
-        <w:t>apping</w:t>
-      </w:r>
-    </w:p>
-    <w:p>
-      <w:pPr>
-        <w:pStyle w:val="ListParagraph"/>
-        <w:numPr>
-          <w:ilvl w:val="0"/>
-          <w:numId w:val="3"/>
-        </w:numPr>
-        <w:jc w:val="both"/>
-      </w:pPr>
-      <w:r>
-        <w:rPr>
-          <w:rFonts w:hint="eastAsia"/>
-        </w:rPr>
-        <w:t>Generalized Least Squares Model</w:t>
-      </w:r>
-    </w:p>
-    <w:p>
-      <w:pPr>
-        <w:pStyle w:val="ListParagraph"/>
-        <w:numPr>
-          <w:ilvl w:val="1"/>
-          <w:numId w:val="3"/>
-        </w:numPr>
-        <w:jc w:val="both"/>
-      </w:pPr>
-    </w:p>
-    <w:p>
-      <w:pPr>
-        <w:pStyle w:val="ListParagraph"/>
-        <w:numPr>
-          <w:ilvl w:val="0"/>
-          <w:numId w:val="3"/>
-        </w:numPr>
-        <w:jc w:val="both"/>
-      </w:pPr>
-      <w:r>
-        <w:rPr>
-          <w:rFonts w:hint="eastAsia"/>
-        </w:rPr>
-        <w:t>AR model</w:t>
-      </w:r>
-    </w:p>
-    <w:p>
-      <w:pPr>
-        <w:pStyle w:val="ListParagraph"/>
-        <w:numPr>
-          <w:ilvl w:val="0"/>
-          <w:numId w:val="3"/>
-        </w:numPr>
-        <w:jc w:val="both"/>
-      </w:pPr>
-      <w:r>
-        <w:rPr>
-          <w:rFonts w:hint="eastAsia"/>
-        </w:rPr>
-        <w:t>Survival Analysis Simulation</w:t>
-      </w:r>
-    </w:p>
-    <w:p>
-      <w:pPr>
-        <w:pStyle w:val="ListParagraph"/>
-        <w:numPr>
-          <w:ilvl w:val="0"/>
-          <w:numId w:val="3"/>
-        </w:numPr>
-        <w:jc w:val="both"/>
-      </w:pPr>
-      <w:r>
-        <w:rPr>
-          <w:rFonts w:hint="eastAsia"/>
-        </w:rPr>
-        <w:t xml:space="preserve">Other </w:t>
-      </w:r>
-      <w:r>
-        <w:rPr>
-          <w:rFonts w:hint="eastAsia"/>
-        </w:rPr>
-        <w:t>C</w:t>
-      </w:r>
-      <w:r>
-        <w:rPr>
-          <w:rFonts w:hint="eastAsia"/>
-        </w:rPr>
-        <w:t>odes</w:t>
-      </w:r>
-    </w:p>
-    <w:p>
-      <w:pPr>
-        <w:pStyle w:val="ListParagraph"/>
-        <w:numPr>
-          <w:ilvl w:val="1"/>
-          <w:numId w:val="3"/>
-        </w:numPr>
-        <w:jc w:val="both"/>
-      </w:pPr>
-      <w:r>
-        <w:rPr>
-          <w:rFonts w:hint="eastAsia"/>
-        </w:rPr>
-        <w:t>UpSet plot figure</w:t>
-      </w:r>
-    </w:p>
-    <w:p>
-      <w:pPr>
-        <w:jc w:val="both"/>
-        <w:rPr>
+        <w:rPr>
+          <w:rFonts w:hint="eastAsia"/>
           <w:b/>
           <w:bCs/>
           <w:sz w:val="28"/>
           <w:szCs w:val="28"/>
         </w:rPr>
-      </w:pPr>
-      <w:r>
-        <w:rPr>
+        <w:t xml:space="preserve"> </w:t>
+      </w:r>
+      <w:r>
+        <w:rPr>
+          <w:rFonts w:hint="eastAsia"/>
           <w:b/>
           <w:bCs/>
           <w:sz w:val="28"/>
           <w:szCs w:val="28"/>
         </w:rPr>
+        <w:t>Analysis</w:t>
+      </w:r>
+    </w:p>
+    <w:p>
+      <w:pPr>
+        <w:pStyle w:val="ListParagraph"/>
+        <w:numPr>
+          <w:ilvl w:val="0"/>
+          <w:numId w:val="3"/>
+        </w:numPr>
+        <w:jc w:val="both"/>
+        <w:rPr>
+          <w:b/>
+          <w:bCs/>
+        </w:rPr>
+      </w:pPr>
+      <w:r>
+        <w:rPr>
+          <w:rFonts w:hint="eastAsia"/>
+          <w:b/>
+          <w:bCs/>
+        </w:rPr>
+        <w:t>Data</w:t>
+      </w:r>
+      <w:r>
+        <w:rPr>
+          <w:rFonts w:hint="eastAsia"/>
+          <w:b/>
+          <w:bCs/>
+        </w:rPr>
+        <w:t xml:space="preserve"> </w:t>
+      </w:r>
+      <w:r>
+        <w:rPr>
+          <w:rFonts w:hint="eastAsia"/>
+          <w:b/>
+          <w:bCs/>
+        </w:rPr>
+        <w:t>cleaning</w:t>
+      </w:r>
+    </w:p>
+    <w:p>
+      <w:pPr>
+        <w:pStyle w:val="ListParagraph"/>
+        <w:jc w:val="both"/>
+      </w:pPr>
+      <w:r>
+        <w:rPr>
+          <w:rFonts w:hint="eastAsia"/>
+        </w:rPr>
+        <w:t xml:space="preserve">This folder </w:t>
+      </w:r>
+      <w:r>
+        <w:rPr>
+          <w:rFonts w:hint="eastAsia"/>
+        </w:rPr>
+        <w:t>contain</w:t>
+      </w:r>
+      <w:r>
+        <w:rPr>
+          <w:rFonts w:hint="eastAsia"/>
+        </w:rPr>
+        <w:t>s subfolders for each ancestry</w:t>
+      </w:r>
+      <w:r>
+        <w:rPr>
+          <w:rFonts w:hint="eastAsia"/>
+        </w:rPr>
+        <w:t xml:space="preserve"> group</w:t>
+      </w:r>
+      <w:r>
+        <w:rPr>
+          <w:rFonts w:hint="eastAsia"/>
+        </w:rPr>
+        <w:t xml:space="preserve"> (European, African American, Latino, and East Asian)</w:t>
+      </w:r>
+      <w:r>
+        <w:rPr>
+          <w:rFonts w:hint="eastAsia"/>
+        </w:rPr>
+        <w:t>.</w:t>
+      </w:r>
+      <w:r>
+        <w:rPr>
+          <w:rFonts w:hint="eastAsia"/>
+        </w:rPr>
+        <w:t xml:space="preserve"> </w:t>
+      </w:r>
+      <w:r>
+        <w:rPr>
+          <w:rFonts w:hint="eastAsia"/>
+        </w:rPr>
+        <w:t>E</w:t>
+      </w:r>
+      <w:r>
+        <w:rPr>
+          <w:rFonts w:hint="eastAsia"/>
+        </w:rPr>
+        <w:t>ach</w:t>
+      </w:r>
+      <w:r>
+        <w:rPr>
+          <w:rFonts w:hint="eastAsia"/>
+        </w:rPr>
+        <w:t xml:space="preserve"> subfolder</w:t>
+      </w:r>
+      <w:r>
+        <w:rPr>
+          <w:rFonts w:hint="eastAsia"/>
+        </w:rPr>
+        <w:t xml:space="preserve"> contain</w:t>
+      </w:r>
+      <w:r>
+        <w:rPr>
+          <w:rFonts w:hint="eastAsia"/>
+        </w:rPr>
+        <w:t>s</w:t>
+      </w:r>
+      <w:r>
+        <w:rPr>
+          <w:rFonts w:hint="eastAsia"/>
+        </w:rPr>
+        <w:t xml:space="preserve"> R scripts </w:t>
+      </w:r>
+      <w:r>
+        <w:rPr>
+          <w:rFonts w:hint="eastAsia"/>
+        </w:rPr>
+        <w:t xml:space="preserve">used </w:t>
+      </w:r>
+      <w:r>
+        <w:rPr>
+          <w:rFonts w:hint="eastAsia"/>
+        </w:rPr>
+        <w:t>to clean the raw data</w:t>
+      </w:r>
+      <w:r>
+        <w:rPr>
+          <w:rFonts w:hint="eastAsia"/>
+        </w:rPr>
+        <w:t xml:space="preserve"> GWAS</w:t>
+      </w:r>
+      <w:r>
+        <w:rPr>
+          <w:rFonts w:hint="eastAsia"/>
+        </w:rPr>
+        <w:t xml:space="preserve"> file </w:t>
+      </w:r>
+      <w:r>
+        <w:rPr>
+          <w:rFonts w:hint="eastAsia"/>
+        </w:rPr>
+        <w:t>provided</w:t>
+      </w:r>
+      <w:r>
+        <w:rPr>
+          <w:rFonts w:hint="eastAsia"/>
+        </w:rPr>
+        <w:t xml:space="preserve"> by the 23andMe Research Institute. Run the scripts in the following order.</w:t>
+      </w:r>
+    </w:p>
+    <w:p>
+      <w:pPr>
+        <w:pStyle w:val="ListParagraph"/>
+        <w:numPr>
+          <w:ilvl w:val="1"/>
+          <w:numId w:val="3"/>
+        </w:numPr>
+        <w:jc w:val="both"/>
+        <w:rPr>
+          <w:i/>
+          <w:iCs/>
+        </w:rPr>
+      </w:pPr>
+      <w:r>
+        <w:rPr>
+          <w:rFonts w:hint="eastAsia"/>
+          <w:i/>
+          <w:iCs/>
+        </w:rPr>
+        <w:t>[ANCESTRY]_</w:t>
+      </w:r>
+      <w:proofErr w:type="spellStart"/>
+      <w:r>
+        <w:rPr>
+          <w:rFonts w:hint="eastAsia"/>
+          <w:i/>
+          <w:iCs/>
+        </w:rPr>
+        <w:t>Clean_DAT</w:t>
+      </w:r>
+      <w:proofErr w:type="spellEnd"/>
+      <w:r>
+        <w:rPr>
+          <w:rFonts w:hint="eastAsia"/>
+          <w:i/>
+          <w:iCs/>
+        </w:rPr>
+        <w:t>_[</w:t>
+      </w:r>
+      <w:r>
+        <w:rPr>
+          <w:rFonts w:hint="eastAsia"/>
+          <w:i/>
+          <w:iCs/>
+        </w:rPr>
+        <w:t>MODERATOR</w:t>
+      </w:r>
+      <w:proofErr w:type="gramStart"/>
+      <w:r>
+        <w:rPr>
+          <w:rFonts w:hint="eastAsia"/>
+          <w:i/>
+          <w:iCs/>
+        </w:rPr>
+        <w:t>]</w:t>
+      </w:r>
+      <w:r>
+        <w:rPr>
+          <w:rFonts w:hint="eastAsia"/>
+          <w:i/>
+          <w:iCs/>
+        </w:rPr>
+        <w:t>.r</w:t>
+      </w:r>
+      <w:proofErr w:type="gramEnd"/>
+    </w:p>
+    <w:p>
+      <w:pPr>
+        <w:pStyle w:val="ListParagraph"/>
+        <w:numPr>
+          <w:ilvl w:val="2"/>
+          <w:numId w:val="3"/>
+        </w:numPr>
+        <w:jc w:val="both"/>
+      </w:pPr>
+      <w:r>
+        <w:t>ever_tobacco_user_passed.txt</w:t>
+      </w:r>
+      <w:r>
+        <w:rPr>
+          <w:rFonts w:hint="eastAsia"/>
+        </w:rPr>
+        <w:t xml:space="preserve"> is </w:t>
+      </w:r>
+      <w:r>
+        <w:rPr>
+          <w:rFonts w:hint="eastAsia"/>
+        </w:rPr>
+        <w:t>generated</w:t>
+      </w:r>
+      <w:r>
+        <w:rPr>
+          <w:rFonts w:hint="eastAsia"/>
+        </w:rPr>
+        <w:t xml:space="preserve"> as </w:t>
+      </w:r>
+      <w:r>
+        <w:rPr>
+          <w:rFonts w:hint="eastAsia"/>
+        </w:rPr>
+        <w:t>the</w:t>
+      </w:r>
+      <w:r>
+        <w:rPr>
+          <w:rFonts w:hint="eastAsia"/>
+        </w:rPr>
+        <w:t xml:space="preserve"> output</w:t>
+      </w:r>
+      <w:r>
+        <w:rPr>
+          <w:rFonts w:hint="eastAsia"/>
+        </w:rPr>
+        <w:t xml:space="preserve"> of this setup</w:t>
+      </w:r>
+      <w:r>
+        <w:rPr>
+          <w:rFonts w:hint="eastAsia"/>
+        </w:rPr>
+        <w:t xml:space="preserve"> and </w:t>
+      </w:r>
+      <w:r>
+        <w:rPr>
+          <w:rFonts w:hint="eastAsia"/>
+        </w:rPr>
+        <w:t>is</w:t>
+      </w:r>
+      <w:r>
+        <w:rPr>
+          <w:rFonts w:hint="eastAsia"/>
+        </w:rPr>
+        <w:t xml:space="preserve"> used </w:t>
+      </w:r>
+      <w:r>
+        <w:rPr>
+          <w:rFonts w:hint="eastAsia"/>
+        </w:rPr>
+        <w:t>as the input for the subsequent data cleaning step</w:t>
+      </w:r>
+      <w:r>
+        <w:rPr>
+          <w:rFonts w:hint="eastAsia"/>
+        </w:rPr>
+        <w:t>.</w:t>
+      </w:r>
+    </w:p>
+    <w:p>
+      <w:pPr>
+        <w:pStyle w:val="ListParagraph"/>
+        <w:numPr>
+          <w:ilvl w:val="1"/>
+          <w:numId w:val="3"/>
+        </w:numPr>
+        <w:jc w:val="both"/>
+        <w:rPr>
+          <w:i/>
+          <w:iCs/>
+        </w:rPr>
+      </w:pPr>
+      <w:r>
+        <w:rPr>
+          <w:rFonts w:hint="eastAsia"/>
+          <w:i/>
+          <w:iCs/>
+        </w:rPr>
+        <w:t>[ANCESTRY]</w:t>
+      </w:r>
+      <w:r>
+        <w:rPr>
+          <w:i/>
+          <w:iCs/>
+        </w:rPr>
+        <w:t>_</w:t>
+      </w:r>
+      <w:proofErr w:type="spellStart"/>
+      <w:r>
+        <w:rPr>
+          <w:i/>
+          <w:iCs/>
+        </w:rPr>
+        <w:t>Clean_passedQC_SNP</w:t>
+      </w:r>
+      <w:proofErr w:type="spellEnd"/>
+      <w:r>
+        <w:rPr>
+          <w:i/>
+          <w:iCs/>
+        </w:rPr>
+        <w:t>_</w:t>
+      </w:r>
+      <w:r>
+        <w:rPr>
+          <w:rFonts w:hint="eastAsia"/>
+          <w:i/>
+          <w:iCs/>
+        </w:rPr>
+        <w:t>[MODERATOR</w:t>
+      </w:r>
+      <w:proofErr w:type="gramStart"/>
+      <w:r>
+        <w:rPr>
+          <w:rFonts w:hint="eastAsia"/>
+          <w:i/>
+          <w:iCs/>
+        </w:rPr>
+        <w:t>]</w:t>
+      </w:r>
+      <w:r>
+        <w:rPr>
+          <w:rFonts w:hint="eastAsia"/>
+          <w:i/>
+          <w:iCs/>
+        </w:rPr>
+        <w:t>.r</w:t>
+      </w:r>
+      <w:proofErr w:type="gramEnd"/>
+    </w:p>
+    <w:p>
+      <w:pPr>
+        <w:pStyle w:val="ListParagraph"/>
+        <w:numPr>
+          <w:ilvl w:val="2"/>
+          <w:numId w:val="3"/>
+        </w:numPr>
+        <w:jc w:val="both"/>
+      </w:pPr>
+      <w:r>
+        <w:t>merged_CLEAN</w:t>
+      </w:r>
+      <w:r>
+        <w:rPr>
+          <w:rFonts w:hint="eastAsia"/>
+        </w:rPr>
+        <w:t>3</w:t>
+      </w:r>
+      <w:r>
+        <w:t>.txt</w:t>
+      </w:r>
+      <w:r>
+        <w:rPr>
+          <w:rFonts w:hint="eastAsia"/>
+        </w:rPr>
+        <w:t xml:space="preserve"> and</w:t>
+      </w:r>
+      <w:r>
+        <w:t xml:space="preserve"> </w:t>
+      </w:r>
+      <w:r>
+        <w:t>merged_CLEAN4.txt</w:t>
+      </w:r>
+      <w:r>
+        <w:rPr>
+          <w:rFonts w:hint="eastAsia"/>
+        </w:rPr>
+        <w:t xml:space="preserve"> </w:t>
+      </w:r>
+      <w:r>
+        <w:rPr>
+          <w:rFonts w:hint="eastAsia"/>
+        </w:rPr>
+        <w:t>are</w:t>
+      </w:r>
+      <w:r>
+        <w:rPr>
+          <w:rFonts w:hint="eastAsia"/>
+        </w:rPr>
+        <w:t xml:space="preserve"> generated </w:t>
+      </w:r>
+      <w:r>
+        <w:rPr>
+          <w:rFonts w:hint="eastAsia"/>
+        </w:rPr>
+        <w:t xml:space="preserve">as the final cleaned dataset and </w:t>
+      </w:r>
+      <w:r>
+        <w:rPr>
+          <w:rFonts w:hint="eastAsia"/>
+        </w:rPr>
+        <w:t>are</w:t>
+      </w:r>
+      <w:r>
+        <w:rPr>
+          <w:rFonts w:hint="eastAsia"/>
+        </w:rPr>
+        <w:t xml:space="preserve"> used as an input for the subsequent analyses</w:t>
+      </w:r>
+      <w:r>
+        <w:rPr>
+          <w:rFonts w:hint="eastAsia"/>
+        </w:rPr>
+        <w:t>.</w:t>
+      </w:r>
+    </w:p>
+    <w:p>
+      <w:pPr>
+        <w:pStyle w:val="ListParagraph"/>
+        <w:jc w:val="both"/>
+      </w:pPr>
+      <w:r>
+        <w:rPr>
+          <w:rFonts w:hint="eastAsia"/>
+        </w:rPr>
+        <w:t xml:space="preserve">ANCESTRY </w:t>
+      </w:r>
+      <w:r>
+        <w:rPr>
+          <w:rFonts w:hint="eastAsia"/>
+        </w:rPr>
+        <w:t>refers to</w:t>
+      </w:r>
+      <w:r>
+        <w:rPr>
+          <w:rFonts w:hint="eastAsia"/>
+        </w:rPr>
+        <w:t xml:space="preserve"> one of the following</w:t>
+      </w:r>
+      <w:r>
+        <w:rPr>
+          <w:rFonts w:hint="eastAsia"/>
+        </w:rPr>
+        <w:t xml:space="preserve"> ancestry group</w:t>
+      </w:r>
+      <w:r>
+        <w:rPr>
+          <w:rFonts w:hint="eastAsia"/>
+        </w:rPr>
+        <w:t>s</w:t>
+      </w:r>
+      <w:r>
+        <w:rPr>
+          <w:rFonts w:hint="eastAsia"/>
+        </w:rPr>
+        <w:t>: European, African</w:t>
+      </w:r>
+      <w:r>
+        <w:rPr>
+          <w:rFonts w:hint="eastAsia"/>
+        </w:rPr>
+        <w:t xml:space="preserve"> </w:t>
+      </w:r>
+      <w:r>
+        <w:rPr>
+          <w:rFonts w:hint="eastAsia"/>
+        </w:rPr>
+        <w:t xml:space="preserve">American, Latino, </w:t>
+      </w:r>
+      <w:r>
+        <w:rPr>
+          <w:rFonts w:hint="eastAsia"/>
+        </w:rPr>
+        <w:t>or</w:t>
+      </w:r>
+      <w:r>
+        <w:rPr>
+          <w:rFonts w:hint="eastAsia"/>
+        </w:rPr>
+        <w:t xml:space="preserve"> East</w:t>
+      </w:r>
+      <w:r>
+        <w:rPr>
+          <w:rFonts w:hint="eastAsia"/>
+        </w:rPr>
+        <w:t xml:space="preserve"> </w:t>
+      </w:r>
+      <w:r>
+        <w:rPr>
+          <w:rFonts w:hint="eastAsia"/>
+        </w:rPr>
+        <w:t>Asian</w:t>
+      </w:r>
+      <w:r>
+        <w:rPr>
+          <w:rFonts w:hint="eastAsia"/>
+        </w:rPr>
+        <w:t xml:space="preserve">. </w:t>
+      </w:r>
+      <w:r>
+        <w:rPr>
+          <w:rFonts w:hint="eastAsia"/>
+        </w:rPr>
+        <w:t xml:space="preserve">MODERATOR </w:t>
+      </w:r>
+      <w:r>
+        <w:rPr>
+          <w:rFonts w:hint="eastAsia"/>
+        </w:rPr>
+        <w:t>refers to</w:t>
+      </w:r>
+      <w:r>
+        <w:rPr>
+          <w:rFonts w:hint="eastAsia"/>
+        </w:rPr>
+        <w:t xml:space="preserve"> one of the following</w:t>
+      </w:r>
+      <w:r>
+        <w:rPr>
+          <w:rFonts w:hint="eastAsia"/>
+        </w:rPr>
+        <w:t xml:space="preserve"> analysis dimensions</w:t>
+      </w:r>
+      <w:r>
+        <w:rPr>
+          <w:rFonts w:hint="eastAsia"/>
+        </w:rPr>
+        <w:t>: full, birthyear, gender,</w:t>
+      </w:r>
+      <w:r>
+        <w:rPr>
+          <w:rFonts w:hint="eastAsia"/>
+        </w:rPr>
+        <w:t xml:space="preserve"> or</w:t>
+      </w:r>
+      <w:r>
+        <w:rPr>
+          <w:rFonts w:hint="eastAsia"/>
+        </w:rPr>
+        <w:t xml:space="preserve"> region</w:t>
+      </w:r>
+    </w:p>
+    <w:p>
+      <w:pPr>
+        <w:pStyle w:val="ListParagraph"/>
+        <w:numPr>
+          <w:ilvl w:val="0"/>
+          <w:numId w:val="3"/>
+        </w:numPr>
+        <w:jc w:val="both"/>
+        <w:rPr>
+          <w:b/>
+          <w:bCs/>
+        </w:rPr>
+      </w:pPr>
+      <w:r>
+        <w:rPr>
+          <w:rFonts w:hint="eastAsia"/>
+          <w:b/>
+          <w:bCs/>
+        </w:rPr>
+        <w:t>Heritability</w:t>
+      </w:r>
+    </w:p>
+    <w:p>
+      <w:pPr>
+        <w:pStyle w:val="ListParagraph"/>
+        <w:jc w:val="both"/>
+      </w:pPr>
+      <w:r>
+        <w:rPr>
+          <w:rFonts w:hint="eastAsia"/>
+        </w:rPr>
+        <w:t>This folder contains bash</w:t>
+      </w:r>
+      <w:r>
+        <w:rPr>
+          <w:rFonts w:hint="eastAsia"/>
+        </w:rPr>
+        <w:t xml:space="preserve"> scripts</w:t>
+      </w:r>
+      <w:r>
+        <w:rPr>
+          <w:rFonts w:hint="eastAsia"/>
+        </w:rPr>
+        <w:t xml:space="preserve"> </w:t>
+      </w:r>
+      <w:r>
+        <w:rPr>
+          <w:rFonts w:hint="eastAsia"/>
+        </w:rPr>
+        <w:t xml:space="preserve">used </w:t>
+      </w:r>
+      <w:r>
+        <w:rPr>
+          <w:rFonts w:hint="eastAsia"/>
+        </w:rPr>
+        <w:t xml:space="preserve">to estimate heritability of </w:t>
+      </w:r>
+      <w:r>
+        <w:t>European</w:t>
+      </w:r>
+      <w:r>
+        <w:rPr>
+          <w:rFonts w:hint="eastAsia"/>
+        </w:rPr>
+        <w:t xml:space="preserve"> ancestry</w:t>
+      </w:r>
+      <w:r>
+        <w:rPr>
+          <w:rFonts w:hint="eastAsia"/>
+        </w:rPr>
+        <w:t xml:space="preserve"> </w:t>
+      </w:r>
+      <w:proofErr w:type="gramStart"/>
+      <w:r>
+        <w:rPr>
+          <w:rFonts w:hint="eastAsia"/>
+        </w:rPr>
+        <w:t>sample</w:t>
+      </w:r>
+      <w:proofErr w:type="gramEnd"/>
+      <w:r>
+        <w:rPr>
+          <w:rFonts w:hint="eastAsia"/>
+        </w:rPr>
+        <w:t xml:space="preserve"> and R scripts</w:t>
+      </w:r>
+      <w:r>
+        <w:rPr>
+          <w:rFonts w:hint="eastAsia"/>
+        </w:rPr>
+        <w:t xml:space="preserve"> used</w:t>
+      </w:r>
+      <w:r>
+        <w:rPr>
+          <w:rFonts w:hint="eastAsia"/>
+        </w:rPr>
+        <w:t xml:space="preserve"> to </w:t>
+      </w:r>
+      <w:r>
+        <w:rPr>
+          <w:rFonts w:hint="eastAsia"/>
+        </w:rPr>
+        <w:t>generate</w:t>
+      </w:r>
+      <w:r>
+        <w:rPr>
+          <w:rFonts w:hint="eastAsia"/>
+        </w:rPr>
+        <w:t xml:space="preserve"> </w:t>
+      </w:r>
+      <w:r>
+        <w:rPr>
+          <w:rFonts w:hint="eastAsia"/>
+        </w:rPr>
+        <w:t>figures.</w:t>
+      </w:r>
+      <w:r>
+        <w:rPr>
+          <w:rFonts w:hint="eastAsia"/>
+        </w:rPr>
+        <w:t xml:space="preserve"> </w:t>
+      </w:r>
+      <w:r>
+        <w:rPr>
+          <w:rFonts w:hint="eastAsia"/>
+        </w:rPr>
+        <w:t xml:space="preserve">SNP heritability is estimated </w:t>
+      </w:r>
+      <w:proofErr w:type="gramStart"/>
+      <w:r>
+        <w:rPr>
+          <w:rFonts w:hint="eastAsia"/>
+        </w:rPr>
+        <w:t>using</w:t>
+      </w:r>
+      <w:proofErr w:type="gramEnd"/>
+      <w:r>
+        <w:rPr>
+          <w:rFonts w:hint="eastAsia"/>
+        </w:rPr>
+        <w:t xml:space="preserve"> LDSC</w:t>
+      </w:r>
+      <w:r>
+        <w:rPr>
+          <w:rFonts w:hint="eastAsia"/>
+        </w:rPr>
+        <w:t>.</w:t>
+      </w:r>
+      <w:r>
+        <w:rPr>
+          <w:rFonts w:hint="eastAsia"/>
+        </w:rPr>
+        <w:t xml:space="preserve"> </w:t>
+      </w:r>
+    </w:p>
+    <w:p>
+      <w:pPr>
+        <w:pStyle w:val="ListParagraph"/>
+        <w:numPr>
+          <w:ilvl w:val="1"/>
+          <w:numId w:val="3"/>
+        </w:numPr>
+        <w:jc w:val="both"/>
+        <w:rPr>
+          <w:i/>
+          <w:iCs/>
+        </w:rPr>
+      </w:pPr>
+      <w:r>
+        <w:rPr>
+          <w:i/>
+          <w:iCs/>
+        </w:rPr>
+        <w:t>CLEAN_ldsc_sumstats_european_23andmeSI_MUNGE.sh</w:t>
+      </w:r>
+    </w:p>
+    <w:p>
+      <w:pPr>
+        <w:pStyle w:val="ListParagraph"/>
+        <w:numPr>
+          <w:ilvl w:val="2"/>
+          <w:numId w:val="3"/>
+        </w:numPr>
+        <w:jc w:val="both"/>
+      </w:pPr>
+      <w:r>
+        <w:rPr>
+          <w:rFonts w:hint="eastAsia"/>
+        </w:rPr>
+        <w:t xml:space="preserve">This script </w:t>
+      </w:r>
+      <w:r>
+        <w:rPr>
+          <w:rFonts w:hint="eastAsia"/>
+        </w:rPr>
+        <w:t>munges the GWAS</w:t>
+      </w:r>
+      <w:r>
+        <w:rPr>
+          <w:rFonts w:hint="eastAsia"/>
+        </w:rPr>
+        <w:t xml:space="preserve"> summary statistics</w:t>
+      </w:r>
+      <w:r>
+        <w:rPr>
+          <w:rFonts w:hint="eastAsia"/>
+        </w:rPr>
+        <w:t xml:space="preserve"> of smoking initiation</w:t>
+      </w:r>
+      <w:r>
+        <w:rPr>
+          <w:rFonts w:hint="eastAsia"/>
+        </w:rPr>
+        <w:t xml:space="preserve"> </w:t>
+      </w:r>
+      <w:r>
+        <w:rPr>
+          <w:rFonts w:hint="eastAsia"/>
+        </w:rPr>
+        <w:t>to</w:t>
+      </w:r>
+      <w:r>
+        <w:rPr>
+          <w:rFonts w:hint="eastAsia"/>
+        </w:rPr>
+        <w:t xml:space="preserve"> use in LDSC analyses</w:t>
+      </w:r>
+      <w:r>
+        <w:rPr>
+          <w:rFonts w:hint="eastAsia"/>
+        </w:rPr>
+        <w:t>.</w:t>
+      </w:r>
+    </w:p>
+    <w:p>
+      <w:pPr>
+        <w:pStyle w:val="ListParagraph"/>
+        <w:numPr>
+          <w:ilvl w:val="1"/>
+          <w:numId w:val="3"/>
+        </w:numPr>
+        <w:jc w:val="both"/>
+        <w:rPr>
+          <w:i/>
+          <w:iCs/>
+        </w:rPr>
+      </w:pPr>
+      <w:r>
+        <w:rPr>
+          <w:i/>
+          <w:iCs/>
+        </w:rPr>
+        <w:t>European_Heritability</w:t>
+      </w:r>
+      <w:r>
+        <w:rPr>
+          <w:rFonts w:hint="eastAsia"/>
+          <w:i/>
+          <w:iCs/>
+        </w:rPr>
+        <w:t>.sh</w:t>
+      </w:r>
+    </w:p>
+    <w:p>
+      <w:pPr>
+        <w:pStyle w:val="ListParagraph"/>
+        <w:numPr>
+          <w:ilvl w:val="2"/>
+          <w:numId w:val="3"/>
+        </w:numPr>
+        <w:jc w:val="both"/>
+      </w:pPr>
+      <w:r>
+        <w:rPr>
+          <w:rFonts w:hint="eastAsia"/>
+        </w:rPr>
+        <w:t xml:space="preserve">This script </w:t>
+      </w:r>
+      <w:r>
+        <w:rPr>
+          <w:rFonts w:hint="eastAsia"/>
+        </w:rPr>
+        <w:t>estimates</w:t>
+      </w:r>
+      <w:r>
+        <w:rPr>
+          <w:rFonts w:hint="eastAsia"/>
+        </w:rPr>
+        <w:t xml:space="preserve"> SNP</w:t>
+      </w:r>
+      <w:r>
+        <w:rPr>
+          <w:rFonts w:hint="eastAsia"/>
+        </w:rPr>
+        <w:t xml:space="preserve"> heritability </w:t>
+      </w:r>
+      <w:r>
+        <w:rPr>
+          <w:rFonts w:hint="eastAsia"/>
+        </w:rPr>
+        <w:t>using LDSC</w:t>
+      </w:r>
+      <w:r>
+        <w:rPr>
+          <w:rFonts w:hint="eastAsia"/>
+        </w:rPr>
+        <w:t>.</w:t>
+      </w:r>
+    </w:p>
+    <w:p>
+      <w:pPr>
+        <w:pStyle w:val="ListParagraph"/>
+        <w:numPr>
+          <w:ilvl w:val="1"/>
+          <w:numId w:val="3"/>
+        </w:numPr>
+        <w:jc w:val="both"/>
+        <w:rPr>
+          <w:i/>
+          <w:iCs/>
+        </w:rPr>
+      </w:pPr>
+      <w:proofErr w:type="spellStart"/>
+      <w:r>
+        <w:rPr>
+          <w:i/>
+          <w:iCs/>
+        </w:rPr>
+        <w:t>European_Heritability_Tables_Figures</w:t>
+      </w:r>
+      <w:r>
+        <w:rPr>
+          <w:rFonts w:hint="eastAsia"/>
+          <w:i/>
+          <w:iCs/>
+        </w:rPr>
+        <w:t>.r</w:t>
+      </w:r>
+      <w:proofErr w:type="spellEnd"/>
+    </w:p>
+    <w:p>
+      <w:pPr>
+        <w:pStyle w:val="ListParagraph"/>
+        <w:numPr>
+          <w:ilvl w:val="2"/>
+          <w:numId w:val="3"/>
+        </w:numPr>
+        <w:jc w:val="both"/>
+      </w:pPr>
+      <w:r>
+        <w:rPr>
+          <w:rFonts w:hint="eastAsia"/>
+        </w:rPr>
+        <w:t xml:space="preserve">This script generates figures </w:t>
+      </w:r>
+      <w:r>
+        <w:rPr>
+          <w:rFonts w:hint="eastAsia"/>
+        </w:rPr>
+        <w:t>summarizing the SNP</w:t>
+      </w:r>
+      <w:r>
+        <w:rPr>
+          <w:rFonts w:hint="eastAsia"/>
+        </w:rPr>
+        <w:t xml:space="preserve"> heritability estimates.</w:t>
+      </w:r>
+    </w:p>
+    <w:p>
+      <w:pPr>
+        <w:pStyle w:val="ListParagraph"/>
+        <w:numPr>
+          <w:ilvl w:val="0"/>
+          <w:numId w:val="3"/>
+        </w:numPr>
+        <w:jc w:val="both"/>
+        <w:rPr>
+          <w:b/>
+          <w:bCs/>
+        </w:rPr>
+      </w:pPr>
+      <w:r>
+        <w:rPr>
+          <w:rFonts w:hint="eastAsia"/>
+          <w:b/>
+          <w:bCs/>
+        </w:rPr>
+        <w:t>Genetic Correlation</w:t>
+      </w:r>
+    </w:p>
+    <w:p>
+      <w:pPr>
+        <w:pStyle w:val="ListParagraph"/>
+        <w:jc w:val="both"/>
+      </w:pPr>
+      <w:r>
+        <w:rPr>
+          <w:rFonts w:hint="eastAsia"/>
+        </w:rPr>
+        <w:t>This folder contains two subfolders</w:t>
+      </w:r>
+      <w:r>
+        <w:rPr>
+          <w:rFonts w:hint="eastAsia"/>
+        </w:rPr>
+        <w:t>.</w:t>
+      </w:r>
+      <w:r>
+        <w:rPr>
+          <w:rFonts w:hint="eastAsia"/>
+        </w:rPr>
+        <w:t xml:space="preserve"> </w:t>
+      </w:r>
+      <w:r>
+        <w:t>Genetic_Correlation_SI_Subgroups</w:t>
+      </w:r>
+      <w:r>
+        <w:rPr>
+          <w:rFonts w:hint="eastAsia"/>
+        </w:rPr>
+        <w:t xml:space="preserve"> subfolder includes </w:t>
+      </w:r>
+      <w:r>
+        <w:rPr>
+          <w:rFonts w:hint="eastAsia"/>
+        </w:rPr>
+        <w:t xml:space="preserve">bash and R scripts used to estimate genetic correlation of smoking initiation across subgroups. </w:t>
+      </w:r>
+      <w:proofErr w:type="spellStart"/>
+      <w:r>
+        <w:t>Genetic_Correlation_SI_Other_Traits</w:t>
+      </w:r>
+      <w:proofErr w:type="spellEnd"/>
+      <w:r>
+        <w:rPr>
+          <w:rFonts w:hint="eastAsia"/>
+        </w:rPr>
+        <w:t xml:space="preserve"> sub</w:t>
+      </w:r>
+      <w:r>
+        <w:rPr>
+          <w:rFonts w:hint="eastAsia"/>
+        </w:rPr>
+        <w:t>folder includes bash and R scripts used to estimate genetic correlation between smoking initiation and other traits.</w:t>
+      </w:r>
+    </w:p>
+    <w:p>
+      <w:pPr>
+        <w:pStyle w:val="ListParagraph"/>
+        <w:jc w:val="both"/>
+        <w:rPr>
+          <w:i/>
+          <w:iCs/>
+        </w:rPr>
+      </w:pPr>
+      <w:r>
+        <w:rPr>
+          <w:i/>
+          <w:iCs/>
+        </w:rPr>
+        <w:t>Genetic_Correlation_SI_Subgroups</w:t>
+      </w:r>
+    </w:p>
+    <w:p>
+      <w:pPr>
+        <w:pStyle w:val="ListParagraph"/>
+        <w:numPr>
+          <w:ilvl w:val="1"/>
+          <w:numId w:val="3"/>
+        </w:numPr>
+        <w:jc w:val="both"/>
+        <w:rPr>
+          <w:i/>
+          <w:iCs/>
+        </w:rPr>
+      </w:pPr>
+      <w:r>
+        <w:rPr>
+          <w:i/>
+          <w:iCs/>
+        </w:rPr>
+        <w:t>European_Genetic_Correlation_23andmeSI</w:t>
+      </w:r>
+      <w:r>
+        <w:rPr>
+          <w:rFonts w:hint="eastAsia"/>
+          <w:i/>
+          <w:iCs/>
+        </w:rPr>
+        <w:t>.sh</w:t>
+      </w:r>
+    </w:p>
+    <w:p>
+      <w:pPr>
+        <w:pStyle w:val="ListParagraph"/>
+        <w:numPr>
+          <w:ilvl w:val="2"/>
+          <w:numId w:val="3"/>
+        </w:numPr>
+        <w:jc w:val="both"/>
+      </w:pPr>
+      <w:r>
+        <w:rPr>
+          <w:rFonts w:hint="eastAsia"/>
+        </w:rPr>
+        <w:t>This script estimates genetic correlation between subgroups using munged G</w:t>
+      </w:r>
+      <w:r>
+        <w:rPr>
+          <w:rFonts w:hint="eastAsia"/>
+        </w:rPr>
+        <w:t>WAS summary statistics of smoking initiation</w:t>
+      </w:r>
+      <w:r>
+        <w:rPr>
+          <w:rFonts w:hint="eastAsia"/>
+        </w:rPr>
+        <w:t xml:space="preserve"> using LDSC.</w:t>
+      </w:r>
+    </w:p>
+    <w:p>
+      <w:pPr>
+        <w:pStyle w:val="ListParagraph"/>
+        <w:numPr>
+          <w:ilvl w:val="1"/>
+          <w:numId w:val="3"/>
+        </w:numPr>
+        <w:jc w:val="both"/>
+      </w:pPr>
+      <w:r>
+        <w:rPr>
+          <w:i/>
+          <w:iCs/>
+        </w:rPr>
+        <w:lastRenderedPageBreak/>
+        <w:t>European_Genetic_Correlation_23andmeSI_Tables_Figures</w:t>
+      </w:r>
+      <w:r>
+        <w:rPr>
+          <w:rFonts w:hint="eastAsia"/>
+          <w:i/>
+          <w:iCs/>
+        </w:rPr>
+        <w:t>.</w:t>
+      </w:r>
+      <w:r>
+        <w:rPr>
+          <w:rFonts w:hint="eastAsia"/>
+          <w:i/>
+          <w:iCs/>
+        </w:rPr>
+        <w:t>r</w:t>
+      </w:r>
+    </w:p>
+    <w:p>
+      <w:pPr>
+        <w:pStyle w:val="ListParagraph"/>
+        <w:numPr>
+          <w:ilvl w:val="2"/>
+          <w:numId w:val="3"/>
+        </w:numPr>
+        <w:jc w:val="both"/>
+      </w:pPr>
+      <w:r>
+        <w:rPr>
+          <w:rFonts w:hint="eastAsia"/>
+        </w:rPr>
+        <w:t>This script generates figures summarizing the genetic correlation estimates</w:t>
+      </w:r>
+    </w:p>
+    <w:p>
+      <w:pPr>
+        <w:pStyle w:val="ListParagraph"/>
+        <w:jc w:val="both"/>
+        <w:rPr>
+          <w:i/>
+          <w:iCs/>
+        </w:rPr>
+      </w:pPr>
+      <w:proofErr w:type="spellStart"/>
+      <w:r>
+        <w:rPr>
+          <w:i/>
+          <w:iCs/>
+        </w:rPr>
+        <w:t>Genetic_Correlation_SI_Other_Traits</w:t>
+      </w:r>
+      <w:proofErr w:type="spellEnd"/>
+    </w:p>
+    <w:p>
+      <w:pPr>
+        <w:pStyle w:val="ListParagraph"/>
+        <w:numPr>
+          <w:ilvl w:val="1"/>
+          <w:numId w:val="3"/>
+        </w:numPr>
+        <w:jc w:val="both"/>
+        <w:rPr>
+          <w:i/>
+          <w:iCs/>
+        </w:rPr>
+      </w:pPr>
+      <w:r>
+        <w:rPr>
+          <w:i/>
+          <w:iCs/>
+          <w:highlight w:val="yellow"/>
+        </w:rPr>
+        <w:t>CLEAN_ldsc_sumstats_european_</w:t>
+      </w:r>
+      <w:r>
+        <w:rPr>
+          <w:rFonts w:hint="eastAsia"/>
+          <w:i/>
+          <w:iCs/>
+          <w:highlight w:val="yellow"/>
+        </w:rPr>
+        <w:t>[TRAITNAME]</w:t>
+      </w:r>
+      <w:r>
+        <w:rPr>
+          <w:i/>
+          <w:iCs/>
+          <w:highlight w:val="yellow"/>
+        </w:rPr>
+        <w:t>_MUNGE</w:t>
+      </w:r>
+      <w:r>
+        <w:rPr>
+          <w:rFonts w:hint="eastAsia"/>
+          <w:i/>
+          <w:iCs/>
+          <w:highlight w:val="yellow"/>
+        </w:rPr>
+        <w:t>.sh</w:t>
+      </w:r>
+    </w:p>
+    <w:p>
+      <w:pPr>
+        <w:pStyle w:val="ListParagraph"/>
+        <w:numPr>
+          <w:ilvl w:val="2"/>
+          <w:numId w:val="3"/>
+        </w:numPr>
+        <w:jc w:val="both"/>
+      </w:pPr>
+      <w:r>
+        <w:rPr>
+          <w:rFonts w:hint="eastAsia"/>
+        </w:rPr>
+        <w:t xml:space="preserve">This script munges the GWAS summary statistics of </w:t>
+      </w:r>
+      <w:r>
+        <w:rPr>
+          <w:rFonts w:hint="eastAsia"/>
+        </w:rPr>
+        <w:t>other traits</w:t>
+      </w:r>
+      <w:r>
+        <w:rPr>
+          <w:rFonts w:hint="eastAsia"/>
+        </w:rPr>
+        <w:t xml:space="preserve"> to use in LDSC analyses.</w:t>
+      </w:r>
+    </w:p>
+    <w:p>
+      <w:pPr>
+        <w:pStyle w:val="ListParagraph"/>
+        <w:numPr>
+          <w:ilvl w:val="1"/>
+          <w:numId w:val="3"/>
+        </w:numPr>
+        <w:jc w:val="both"/>
+      </w:pPr>
+    </w:p>
+    <w:p>
+      <w:pPr>
+        <w:pStyle w:val="ListParagraph"/>
+        <w:numPr>
+          <w:ilvl w:val="0"/>
+          <w:numId w:val="3"/>
+        </w:numPr>
+        <w:jc w:val="both"/>
+      </w:pPr>
+      <w:r>
+        <w:rPr>
+          <w:rFonts w:hint="eastAsia"/>
+        </w:rPr>
+        <w:t>Meta-</w:t>
+      </w:r>
+      <w:r>
+        <w:rPr>
+          <w:rFonts w:hint="eastAsia"/>
+        </w:rPr>
+        <w:t>A</w:t>
+      </w:r>
+      <w:r>
+        <w:rPr>
+          <w:rFonts w:hint="eastAsia"/>
+        </w:rPr>
+        <w:t>nalysis</w:t>
+      </w:r>
+    </w:p>
+    <w:p>
+      <w:pPr>
+        <w:pStyle w:val="ListParagraph"/>
+        <w:numPr>
+          <w:ilvl w:val="1"/>
+          <w:numId w:val="3"/>
+        </w:numPr>
+        <w:jc w:val="both"/>
+      </w:pPr>
+    </w:p>
+    <w:p>
+      <w:pPr>
+        <w:pStyle w:val="ListParagraph"/>
+        <w:numPr>
+          <w:ilvl w:val="0"/>
+          <w:numId w:val="3"/>
+        </w:numPr>
+        <w:jc w:val="both"/>
+      </w:pPr>
+      <w:r>
+        <w:rPr>
+          <w:rFonts w:hint="eastAsia"/>
+        </w:rPr>
+        <w:t>Popcorn</w:t>
+      </w:r>
+    </w:p>
+    <w:p>
+      <w:pPr>
+        <w:pStyle w:val="ListParagraph"/>
+        <w:numPr>
+          <w:ilvl w:val="1"/>
+          <w:numId w:val="3"/>
+        </w:numPr>
+        <w:jc w:val="both"/>
+      </w:pPr>
+    </w:p>
+    <w:p>
+      <w:pPr>
+        <w:pStyle w:val="ListParagraph"/>
+        <w:numPr>
+          <w:ilvl w:val="0"/>
+          <w:numId w:val="3"/>
+        </w:numPr>
+        <w:jc w:val="both"/>
+      </w:pPr>
+      <w:r>
+        <w:rPr>
+          <w:rFonts w:hint="eastAsia"/>
+        </w:rPr>
+        <w:t>FUMA</w:t>
+      </w:r>
+    </w:p>
+    <w:p>
+      <w:pPr>
+        <w:pStyle w:val="ListParagraph"/>
+        <w:numPr>
+          <w:ilvl w:val="1"/>
+          <w:numId w:val="3"/>
+        </w:numPr>
+        <w:jc w:val="both"/>
+      </w:pPr>
+    </w:p>
+    <w:p>
+      <w:pPr>
+        <w:pStyle w:val="ListParagraph"/>
+        <w:numPr>
+          <w:ilvl w:val="0"/>
+          <w:numId w:val="3"/>
+        </w:numPr>
+        <w:jc w:val="both"/>
+      </w:pPr>
+      <w:r>
+        <w:rPr>
+          <w:rFonts w:hint="eastAsia"/>
+        </w:rPr>
+        <w:t>Fine-</w:t>
+      </w:r>
+      <w:r>
+        <w:rPr>
+          <w:rFonts w:hint="eastAsia"/>
+        </w:rPr>
+        <w:t>M</w:t>
+      </w:r>
+      <w:r>
+        <w:rPr>
+          <w:rFonts w:hint="eastAsia"/>
+        </w:rPr>
+        <w:t>apping</w:t>
+      </w:r>
+    </w:p>
+    <w:p>
+      <w:pPr>
+        <w:pStyle w:val="ListParagraph"/>
+        <w:numPr>
+          <w:ilvl w:val="1"/>
+          <w:numId w:val="3"/>
+        </w:numPr>
+        <w:jc w:val="both"/>
+      </w:pPr>
+    </w:p>
+    <w:p>
+      <w:pPr>
+        <w:pStyle w:val="ListParagraph"/>
+        <w:numPr>
+          <w:ilvl w:val="0"/>
+          <w:numId w:val="3"/>
+        </w:numPr>
+        <w:jc w:val="both"/>
+      </w:pPr>
+      <w:r>
+        <w:rPr>
+          <w:rFonts w:hint="eastAsia"/>
+        </w:rPr>
+        <w:t>Generalized Least Squares Model</w:t>
+      </w:r>
+    </w:p>
+    <w:p>
+      <w:pPr>
+        <w:pStyle w:val="ListParagraph"/>
+        <w:numPr>
+          <w:ilvl w:val="1"/>
+          <w:numId w:val="3"/>
+        </w:numPr>
+        <w:jc w:val="both"/>
+        <w:rPr>
+          <w:i/>
+          <w:iCs/>
+        </w:rPr>
+      </w:pPr>
+      <w:r>
+        <w:rPr>
+          <w:i/>
+          <w:iCs/>
+        </w:rPr>
+        <w:t>Age_Trajectories_ModeratedEffect_8_Birthyear_Bin4_</w:t>
+      </w:r>
+      <w:proofErr w:type="gramStart"/>
+      <w:r>
+        <w:rPr>
+          <w:i/>
+          <w:iCs/>
+        </w:rPr>
+        <w:t>19</w:t>
+      </w:r>
+      <w:r>
+        <w:rPr>
+          <w:rFonts w:hint="eastAsia"/>
+          <w:i/>
+          <w:iCs/>
+        </w:rPr>
+        <w:t>.r</w:t>
+      </w:r>
+      <w:proofErr w:type="gramEnd"/>
+    </w:p>
+    <w:p>
+      <w:pPr>
+        <w:pStyle w:val="ListParagraph"/>
+        <w:numPr>
+          <w:ilvl w:val="2"/>
+          <w:numId w:val="3"/>
+        </w:numPr>
+        <w:jc w:val="both"/>
+      </w:pPr>
+    </w:p>
+    <w:p>
+      <w:pPr>
+        <w:pStyle w:val="ListParagraph"/>
+        <w:numPr>
+          <w:ilvl w:val="1"/>
+          <w:numId w:val="3"/>
+        </w:numPr>
+        <w:jc w:val="both"/>
+        <w:rPr>
+          <w:i/>
+          <w:iCs/>
+        </w:rPr>
+      </w:pPr>
+      <w:r>
+        <w:rPr>
+          <w:i/>
+          <w:iCs/>
+        </w:rPr>
+        <w:t>Age_Trajectories_MainEffect_1670_Birthyear_Bin4_</w:t>
+      </w:r>
+      <w:proofErr w:type="gramStart"/>
+      <w:r>
+        <w:rPr>
+          <w:i/>
+          <w:iCs/>
+        </w:rPr>
+        <w:t>19</w:t>
+      </w:r>
+      <w:r>
+        <w:rPr>
+          <w:rFonts w:hint="eastAsia"/>
+          <w:i/>
+          <w:iCs/>
+        </w:rPr>
+        <w:t>.r</w:t>
+      </w:r>
+      <w:proofErr w:type="gramEnd"/>
+    </w:p>
+    <w:p>
+      <w:pPr>
+        <w:pStyle w:val="ListParagraph"/>
+        <w:numPr>
+          <w:ilvl w:val="2"/>
+          <w:numId w:val="3"/>
+        </w:numPr>
+        <w:jc w:val="both"/>
+      </w:pPr>
+    </w:p>
+    <w:p>
+      <w:pPr>
+        <w:pStyle w:val="ListParagraph"/>
+        <w:numPr>
+          <w:ilvl w:val="0"/>
+          <w:numId w:val="3"/>
+        </w:numPr>
+        <w:jc w:val="both"/>
+      </w:pPr>
+      <w:r>
+        <w:rPr>
+          <w:rFonts w:hint="eastAsia"/>
+        </w:rPr>
+        <w:t>AR model</w:t>
+      </w:r>
+    </w:p>
+    <w:p>
+      <w:pPr>
+        <w:pStyle w:val="ListParagraph"/>
+        <w:numPr>
+          <w:ilvl w:val="1"/>
+          <w:numId w:val="3"/>
+        </w:numPr>
+        <w:jc w:val="both"/>
+      </w:pPr>
+    </w:p>
+    <w:p>
+      <w:pPr>
+        <w:pStyle w:val="ListParagraph"/>
+        <w:numPr>
+          <w:ilvl w:val="0"/>
+          <w:numId w:val="3"/>
+        </w:numPr>
+        <w:jc w:val="both"/>
+      </w:pPr>
+      <w:r>
+        <w:rPr>
+          <w:rFonts w:hint="eastAsia"/>
+        </w:rPr>
+        <w:t>Survival Analysis Simulation</w:t>
+      </w:r>
+    </w:p>
+    <w:p>
+      <w:pPr>
+        <w:pStyle w:val="ListParagraph"/>
+        <w:numPr>
+          <w:ilvl w:val="1"/>
+          <w:numId w:val="3"/>
+        </w:numPr>
+        <w:jc w:val="both"/>
+        <w:rPr>
+          <w:i/>
+          <w:iCs/>
+        </w:rPr>
+      </w:pPr>
+      <w:proofErr w:type="spellStart"/>
+      <w:r>
+        <w:rPr>
+          <w:i/>
+          <w:iCs/>
+        </w:rPr>
+        <w:t>survivalSim</w:t>
+      </w:r>
+      <w:r>
+        <w:rPr>
+          <w:rFonts w:hint="eastAsia"/>
+          <w:i/>
+          <w:iCs/>
+        </w:rPr>
+        <w:t>.r</w:t>
+      </w:r>
+      <w:proofErr w:type="spellEnd"/>
+    </w:p>
+    <w:p>
+      <w:pPr>
+        <w:pStyle w:val="ListParagraph"/>
+        <w:numPr>
+          <w:ilvl w:val="2"/>
+          <w:numId w:val="3"/>
+        </w:numPr>
+        <w:jc w:val="both"/>
+      </w:pPr>
+    </w:p>
+    <w:p>
+      <w:pPr>
+        <w:pStyle w:val="ListParagraph"/>
+        <w:numPr>
+          <w:ilvl w:val="0"/>
+          <w:numId w:val="3"/>
+        </w:numPr>
+        <w:jc w:val="both"/>
+      </w:pPr>
+      <w:r>
+        <w:rPr>
+          <w:rFonts w:hint="eastAsia"/>
+        </w:rPr>
+        <w:t xml:space="preserve">Other </w:t>
+      </w:r>
+      <w:r>
+        <w:rPr>
+          <w:rFonts w:hint="eastAsia"/>
+        </w:rPr>
+        <w:t>C</w:t>
+      </w:r>
+      <w:r>
+        <w:rPr>
+          <w:rFonts w:hint="eastAsia"/>
+        </w:rPr>
+        <w:t>odes</w:t>
+      </w:r>
+    </w:p>
+    <w:p>
+      <w:pPr>
+        <w:pStyle w:val="ListParagraph"/>
+        <w:numPr>
+          <w:ilvl w:val="1"/>
+          <w:numId w:val="3"/>
+        </w:numPr>
+        <w:jc w:val="both"/>
+        <w:rPr>
+          <w:i/>
+          <w:iCs/>
+        </w:rPr>
+      </w:pPr>
+      <w:proofErr w:type="spellStart"/>
+      <w:r>
+        <w:rPr>
+          <w:rFonts w:hint="eastAsia"/>
+          <w:i/>
+          <w:iCs/>
+        </w:rPr>
+        <w:t>UpSet</w:t>
+      </w:r>
+      <w:proofErr w:type="spellEnd"/>
+      <w:r>
+        <w:rPr>
+          <w:rFonts w:hint="eastAsia"/>
+          <w:i/>
+          <w:iCs/>
+        </w:rPr>
+        <w:t xml:space="preserve"> plot </w:t>
+      </w:r>
+      <w:proofErr w:type="spellStart"/>
+      <w:proofErr w:type="gramStart"/>
+      <w:r>
+        <w:rPr>
+          <w:rFonts w:hint="eastAsia"/>
+          <w:i/>
+          <w:iCs/>
+        </w:rPr>
+        <w:t>figure</w:t>
+      </w:r>
+      <w:r>
+        <w:rPr>
+          <w:rFonts w:hint="eastAsia"/>
+          <w:i/>
+          <w:iCs/>
+        </w:rPr>
+        <w:t>.r</w:t>
+      </w:r>
+      <w:proofErr w:type="spellEnd"/>
+      <w:proofErr w:type="gramEnd"/>
+    </w:p>
+    <w:p>
+      <w:pPr>
+        <w:pStyle w:val="ListParagraph"/>
+        <w:numPr>
+          <w:ilvl w:val="2"/>
+          <w:numId w:val="3"/>
+        </w:numPr>
+        <w:jc w:val="both"/>
+      </w:pPr>
+    </w:p>
+    <w:p>
+      <w:pPr>
+        <w:jc w:val="both"/>
+        <w:rPr>
+          <w:b/>
+          <w:bCs/>
+          <w:sz w:val="28"/>
+          <w:szCs w:val="28"/>
+        </w:rPr>
+      </w:pPr>
+      <w:r>
+        <w:rPr>
+          <w:b/>
+          <w:bCs/>
+          <w:sz w:val="28"/>
+          <w:szCs w:val="28"/>
+        </w:rPr>
         <w:t>Software Requirements</w:t>
       </w:r>
     </w:p>
@@ -1570,7 +1975,7 @@
         <w:rPr>
           <w:rFonts w:hint="eastAsia"/>
         </w:rPr>
-        <w:t>METAL</w:t>
+        <w:t>PYTHON</w:t>
       </w:r>
     </w:p>
     <w:p>
@@ -1586,7 +1991,7 @@
         <w:rPr>
           <w:rFonts w:hint="eastAsia"/>
         </w:rPr>
-        <w:t>LDSC</w:t>
+        <w:t>METAL</w:t>
       </w:r>
     </w:p>
     <w:p>
@@ -1602,7 +2007,7 @@
         <w:rPr>
           <w:rFonts w:hint="eastAsia"/>
         </w:rPr>
-        <w:t>Popcorn</w:t>
+        <w:t>LDSC</w:t>
       </w:r>
     </w:p>
     <w:p>
@@ -1618,7 +2023,7 @@
         <w:rPr>
           <w:rFonts w:hint="eastAsia"/>
         </w:rPr>
-        <w:t>FUMA</w:t>
+        <w:t>Popcorn</w:t>
       </w:r>
     </w:p>
     <w:p>
@@ -1634,8 +2039,27 @@
         <w:rPr>
           <w:rFonts w:hint="eastAsia"/>
         </w:rPr>
+        <w:lastRenderedPageBreak/>
+        <w:t>FUMA</w:t>
+      </w:r>
+    </w:p>
+    <w:p>
+      <w:pPr>
+        <w:pStyle w:val="ListParagraph"/>
+        <w:numPr>
+          <w:ilvl w:val="0"/>
+          <w:numId w:val="1"/>
+        </w:numPr>
+        <w:jc w:val="both"/>
+      </w:pPr>
+      <w:proofErr w:type="spellStart"/>
+      <w:r>
+        <w:rPr>
+          <w:rFonts w:hint="eastAsia"/>
+        </w:rPr>
         <w:t>LiftOver</w:t>
       </w:r>
+      <w:proofErr w:type="spellEnd"/>
     </w:p>
     <w:p>
       <w:pPr>

--- a/README.docx
+++ b/README.docx
@@ -1500,6 +1500,35 @@
           <w:numId w:val="3"/>
         </w:numPr>
         <w:jc w:val="both"/>
+        <w:rPr>
+          <w:i/>
+          <w:iCs/>
+        </w:rPr>
+      </w:pPr>
+      <w:r>
+        <w:rPr>
+          <w:i/>
+          <w:iCs/>
+        </w:rPr>
+        <w:t>European_Genetic_Correlation_</w:t>
+      </w:r>
+      <w:r>
+        <w:rPr>
+          <w:rFonts w:hint="eastAsia"/>
+          <w:i/>
+          <w:iCs/>
+        </w:rPr>
+        <w:t>[TRAITNAME].sh</w:t>
+      </w:r>
+    </w:p>
+    <w:p>
+      <w:pPr>
+        <w:pStyle w:val="ListParagraph"/>
+        <w:numPr>
+          <w:ilvl w:val="2"/>
+          <w:numId w:val="3"/>
+        </w:numPr>
+        <w:jc w:val="both"/>
       </w:pPr>
     </w:p>
     <w:p>
@@ -2023,6 +2052,7 @@
         <w:rPr>
           <w:rFonts w:hint="eastAsia"/>
         </w:rPr>
+        <w:lastRenderedPageBreak/>
         <w:t>Popcorn</w:t>
       </w:r>
     </w:p>
@@ -2039,7 +2069,6 @@
         <w:rPr>
           <w:rFonts w:hint="eastAsia"/>
         </w:rPr>
-        <w:lastRenderedPageBreak/>
         <w:t>FUMA</w:t>
       </w:r>
     </w:p>

--- a/README.docx
+++ b/README.docx
@@ -17,27 +17,7 @@
           <w:sz w:val="32"/>
           <w:szCs w:val="32"/>
         </w:rPr>
-        <w:t xml:space="preserve">Sex and generation shape the genetic architecture of smoking initiation in a </w:t>
-      </w:r>
-      <w:proofErr w:type="spellStart"/>
-      <w:r>
-        <w:rPr>
-          <w:b/>
-          <w:bCs/>
-          <w:sz w:val="32"/>
-          <w:szCs w:val="32"/>
-        </w:rPr>
-        <w:t>multiancestry</w:t>
-      </w:r>
-      <w:proofErr w:type="spellEnd"/>
-      <w:r>
-        <w:rPr>
-          <w:b/>
-          <w:bCs/>
-          <w:sz w:val="32"/>
-          <w:szCs w:val="32"/>
-        </w:rPr>
-        <w:t xml:space="preserve"> gene-environment interaction study</w:t>
+        <w:t>Sex and generation shape the genetic architecture of smoking initiation in a multiancestry gene-environment interaction study</w:t>
       </w:r>
     </w:p>
     <w:p>
@@ -175,6 +155,7 @@
     </w:p>
     <w:p>
       <w:pPr>
+        <w:jc w:val="both"/>
         <w:rPr>
           <w:b/>
           <w:bCs/>
@@ -428,25 +409,7 @@
           <w:i/>
           <w:iCs/>
         </w:rPr>
-        <w:t>[ANCESTRY]_</w:t>
-      </w:r>
-      <w:proofErr w:type="spellStart"/>
-      <w:r>
-        <w:rPr>
-          <w:rFonts w:hint="eastAsia"/>
-          <w:i/>
-          <w:iCs/>
-        </w:rPr>
-        <w:t>Clean_DAT</w:t>
-      </w:r>
-      <w:proofErr w:type="spellEnd"/>
-      <w:r>
-        <w:rPr>
-          <w:rFonts w:hint="eastAsia"/>
-          <w:i/>
-          <w:iCs/>
-        </w:rPr>
-        <w:t>_[</w:t>
+        <w:t>[ANCESTRY]_Clean_DAT_[</w:t>
       </w:r>
       <w:r>
         <w:rPr>
@@ -456,7 +419,6 @@
         </w:rPr>
         <w:t>MODERATOR</w:t>
       </w:r>
-      <w:proofErr w:type="gramStart"/>
       <w:r>
         <w:rPr>
           <w:rFonts w:hint="eastAsia"/>
@@ -473,7 +435,6 @@
         </w:rPr>
         <w:t>.r</w:t>
       </w:r>
-      <w:proofErr w:type="gramEnd"/>
     </w:p>
     <w:p>
       <w:pPr>
@@ -580,40 +541,15 @@
           <w:i/>
           <w:iCs/>
         </w:rPr>
-        <w:t>_</w:t>
-      </w:r>
-      <w:proofErr w:type="spellStart"/>
-      <w:r>
-        <w:rPr>
-          <w:i/>
-          <w:iCs/>
-        </w:rPr>
-        <w:t>Clean_passedQC_SNP</w:t>
-      </w:r>
-      <w:proofErr w:type="spellEnd"/>
-      <w:r>
-        <w:rPr>
-          <w:i/>
-          <w:iCs/>
-        </w:rPr>
-        <w:t>_</w:t>
-      </w:r>
-      <w:r>
-        <w:rPr>
-          <w:rFonts w:hint="eastAsia"/>
-          <w:i/>
-          <w:iCs/>
-        </w:rPr>
-        <w:t>[MODERATOR</w:t>
-      </w:r>
-      <w:proofErr w:type="gramStart"/>
-      <w:r>
-        <w:rPr>
-          <w:rFonts w:hint="eastAsia"/>
-          <w:i/>
-          <w:iCs/>
-        </w:rPr>
-        <w:t>]</w:t>
+        <w:t>_Clean_passedQC_SNP_</w:t>
+      </w:r>
+      <w:r>
+        <w:rPr>
+          <w:rFonts w:hint="eastAsia"/>
+          <w:i/>
+          <w:iCs/>
+        </w:rPr>
+        <w:t>[MODERATOR]</w:t>
       </w:r>
       <w:r>
         <w:rPr>
@@ -623,7 +559,6 @@
         </w:rPr>
         <w:t>.r</w:t>
       </w:r>
-      <w:proofErr w:type="gramEnd"/>
     </w:p>
     <w:p>
       <w:pPr>
@@ -864,6 +799,12 @@
         <w:rPr>
           <w:rFonts w:hint="eastAsia"/>
         </w:rPr>
+        <w:t xml:space="preserve"> and R</w:t>
+      </w:r>
+      <w:r>
+        <w:rPr>
+          <w:rFonts w:hint="eastAsia"/>
+        </w:rPr>
         <w:t xml:space="preserve"> scripts</w:t>
       </w:r>
       <w:r>
@@ -897,39 +838,43 @@
         <w:rPr>
           <w:rFonts w:hint="eastAsia"/>
         </w:rPr>
+        <w:t xml:space="preserve"> sample</w:t>
+      </w:r>
+      <w:r>
+        <w:rPr>
+          <w:rFonts w:hint="eastAsia"/>
+        </w:rPr>
+        <w:t xml:space="preserve"> and R scripts</w:t>
+      </w:r>
+      <w:r>
+        <w:rPr>
+          <w:rFonts w:hint="eastAsia"/>
+        </w:rPr>
+        <w:t xml:space="preserve"> used</w:t>
+      </w:r>
+      <w:r>
+        <w:rPr>
+          <w:rFonts w:hint="eastAsia"/>
+        </w:rPr>
+        <w:t xml:space="preserve"> to </w:t>
+      </w:r>
+      <w:r>
+        <w:rPr>
+          <w:rFonts w:hint="eastAsia"/>
+        </w:rPr>
+        <w:t>generate</w:t>
+      </w:r>
+      <w:r>
+        <w:rPr>
+          <w:rFonts w:hint="eastAsia"/>
+        </w:rPr>
         <w:t xml:space="preserve"> </w:t>
       </w:r>
-      <w:proofErr w:type="gramStart"/>
-      <w:r>
-        <w:rPr>
-          <w:rFonts w:hint="eastAsia"/>
-        </w:rPr>
-        <w:t>sample</w:t>
-      </w:r>
-      <w:proofErr w:type="gramEnd"/>
-      <w:r>
-        <w:rPr>
-          <w:rFonts w:hint="eastAsia"/>
-        </w:rPr>
-        <w:t xml:space="preserve"> and R scripts</w:t>
-      </w:r>
-      <w:r>
-        <w:rPr>
-          <w:rFonts w:hint="eastAsia"/>
-        </w:rPr>
-        <w:t xml:space="preserve"> used</w:t>
-      </w:r>
-      <w:r>
-        <w:rPr>
-          <w:rFonts w:hint="eastAsia"/>
-        </w:rPr>
-        <w:t xml:space="preserve"> to </w:t>
-      </w:r>
-      <w:r>
-        <w:rPr>
-          <w:rFonts w:hint="eastAsia"/>
-        </w:rPr>
-        <w:t>generate</w:t>
+      <w:r>
+        <w:rPr>
+          <w:rFonts w:hint="eastAsia"/>
+        </w:rPr>
+        <w:t>figures.</w:t>
       </w:r>
       <w:r>
         <w:rPr>
@@ -941,7 +886,13 @@
         <w:rPr>
           <w:rFonts w:hint="eastAsia"/>
         </w:rPr>
-        <w:t>figures.</w:t>
+        <w:t>SNP heritability is estimated using LDSC</w:t>
+      </w:r>
+      <w:r>
+        <w:rPr>
+          <w:rFonts w:hint="eastAsia"/>
+        </w:rPr>
+        <w:t>.</w:t>
       </w:r>
       <w:r>
         <w:rPr>
@@ -949,25 +900,78 @@
         </w:rPr>
         <w:t xml:space="preserve"> </w:t>
       </w:r>
-      <w:r>
-        <w:rPr>
-          <w:rFonts w:hint="eastAsia"/>
-        </w:rPr>
-        <w:t xml:space="preserve">SNP heritability is estimated </w:t>
-      </w:r>
-      <w:proofErr w:type="gramStart"/>
-      <w:r>
-        <w:rPr>
-          <w:rFonts w:hint="eastAsia"/>
-        </w:rPr>
-        <w:t>using</w:t>
-      </w:r>
-      <w:proofErr w:type="gramEnd"/>
-      <w:r>
-        <w:rPr>
-          <w:rFonts w:hint="eastAsia"/>
-        </w:rPr>
-        <w:t xml:space="preserve"> LDSC</w:t>
+    </w:p>
+    <w:p>
+      <w:pPr>
+        <w:pStyle w:val="ListParagraph"/>
+        <w:numPr>
+          <w:ilvl w:val="1"/>
+          <w:numId w:val="3"/>
+        </w:numPr>
+        <w:jc w:val="both"/>
+        <w:rPr>
+          <w:i/>
+          <w:iCs/>
+        </w:rPr>
+      </w:pPr>
+      <w:r>
+        <w:rPr>
+          <w:i/>
+          <w:iCs/>
+        </w:rPr>
+        <w:t>CLEAN_ldsc_sumstats_european_23andmeSI_MUNGE.sh</w:t>
+      </w:r>
+    </w:p>
+    <w:p>
+      <w:pPr>
+        <w:pStyle w:val="ListParagraph"/>
+        <w:numPr>
+          <w:ilvl w:val="2"/>
+          <w:numId w:val="3"/>
+        </w:numPr>
+        <w:jc w:val="both"/>
+      </w:pPr>
+      <w:r>
+        <w:rPr>
+          <w:rFonts w:hint="eastAsia"/>
+        </w:rPr>
+        <w:t xml:space="preserve">This script </w:t>
+      </w:r>
+      <w:r>
+        <w:rPr>
+          <w:rFonts w:hint="eastAsia"/>
+        </w:rPr>
+        <w:t>munges the GWAS</w:t>
+      </w:r>
+      <w:r>
+        <w:rPr>
+          <w:rFonts w:hint="eastAsia"/>
+        </w:rPr>
+        <w:t xml:space="preserve"> summary statistics</w:t>
+      </w:r>
+      <w:r>
+        <w:rPr>
+          <w:rFonts w:hint="eastAsia"/>
+        </w:rPr>
+        <w:t xml:space="preserve"> of smoking initiation</w:t>
+      </w:r>
+      <w:r>
+        <w:rPr>
+          <w:rFonts w:hint="eastAsia"/>
+        </w:rPr>
+        <w:t xml:space="preserve"> </w:t>
+      </w:r>
+      <w:r>
+        <w:rPr>
+          <w:rFonts w:hint="eastAsia"/>
+        </w:rPr>
+        <w:t>to</w:t>
+      </w:r>
+      <w:r>
+        <w:rPr>
+          <w:rFonts w:hint="eastAsia"/>
+        </w:rPr>
+        <w:t xml:space="preserve"> use in LDSC analyses</w:t>
       </w:r>
       <w:r>
         <w:rPr>
@@ -975,12 +979,6 @@
         </w:rPr>
         <w:t>.</w:t>
       </w:r>
-      <w:r>
-        <w:rPr>
-          <w:rFonts w:hint="eastAsia"/>
-        </w:rPr>
-        <w:t xml:space="preserve"> </w:t>
-      </w:r>
     </w:p>
     <w:p>
       <w:pPr>
@@ -1000,7 +998,15 @@
           <w:i/>
           <w:iCs/>
         </w:rPr>
-        <w:t>CLEAN_ldsc_sumstats_european_23andmeSI_MUNGE.sh</w:t>
+        <w:t>European_Heritability</w:t>
+      </w:r>
+      <w:r>
+        <w:rPr>
+          <w:rFonts w:hint="eastAsia"/>
+          <w:i/>
+          <w:iCs/>
+        </w:rPr>
+        <w:t>.sh</w:t>
       </w:r>
     </w:p>
     <w:p>
@@ -1022,37 +1028,25 @@
         <w:rPr>
           <w:rFonts w:hint="eastAsia"/>
         </w:rPr>
-        <w:t>munges the GWAS</w:t>
-      </w:r>
-      <w:r>
-        <w:rPr>
-          <w:rFonts w:hint="eastAsia"/>
-        </w:rPr>
-        <w:t xml:space="preserve"> summary statistics</w:t>
-      </w:r>
-      <w:r>
-        <w:rPr>
-          <w:rFonts w:hint="eastAsia"/>
-        </w:rPr>
-        <w:t xml:space="preserve"> of smoking initiation</w:t>
-      </w:r>
-      <w:r>
-        <w:rPr>
-          <w:rFonts w:hint="eastAsia"/>
-        </w:rPr>
-        <w:t xml:space="preserve"> </w:t>
-      </w:r>
-      <w:r>
-        <w:rPr>
-          <w:rFonts w:hint="eastAsia"/>
-        </w:rPr>
-        <w:t>to</w:t>
-      </w:r>
-      <w:r>
-        <w:rPr>
-          <w:rFonts w:hint="eastAsia"/>
-        </w:rPr>
-        <w:t xml:space="preserve"> use in LDSC analyses</w:t>
+        <w:t>estimates</w:t>
+      </w:r>
+      <w:r>
+        <w:rPr>
+          <w:rFonts w:hint="eastAsia"/>
+        </w:rPr>
+        <w:t xml:space="preserve"> SNP</w:t>
+      </w:r>
+      <w:r>
+        <w:rPr>
+          <w:rFonts w:hint="eastAsia"/>
+        </w:rPr>
+        <w:t xml:space="preserve"> heritability </w:t>
+      </w:r>
+      <w:r>
+        <w:rPr>
+          <w:rFonts w:hint="eastAsia"/>
+        </w:rPr>
+        <w:t>using LDSC</w:t>
       </w:r>
       <w:r>
         <w:rPr>
@@ -1079,82 +1073,6 @@
           <w:i/>
           <w:iCs/>
         </w:rPr>
-        <w:t>European_Heritability</w:t>
-      </w:r>
-      <w:r>
-        <w:rPr>
-          <w:rFonts w:hint="eastAsia"/>
-          <w:i/>
-          <w:iCs/>
-        </w:rPr>
-        <w:t>.sh</w:t>
-      </w:r>
-    </w:p>
-    <w:p>
-      <w:pPr>
-        <w:pStyle w:val="ListParagraph"/>
-        <w:numPr>
-          <w:ilvl w:val="2"/>
-          <w:numId w:val="3"/>
-        </w:numPr>
-        <w:jc w:val="both"/>
-      </w:pPr>
-      <w:r>
-        <w:rPr>
-          <w:rFonts w:hint="eastAsia"/>
-        </w:rPr>
-        <w:t xml:space="preserve">This script </w:t>
-      </w:r>
-      <w:r>
-        <w:rPr>
-          <w:rFonts w:hint="eastAsia"/>
-        </w:rPr>
-        <w:t>estimates</w:t>
-      </w:r>
-      <w:r>
-        <w:rPr>
-          <w:rFonts w:hint="eastAsia"/>
-        </w:rPr>
-        <w:t xml:space="preserve"> SNP</w:t>
-      </w:r>
-      <w:r>
-        <w:rPr>
-          <w:rFonts w:hint="eastAsia"/>
-        </w:rPr>
-        <w:t xml:space="preserve"> heritability </w:t>
-      </w:r>
-      <w:r>
-        <w:rPr>
-          <w:rFonts w:hint="eastAsia"/>
-        </w:rPr>
-        <w:t>using LDSC</w:t>
-      </w:r>
-      <w:r>
-        <w:rPr>
-          <w:rFonts w:hint="eastAsia"/>
-        </w:rPr>
-        <w:t>.</w:t>
-      </w:r>
-    </w:p>
-    <w:p>
-      <w:pPr>
-        <w:pStyle w:val="ListParagraph"/>
-        <w:numPr>
-          <w:ilvl w:val="1"/>
-          <w:numId w:val="3"/>
-        </w:numPr>
-        <w:jc w:val="both"/>
-        <w:rPr>
-          <w:i/>
-          <w:iCs/>
-        </w:rPr>
-      </w:pPr>
-      <w:proofErr w:type="spellStart"/>
-      <w:r>
-        <w:rPr>
-          <w:i/>
-          <w:iCs/>
-        </w:rPr>
         <w:t>European_Heritability_Tables_Figures</w:t>
       </w:r>
       <w:r>
@@ -1165,7 +1083,6 @@
         </w:rPr>
         <w:t>.r</w:t>
       </w:r>
-      <w:proofErr w:type="spellEnd"/>
     </w:p>
     <w:p>
       <w:pPr>
@@ -1232,6 +1149,38 @@
         <w:rPr>
           <w:rFonts w:hint="eastAsia"/>
         </w:rPr>
+        <w:t>:</w:t>
+      </w:r>
+      <w:r>
+        <w:rPr>
+          <w:rFonts w:hint="eastAsia"/>
+        </w:rPr>
+        <w:t xml:space="preserve"> </w:t>
+      </w:r>
+      <w:r>
+        <w:rPr>
+          <w:i/>
+          <w:iCs/>
+        </w:rPr>
+        <w:t>Genetic_Correlation_SI_Subgroups</w:t>
+      </w:r>
+      <w:r>
+        <w:rPr>
+          <w:rFonts w:hint="eastAsia"/>
+        </w:rPr>
+        <w:t xml:space="preserve"> and </w:t>
+      </w:r>
+      <w:r>
+        <w:rPr>
+          <w:i/>
+          <w:iCs/>
+        </w:rPr>
+        <w:t>Genetic_Correlation_SI_Other_Traits</w:t>
+      </w:r>
+      <w:r>
+        <w:rPr>
+          <w:rFonts w:hint="eastAsia"/>
+        </w:rPr>
         <w:t>.</w:t>
       </w:r>
       <w:r>
@@ -1241,54 +1190,278 @@
         <w:t xml:space="preserve"> </w:t>
       </w:r>
       <w:r>
+        <w:rPr>
+          <w:rFonts w:hint="eastAsia"/>
+        </w:rPr>
+        <w:t>The first</w:t>
+      </w:r>
+      <w:r>
+        <w:rPr>
+          <w:rFonts w:hint="eastAsia"/>
+        </w:rPr>
+        <w:t xml:space="preserve"> includes </w:t>
+      </w:r>
+      <w:r>
+        <w:rPr>
+          <w:rFonts w:hint="eastAsia"/>
+        </w:rPr>
+        <w:t xml:space="preserve">bash and R scripts used to estimate genetic correlation </w:t>
+      </w:r>
+      <w:r>
+        <w:rPr>
+          <w:rFonts w:hint="eastAsia"/>
+        </w:rPr>
+        <w:t>in</w:t>
+      </w:r>
+      <w:r>
+        <w:rPr>
+          <w:rFonts w:hint="eastAsia"/>
+        </w:rPr>
+        <w:t xml:space="preserve"> smoking initiation across </w:t>
+      </w:r>
+      <w:r>
+        <w:rPr>
+          <w:rFonts w:hint="eastAsia"/>
+        </w:rPr>
+        <w:t xml:space="preserve">moderator </w:t>
+      </w:r>
+      <w:r>
+        <w:rPr>
+          <w:rFonts w:hint="eastAsia"/>
+        </w:rPr>
+        <w:t xml:space="preserve">subgroups. </w:t>
+      </w:r>
+      <w:r>
+        <w:rPr>
+          <w:rFonts w:hint="eastAsia"/>
+        </w:rPr>
+        <w:t>The second</w:t>
+      </w:r>
+      <w:r>
+        <w:rPr>
+          <w:rFonts w:hint="eastAsia"/>
+        </w:rPr>
+        <w:t xml:space="preserve"> includes bash and R scripts used to estimate genetic correlation between smoking initiation and other traits.</w:t>
+      </w:r>
+    </w:p>
+    <w:p>
+      <w:pPr>
+        <w:pStyle w:val="ListParagraph"/>
+        <w:jc w:val="both"/>
+        <w:rPr>
+          <w:i/>
+          <w:iCs/>
+        </w:rPr>
+      </w:pPr>
+      <w:r>
+        <w:rPr>
+          <w:i/>
+          <w:iCs/>
+        </w:rPr>
         <w:t>Genetic_Correlation_SI_Subgroups</w:t>
       </w:r>
-      <w:r>
-        <w:rPr>
-          <w:rFonts w:hint="eastAsia"/>
-        </w:rPr>
-        <w:t xml:space="preserve"> subfolder includes </w:t>
-      </w:r>
-      <w:r>
-        <w:rPr>
-          <w:rFonts w:hint="eastAsia"/>
-        </w:rPr>
-        <w:t xml:space="preserve">bash and R scripts used to estimate genetic correlation of smoking initiation across subgroups. </w:t>
-      </w:r>
-      <w:proofErr w:type="spellStart"/>
-      <w:r>
+    </w:p>
+    <w:p>
+      <w:pPr>
+        <w:pStyle w:val="ListParagraph"/>
+        <w:numPr>
+          <w:ilvl w:val="1"/>
+          <w:numId w:val="3"/>
+        </w:numPr>
+        <w:jc w:val="both"/>
+        <w:rPr>
+          <w:i/>
+          <w:iCs/>
+        </w:rPr>
+      </w:pPr>
+      <w:r>
+        <w:rPr>
+          <w:i/>
+          <w:iCs/>
+        </w:rPr>
+        <w:t>European_Genetic_Correlation_23andmeSI</w:t>
+      </w:r>
+      <w:r>
+        <w:rPr>
+          <w:rFonts w:hint="eastAsia"/>
+          <w:i/>
+          <w:iCs/>
+        </w:rPr>
+        <w:t>.sh</w:t>
+      </w:r>
+    </w:p>
+    <w:p>
+      <w:pPr>
+        <w:pStyle w:val="ListParagraph"/>
+        <w:numPr>
+          <w:ilvl w:val="2"/>
+          <w:numId w:val="3"/>
+        </w:numPr>
+        <w:jc w:val="both"/>
+      </w:pPr>
+      <w:r>
+        <w:rPr>
+          <w:rFonts w:hint="eastAsia"/>
+        </w:rPr>
+        <w:t>This script estimates genetic correlation</w:t>
+      </w:r>
+      <w:r>
+        <w:rPr>
+          <w:rFonts w:hint="eastAsia"/>
+        </w:rPr>
+        <w:t>s</w:t>
+      </w:r>
+      <w:r>
+        <w:rPr>
+          <w:rFonts w:hint="eastAsia"/>
+        </w:rPr>
+        <w:t xml:space="preserve"> in smoking initiation</w:t>
+      </w:r>
+      <w:r>
+        <w:rPr>
+          <w:rFonts w:hint="eastAsia"/>
+        </w:rPr>
+        <w:t xml:space="preserve"> </w:t>
+      </w:r>
+      <w:r>
+        <w:rPr>
+          <w:rFonts w:hint="eastAsia"/>
+        </w:rPr>
+        <w:t>across</w:t>
+      </w:r>
+      <w:r>
+        <w:rPr>
+          <w:rFonts w:hint="eastAsia"/>
+        </w:rPr>
+        <w:t xml:space="preserve"> </w:t>
+      </w:r>
+      <w:r>
+        <w:rPr>
+          <w:rFonts w:hint="eastAsia"/>
+        </w:rPr>
+        <w:t xml:space="preserve">moderator </w:t>
+      </w:r>
+      <w:r>
+        <w:rPr>
+          <w:rFonts w:hint="eastAsia"/>
+        </w:rPr>
+        <w:t>subgroups using munged G</w:t>
+      </w:r>
+      <w:r>
+        <w:rPr>
+          <w:rFonts w:hint="eastAsia"/>
+        </w:rPr>
+        <w:t xml:space="preserve">WAS summary statistics </w:t>
+      </w:r>
+      <w:r>
+        <w:rPr>
+          <w:rFonts w:hint="eastAsia"/>
+        </w:rPr>
+        <w:t>and</w:t>
+      </w:r>
+      <w:r>
+        <w:rPr>
+          <w:rFonts w:hint="eastAsia"/>
+        </w:rPr>
+        <w:t xml:space="preserve"> LDSC.</w:t>
+      </w:r>
+    </w:p>
+    <w:p>
+      <w:pPr>
+        <w:pStyle w:val="ListParagraph"/>
+        <w:numPr>
+          <w:ilvl w:val="1"/>
+          <w:numId w:val="3"/>
+        </w:numPr>
+        <w:jc w:val="both"/>
+      </w:pPr>
+      <w:r>
+        <w:rPr>
+          <w:i/>
+          <w:iCs/>
+        </w:rPr>
+        <w:t>European_Genetic_Correlation_23andmeSI_Tables_Figures</w:t>
+      </w:r>
+      <w:r>
+        <w:rPr>
+          <w:rFonts w:hint="eastAsia"/>
+          <w:i/>
+          <w:iCs/>
+        </w:rPr>
+        <w:t>.</w:t>
+      </w:r>
+      <w:r>
+        <w:rPr>
+          <w:rFonts w:hint="eastAsia"/>
+          <w:i/>
+          <w:iCs/>
+        </w:rPr>
+        <w:t>r</w:t>
+      </w:r>
+    </w:p>
+    <w:p>
+      <w:pPr>
+        <w:pStyle w:val="ListParagraph"/>
+        <w:numPr>
+          <w:ilvl w:val="2"/>
+          <w:numId w:val="3"/>
+        </w:numPr>
+        <w:jc w:val="both"/>
+      </w:pPr>
+      <w:r>
+        <w:rPr>
+          <w:rFonts w:hint="eastAsia"/>
+        </w:rPr>
+        <w:t>This script generates</w:t>
+      </w:r>
+      <w:r>
+        <w:rPr>
+          <w:rFonts w:hint="eastAsia"/>
+        </w:rPr>
+        <w:t xml:space="preserve"> tables and</w:t>
+      </w:r>
+      <w:r>
+        <w:rPr>
+          <w:rFonts w:hint="eastAsia"/>
+        </w:rPr>
+        <w:t xml:space="preserve"> figures summarizing the genetic correlation estimates</w:t>
+      </w:r>
+      <w:r>
+        <w:rPr>
+          <w:rFonts w:hint="eastAsia"/>
+        </w:rPr>
+        <w:t xml:space="preserve"> across </w:t>
+      </w:r>
+      <w:r>
+        <w:rPr>
+          <w:rFonts w:hint="eastAsia"/>
+        </w:rPr>
+        <w:t xml:space="preserve">moderator </w:t>
+      </w:r>
+      <w:r>
+        <w:rPr>
+          <w:rFonts w:hint="eastAsia"/>
+        </w:rPr>
+        <w:t>subgroups.</w:t>
+      </w:r>
+    </w:p>
+    <w:p>
+      <w:pPr>
+        <w:pStyle w:val="ListParagraph"/>
+        <w:jc w:val="both"/>
+        <w:rPr>
+          <w:i/>
+          <w:iCs/>
+        </w:rPr>
+      </w:pPr>
+      <w:r>
+        <w:rPr>
+          <w:i/>
+          <w:iCs/>
+        </w:rPr>
+        <w:lastRenderedPageBreak/>
         <w:t>Genetic_Correlation_SI_Other_Traits</w:t>
       </w:r>
-      <w:proofErr w:type="spellEnd"/>
-      <w:r>
-        <w:rPr>
-          <w:rFonts w:hint="eastAsia"/>
-        </w:rPr>
-        <w:t xml:space="preserve"> sub</w:t>
-      </w:r>
-      <w:r>
-        <w:rPr>
-          <w:rFonts w:hint="eastAsia"/>
-        </w:rPr>
-        <w:t>folder includes bash and R scripts used to estimate genetic correlation between smoking initiation and other traits.</w:t>
-      </w:r>
-    </w:p>
-    <w:p>
-      <w:pPr>
-        <w:pStyle w:val="ListParagraph"/>
-        <w:jc w:val="both"/>
-        <w:rPr>
-          <w:i/>
-          <w:iCs/>
-        </w:rPr>
-      </w:pPr>
-      <w:r>
-        <w:rPr>
-          <w:i/>
-          <w:iCs/>
-        </w:rPr>
-        <w:t>Genetic_Correlation_SI_Subgroups</w:t>
-      </w:r>
     </w:p>
     <w:p>
       <w:pPr>
@@ -1308,7 +1481,22 @@
           <w:i/>
           <w:iCs/>
         </w:rPr>
-        <w:t>European_Genetic_Correlation_23andmeSI</w:t>
+        <w:t>CLEAN_ldsc_sumstats_european_</w:t>
+      </w:r>
+      <w:r>
+        <w:rPr>
+          <w:rFonts w:hint="eastAsia"/>
+          <w:i/>
+          <w:iCs/>
+        </w:rPr>
+        <w:t>[TRAITNAME]</w:t>
+      </w:r>
+      <w:r>
+        <w:rPr>
+          <w:i/>
+          <w:iCs/>
+        </w:rPr>
+        <w:t>_MUNGE</w:t>
       </w:r>
       <w:r>
         <w:rPr>
@@ -1332,19 +1520,31 @@
         <w:rPr>
           <w:rFonts w:hint="eastAsia"/>
         </w:rPr>
-        <w:t>This script estimates genetic correlation between subgroups using munged G</w:t>
-      </w:r>
-      <w:r>
-        <w:rPr>
-          <w:rFonts w:hint="eastAsia"/>
-        </w:rPr>
-        <w:t>WAS summary statistics of smoking initiation</w:t>
-      </w:r>
-      <w:r>
-        <w:rPr>
-          <w:rFonts w:hint="eastAsia"/>
-        </w:rPr>
-        <w:t xml:space="preserve"> using LDSC.</w:t>
+        <w:t xml:space="preserve">This script munges the GWAS summary statistics of </w:t>
+      </w:r>
+      <w:r>
+        <w:rPr>
+          <w:rFonts w:hint="eastAsia"/>
+        </w:rPr>
+        <w:t>other traits</w:t>
+      </w:r>
+      <w:r>
+        <w:rPr>
+          <w:rFonts w:hint="eastAsia"/>
+        </w:rPr>
+        <w:t xml:space="preserve"> </w:t>
+      </w:r>
+      <w:r>
+        <w:rPr>
+          <w:rFonts w:hint="eastAsia"/>
+        </w:rPr>
+        <w:t>for</w:t>
+      </w:r>
+      <w:r>
+        <w:rPr>
+          <w:rFonts w:hint="eastAsia"/>
+        </w:rPr>
+        <w:t xml:space="preserve"> use in LDSC analyses.</w:t>
       </w:r>
     </w:p>
     <w:p>
@@ -1355,30 +1555,1017 @@
           <w:numId w:val="3"/>
         </w:numPr>
         <w:jc w:val="both"/>
-      </w:pPr>
-      <w:r>
-        <w:rPr>
-          <w:i/>
-          <w:iCs/>
+        <w:rPr>
+          <w:i/>
+          <w:iCs/>
+        </w:rPr>
+      </w:pPr>
+      <w:r>
+        <w:rPr>
+          <w:i/>
+          <w:iCs/>
+        </w:rPr>
+        <w:t>European_Genetic_Correlation_</w:t>
+      </w:r>
+      <w:r>
+        <w:rPr>
+          <w:rFonts w:hint="eastAsia"/>
+          <w:i/>
+          <w:iCs/>
+        </w:rPr>
+        <w:t>[TRAITNAME].sh</w:t>
+      </w:r>
+    </w:p>
+    <w:p>
+      <w:pPr>
+        <w:pStyle w:val="ListParagraph"/>
+        <w:numPr>
+          <w:ilvl w:val="2"/>
+          <w:numId w:val="3"/>
+        </w:numPr>
+        <w:jc w:val="both"/>
+      </w:pPr>
+      <w:r>
+        <w:rPr>
+          <w:rFonts w:hint="eastAsia"/>
+        </w:rPr>
+        <w:t>This script estimates genetic correlation</w:t>
+      </w:r>
+      <w:r>
+        <w:rPr>
+          <w:rFonts w:hint="eastAsia"/>
+        </w:rPr>
+        <w:t>s</w:t>
+      </w:r>
+      <w:r>
+        <w:rPr>
+          <w:rFonts w:hint="eastAsia"/>
+        </w:rPr>
+        <w:t xml:space="preserve"> between </w:t>
+      </w:r>
+      <w:r>
+        <w:rPr>
+          <w:rFonts w:hint="eastAsia"/>
+        </w:rPr>
+        <w:t xml:space="preserve">smoking initiation and </w:t>
+      </w:r>
+      <w:r>
+        <w:rPr>
+          <w:rFonts w:hint="eastAsia"/>
+        </w:rPr>
+        <w:t>the specified trait</w:t>
+      </w:r>
+      <w:r>
+        <w:rPr>
+          <w:rFonts w:hint="eastAsia"/>
+        </w:rPr>
+        <w:t xml:space="preserve"> using munged GWAS summary statistics</w:t>
+      </w:r>
+      <w:r>
+        <w:rPr>
+          <w:rFonts w:hint="eastAsia"/>
+        </w:rPr>
+        <w:t xml:space="preserve"> </w:t>
+      </w:r>
+      <w:r>
+        <w:rPr>
+          <w:rFonts w:hint="eastAsia"/>
+        </w:rPr>
+        <w:t>and</w:t>
+      </w:r>
+      <w:r>
+        <w:rPr>
+          <w:rFonts w:hint="eastAsia"/>
+        </w:rPr>
+        <w:t xml:space="preserve"> LDSC.</w:t>
+      </w:r>
+    </w:p>
+    <w:p>
+      <w:pPr>
+        <w:pStyle w:val="ListParagraph"/>
+        <w:numPr>
+          <w:ilvl w:val="1"/>
+          <w:numId w:val="3"/>
+        </w:numPr>
+        <w:jc w:val="both"/>
+        <w:rPr>
+          <w:i/>
+          <w:iCs/>
+        </w:rPr>
+      </w:pPr>
+      <w:r>
+        <w:rPr>
+          <w:i/>
+          <w:iCs/>
+        </w:rPr>
+        <w:t>European_Genetic_Correlation_Tables_Figures</w:t>
+      </w:r>
+      <w:r>
+        <w:rPr>
+          <w:rFonts w:hint="eastAsia"/>
+          <w:i/>
+          <w:iCs/>
+        </w:rPr>
+        <w:t>.r</w:t>
+      </w:r>
+    </w:p>
+    <w:p>
+      <w:pPr>
+        <w:pStyle w:val="ListParagraph"/>
+        <w:numPr>
+          <w:ilvl w:val="2"/>
+          <w:numId w:val="3"/>
+        </w:numPr>
+        <w:jc w:val="both"/>
+      </w:pPr>
+      <w:r>
+        <w:rPr>
+          <w:rFonts w:hint="eastAsia"/>
+        </w:rPr>
+        <w:t>This script generates</w:t>
+      </w:r>
+      <w:r>
+        <w:rPr>
+          <w:rFonts w:hint="eastAsia"/>
+        </w:rPr>
+        <w:t xml:space="preserve"> tables and</w:t>
+      </w:r>
+      <w:r>
+        <w:rPr>
+          <w:rFonts w:hint="eastAsia"/>
+        </w:rPr>
+        <w:t xml:space="preserve"> figures summarizing the </w:t>
+      </w:r>
+      <w:r>
+        <w:rPr>
+          <w:rFonts w:hint="eastAsia"/>
+        </w:rPr>
+        <w:t>genetic correlation</w:t>
+      </w:r>
+      <w:r>
+        <w:rPr>
+          <w:rFonts w:hint="eastAsia"/>
+        </w:rPr>
+        <w:t>s</w:t>
+      </w:r>
+      <w:r>
+        <w:rPr>
+          <w:rFonts w:hint="eastAsia"/>
+        </w:rPr>
+        <w:t xml:space="preserve"> estimates</w:t>
+      </w:r>
+      <w:r>
+        <w:rPr>
+          <w:rFonts w:hint="eastAsia"/>
+        </w:rPr>
+        <w:t xml:space="preserve"> between smoking initiation and other traits</w:t>
+      </w:r>
+      <w:r>
+        <w:rPr>
+          <w:rFonts w:hint="eastAsia"/>
+        </w:rPr>
+        <w:t>.</w:t>
+      </w:r>
+    </w:p>
+    <w:p>
+      <w:pPr>
+        <w:pStyle w:val="ListParagraph"/>
+        <w:numPr>
+          <w:ilvl w:val="0"/>
+          <w:numId w:val="3"/>
+        </w:numPr>
+        <w:jc w:val="both"/>
+        <w:rPr>
+          <w:b/>
+          <w:bCs/>
+        </w:rPr>
+      </w:pPr>
+      <w:r>
+        <w:rPr>
+          <w:rFonts w:hint="eastAsia"/>
+          <w:b/>
+          <w:bCs/>
+        </w:rPr>
+        <w:t>Meta-</w:t>
+      </w:r>
+      <w:r>
+        <w:rPr>
+          <w:rFonts w:hint="eastAsia"/>
+          <w:b/>
+          <w:bCs/>
+        </w:rPr>
+        <w:t>A</w:t>
+      </w:r>
+      <w:r>
+        <w:rPr>
+          <w:rFonts w:hint="eastAsia"/>
+          <w:b/>
+          <w:bCs/>
+        </w:rPr>
+        <w:t>nalysis</w:t>
+      </w:r>
+    </w:p>
+    <w:p>
+      <w:pPr>
+        <w:pStyle w:val="ListParagraph"/>
+        <w:jc w:val="both"/>
+      </w:pPr>
+      <w:r>
+        <w:rPr>
+          <w:rFonts w:hint="eastAsia"/>
+        </w:rPr>
+        <w:t xml:space="preserve">This folder includes two folders: </w:t>
+      </w:r>
+      <w:r>
+        <w:rPr>
+          <w:rFonts w:hint="eastAsia"/>
+          <w:i/>
+          <w:iCs/>
+        </w:rPr>
+        <w:t>S</w:t>
+      </w:r>
+      <w:r>
+        <w:rPr>
+          <w:rFonts w:hint="eastAsia"/>
+          <w:i/>
+          <w:iCs/>
+        </w:rPr>
+        <w:t>ex</w:t>
+      </w:r>
+      <w:r>
+        <w:rPr>
+          <w:rFonts w:hint="eastAsia"/>
+        </w:rPr>
+        <w:t xml:space="preserve"> and </w:t>
+      </w:r>
+      <w:r>
+        <w:rPr>
+          <w:rFonts w:hint="eastAsia"/>
+          <w:i/>
+          <w:iCs/>
+        </w:rPr>
+        <w:t>G</w:t>
+      </w:r>
+      <w:r>
+        <w:rPr>
+          <w:rFonts w:hint="eastAsia"/>
+          <w:i/>
+          <w:iCs/>
+        </w:rPr>
+        <w:t>eneration</w:t>
+      </w:r>
+      <w:r>
+        <w:rPr>
+          <w:rFonts w:hint="eastAsia"/>
+        </w:rPr>
+        <w:t xml:space="preserve">. </w:t>
+      </w:r>
+      <w:r>
+        <w:rPr>
+          <w:rFonts w:hint="eastAsia"/>
+        </w:rPr>
+        <w:t>Each</w:t>
+      </w:r>
+      <w:r>
+        <w:rPr>
+          <w:rFonts w:hint="eastAsia"/>
+        </w:rPr>
+        <w:t xml:space="preserve"> folder contains bash </w:t>
+      </w:r>
+      <w:r>
+        <w:rPr>
+          <w:rFonts w:hint="eastAsia"/>
+        </w:rPr>
+        <w:t xml:space="preserve">and R </w:t>
+      </w:r>
+      <w:r>
+        <w:rPr>
+          <w:rFonts w:hint="eastAsia"/>
+        </w:rPr>
+        <w:t xml:space="preserve">scripts used to </w:t>
+      </w:r>
+      <w:r>
+        <w:rPr>
+          <w:rFonts w:hint="eastAsia"/>
+        </w:rPr>
+        <w:t xml:space="preserve">conduct meta-analysis across ancestries and </w:t>
+      </w:r>
+      <w:r>
+        <w:rPr>
+          <w:rFonts w:hint="eastAsia"/>
+        </w:rPr>
+        <w:t xml:space="preserve">moderator </w:t>
+      </w:r>
+      <w:r>
+        <w:rPr>
+          <w:rFonts w:hint="eastAsia"/>
+        </w:rPr>
+        <w:t>su</w:t>
+      </w:r>
+      <w:r>
+        <w:rPr>
+          <w:rFonts w:hint="eastAsia"/>
+        </w:rPr>
+        <w:t>bgroups</w:t>
+      </w:r>
+      <w:r>
+        <w:rPr>
+          <w:rFonts w:hint="eastAsia"/>
+        </w:rPr>
+        <w:t>.</w:t>
+      </w:r>
+    </w:p>
+    <w:p>
+      <w:pPr>
+        <w:pStyle w:val="ListParagraph"/>
+        <w:jc w:val="both"/>
+        <w:rPr>
+          <w:rFonts w:hint="eastAsia"/>
+          <w:i/>
+          <w:iCs/>
+        </w:rPr>
+      </w:pPr>
+      <w:r>
+        <w:rPr>
+          <w:rFonts w:hint="eastAsia"/>
+          <w:i/>
+          <w:iCs/>
+        </w:rPr>
+        <w:t>Sex</w:t>
+      </w:r>
+    </w:p>
+    <w:p>
+      <w:pPr>
+        <w:pStyle w:val="ListParagraph"/>
+        <w:numPr>
+          <w:ilvl w:val="1"/>
+          <w:numId w:val="3"/>
+        </w:numPr>
+        <w:jc w:val="both"/>
+        <w:rPr>
+          <w:i/>
+          <w:iCs/>
+        </w:rPr>
+      </w:pPr>
+      <w:r>
+        <w:rPr>
+          <w:i/>
+          <w:iCs/>
+        </w:rPr>
+        <w:t>Meta_Analysis_METAL_cross-ancestry_gender</w:t>
+      </w:r>
+      <w:r>
+        <w:rPr>
+          <w:rFonts w:hint="eastAsia"/>
+          <w:i/>
+          <w:iCs/>
+        </w:rPr>
+        <w:t>.sh</w:t>
+      </w:r>
+    </w:p>
+    <w:p>
+      <w:pPr>
+        <w:pStyle w:val="ListParagraph"/>
+        <w:numPr>
+          <w:ilvl w:val="2"/>
+          <w:numId w:val="3"/>
+        </w:numPr>
+        <w:jc w:val="both"/>
+      </w:pPr>
+      <w:r>
+        <w:rPr>
+          <w:rFonts w:hint="eastAsia"/>
+        </w:rPr>
+        <w:t>This script runs meta-analysis across four genetic ancestry groups separately for female and male GWAS summary statistics.</w:t>
+      </w:r>
+    </w:p>
+    <w:p>
+      <w:pPr>
+        <w:pStyle w:val="ListParagraph"/>
+        <w:numPr>
+          <w:ilvl w:val="1"/>
+          <w:numId w:val="3"/>
+        </w:numPr>
+        <w:jc w:val="both"/>
+        <w:rPr>
+          <w:i/>
+          <w:iCs/>
+        </w:rPr>
+      </w:pPr>
+      <w:r>
+        <w:rPr>
+          <w:i/>
+          <w:iCs/>
+        </w:rPr>
+        <w:t>Meta_Analysis_METAL_cross-ancestry_gender_ExploreResults</w:t>
+      </w:r>
+      <w:r>
+        <w:rPr>
+          <w:rFonts w:hint="eastAsia"/>
+          <w:i/>
+          <w:iCs/>
+        </w:rPr>
+        <w:t>.r</w:t>
+      </w:r>
+    </w:p>
+    <w:p>
+      <w:pPr>
+        <w:pStyle w:val="ListParagraph"/>
+        <w:numPr>
+          <w:ilvl w:val="2"/>
+          <w:numId w:val="3"/>
+        </w:numPr>
+        <w:jc w:val="both"/>
+      </w:pPr>
+      <w:r>
+        <w:rPr>
+          <w:rFonts w:hint="eastAsia"/>
+        </w:rPr>
+        <w:t xml:space="preserve">This </w:t>
+      </w:r>
+      <w:r>
+        <w:rPr>
+          <w:rFonts w:hint="eastAsia"/>
+        </w:rPr>
+        <w:t>script cleans meta-analysis results obtained from the above meta-analys</w:t>
+      </w:r>
+      <w:r>
+        <w:rPr>
+          <w:rFonts w:hint="eastAsia"/>
+        </w:rPr>
+        <w:t>e</w:t>
+      </w:r>
+      <w:r>
+        <w:rPr>
+          <w:rFonts w:hint="eastAsia"/>
+        </w:rPr>
+        <w:t>s.</w:t>
+      </w:r>
+    </w:p>
+    <w:p>
+      <w:pPr>
+        <w:pStyle w:val="ListParagraph"/>
+        <w:numPr>
+          <w:ilvl w:val="1"/>
+          <w:numId w:val="3"/>
+        </w:numPr>
+        <w:jc w:val="both"/>
+      </w:pPr>
+      <w:r>
+        <w:t>Meta_Analysis_METAL_cross-ancestryMA_gender</w:t>
+      </w:r>
+      <w:r>
+        <w:rPr>
+          <w:rFonts w:hint="eastAsia"/>
+        </w:rPr>
+        <w:t>.sh</w:t>
+      </w:r>
+    </w:p>
+    <w:p>
+      <w:pPr>
+        <w:pStyle w:val="ListParagraph"/>
+        <w:numPr>
+          <w:ilvl w:val="2"/>
+          <w:numId w:val="3"/>
+        </w:numPr>
+        <w:jc w:val="both"/>
+      </w:pPr>
+      <w:r>
+        <w:rPr>
+          <w:rFonts w:hint="eastAsia"/>
+        </w:rPr>
+        <w:t xml:space="preserve">This script runs meta-analysis across </w:t>
+      </w:r>
+      <w:r>
+        <w:rPr>
+          <w:rFonts w:hint="eastAsia"/>
+        </w:rPr>
+        <w:t>gender groups (</w:t>
+      </w:r>
+      <w:r>
+        <w:rPr>
+          <w:rFonts w:hint="eastAsia"/>
+        </w:rPr>
+        <w:t>females and males</w:t>
+      </w:r>
+      <w:r>
+        <w:rPr>
+          <w:rFonts w:hint="eastAsia"/>
+        </w:rPr>
+        <w:t>)</w:t>
+      </w:r>
+      <w:r>
+        <w:rPr>
+          <w:rFonts w:hint="eastAsia"/>
+        </w:rPr>
+        <w:t xml:space="preserve"> </w:t>
+      </w:r>
+      <w:r>
+        <w:rPr>
+          <w:rFonts w:hint="eastAsia"/>
+        </w:rPr>
+        <w:t>using cross-ancestry meta-analysis results</w:t>
+      </w:r>
+      <w:r>
+        <w:rPr>
+          <w:rFonts w:hint="eastAsia"/>
+        </w:rPr>
+        <w:t>.</w:t>
+      </w:r>
+    </w:p>
+    <w:p>
+      <w:pPr>
+        <w:pStyle w:val="ListParagraph"/>
+        <w:numPr>
+          <w:ilvl w:val="1"/>
+          <w:numId w:val="3"/>
+        </w:numPr>
+        <w:jc w:val="both"/>
+      </w:pPr>
+      <w:r>
+        <w:t>Meta_Analysis_METAL_cross-ancestryMA_gender_ExploreResults</w:t>
+      </w:r>
+      <w:r>
+        <w:rPr>
+          <w:rFonts w:hint="eastAsia"/>
+        </w:rPr>
+        <w:t>.r</w:t>
+      </w:r>
+    </w:p>
+    <w:p>
+      <w:pPr>
+        <w:pStyle w:val="ListParagraph"/>
+        <w:numPr>
+          <w:ilvl w:val="2"/>
+          <w:numId w:val="3"/>
+        </w:numPr>
+        <w:jc w:val="both"/>
+      </w:pPr>
+      <w:r>
+        <w:rPr>
+          <w:rFonts w:hint="eastAsia"/>
+        </w:rPr>
+        <w:t>This script cleans meta-analysis results obtained from the above meta-analyses.</w:t>
+      </w:r>
+    </w:p>
+    <w:p>
+      <w:pPr>
+        <w:pStyle w:val="ListParagraph"/>
+        <w:numPr>
+          <w:ilvl w:val="1"/>
+          <w:numId w:val="3"/>
+        </w:numPr>
+        <w:jc w:val="both"/>
+      </w:pPr>
+      <w:r>
+        <w:t>Meta_Analysis_METAL_cross</w:t>
+      </w:r>
+      <w:r>
+        <w:rPr>
+          <w:rFonts w:hint="eastAsia"/>
+        </w:rPr>
+        <w:t>-</w:t>
+      </w:r>
+      <w:r>
+        <w:t>ancestryMA_gender_ExploreResults_locuszoom</w:t>
+      </w:r>
+      <w:r>
+        <w:rPr>
+          <w:rFonts w:hint="eastAsia"/>
+        </w:rPr>
+        <w:t>.r</w:t>
+      </w:r>
+    </w:p>
+    <w:p>
+      <w:pPr>
+        <w:pStyle w:val="ListParagraph"/>
+        <w:numPr>
+          <w:ilvl w:val="2"/>
+          <w:numId w:val="3"/>
+        </w:numPr>
+        <w:jc w:val="both"/>
+      </w:pPr>
+      <w:r>
+        <w:rPr>
+          <w:rFonts w:hint="eastAsia"/>
+        </w:rPr>
+        <w:t>This script generates locus zoom plots</w:t>
+      </w:r>
+      <w:r>
+        <w:rPr>
+          <w:rFonts w:hint="eastAsia"/>
+        </w:rPr>
+        <w:t xml:space="preserve"> comparing effect sizes at the variant level</w:t>
+      </w:r>
+      <w:r>
+        <w:rPr>
+          <w:rFonts w:hint="eastAsia"/>
+        </w:rPr>
+        <w:t>.</w:t>
+      </w:r>
+    </w:p>
+    <w:p>
+      <w:pPr>
+        <w:pStyle w:val="ListParagraph"/>
+        <w:jc w:val="both"/>
+        <w:rPr>
+          <w:rFonts w:hint="eastAsia"/>
+          <w:i/>
+          <w:iCs/>
+        </w:rPr>
+      </w:pPr>
+      <w:r>
+        <w:rPr>
+          <w:rFonts w:hint="eastAsia"/>
+          <w:i/>
+          <w:iCs/>
+        </w:rPr>
+        <w:t>Generation</w:t>
+      </w:r>
+    </w:p>
+    <w:p>
+      <w:pPr>
+        <w:pStyle w:val="ListParagraph"/>
+        <w:numPr>
+          <w:ilvl w:val="1"/>
+          <w:numId w:val="3"/>
+        </w:numPr>
+        <w:jc w:val="both"/>
+        <w:rPr>
+          <w:i/>
+          <w:iCs/>
+        </w:rPr>
+      </w:pPr>
+      <w:r>
+        <w:rPr>
+          <w:i/>
+          <w:iCs/>
+        </w:rPr>
+        <w:t>Meta_Analysis_METAL_cross-ancestry_birtheyar_to16bins</w:t>
+      </w:r>
+      <w:r>
+        <w:rPr>
+          <w:rFonts w:hint="eastAsia"/>
+          <w:i/>
+          <w:iCs/>
+        </w:rPr>
+        <w:t>.sh</w:t>
+      </w:r>
+    </w:p>
+    <w:p>
+      <w:pPr>
+        <w:pStyle w:val="ListParagraph"/>
+        <w:numPr>
+          <w:ilvl w:val="2"/>
+          <w:numId w:val="3"/>
+        </w:numPr>
+        <w:jc w:val="both"/>
+      </w:pPr>
+      <w:r>
+        <w:rPr>
+          <w:rFonts w:hint="eastAsia"/>
+        </w:rPr>
+        <w:t xml:space="preserve">This script runs meta-analysis across four genetic ancestry groups separately for </w:t>
+      </w:r>
+      <w:r>
+        <w:rPr>
+          <w:rFonts w:hint="eastAsia"/>
+        </w:rPr>
+        <w:t>16 five-year birth cohort</w:t>
+      </w:r>
+      <w:r>
+        <w:rPr>
+          <w:rFonts w:hint="eastAsia"/>
+        </w:rPr>
+        <w:t xml:space="preserve"> GWAS summary statistics.</w:t>
+      </w:r>
+    </w:p>
+    <w:p>
+      <w:pPr>
+        <w:pStyle w:val="ListParagraph"/>
+        <w:numPr>
+          <w:ilvl w:val="1"/>
+          <w:numId w:val="3"/>
+        </w:numPr>
+        <w:jc w:val="both"/>
+        <w:rPr>
+          <w:i/>
+          <w:iCs/>
+        </w:rPr>
+      </w:pPr>
+      <w:r>
+        <w:rPr>
+          <w:i/>
+          <w:iCs/>
+        </w:rPr>
+        <w:t>Meta_Analysis_METAL_cross-ancestry_birthyear_ExploreResults</w:t>
+      </w:r>
+      <w:r>
+        <w:rPr>
+          <w:rFonts w:hint="eastAsia"/>
+          <w:i/>
+          <w:iCs/>
+        </w:rPr>
+        <w:t>.r</w:t>
+      </w:r>
+    </w:p>
+    <w:p>
+      <w:pPr>
+        <w:pStyle w:val="ListParagraph"/>
+        <w:numPr>
+          <w:ilvl w:val="2"/>
+          <w:numId w:val="3"/>
+        </w:numPr>
+        <w:jc w:val="both"/>
+      </w:pPr>
+      <w:r>
+        <w:rPr>
+          <w:rFonts w:hint="eastAsia"/>
+        </w:rPr>
+        <w:t>This script cleans meta-analysis results obtained from the above meta-analyses.</w:t>
+      </w:r>
+    </w:p>
+    <w:p>
+      <w:pPr>
+        <w:pStyle w:val="ListParagraph"/>
+        <w:numPr>
+          <w:ilvl w:val="1"/>
+          <w:numId w:val="3"/>
+        </w:numPr>
+        <w:jc w:val="both"/>
+        <w:rPr>
+          <w:i/>
+          <w:iCs/>
+        </w:rPr>
+      </w:pPr>
+      <w:r>
+        <w:rPr>
+          <w:i/>
+          <w:iCs/>
+        </w:rPr>
+        <w:t>Meta_Analysis_METAL_cross-ancestry_birthyear</w:t>
+      </w:r>
+      <w:r>
+        <w:rPr>
+          <w:rFonts w:hint="eastAsia"/>
+          <w:i/>
+          <w:iCs/>
+        </w:rPr>
+        <w:t>.sh</w:t>
+      </w:r>
+    </w:p>
+    <w:p>
+      <w:pPr>
+        <w:pStyle w:val="ListParagraph"/>
+        <w:numPr>
+          <w:ilvl w:val="2"/>
+          <w:numId w:val="3"/>
+        </w:numPr>
+        <w:jc w:val="both"/>
+      </w:pPr>
+      <w:r>
+        <w:rPr>
+          <w:rFonts w:hint="eastAsia"/>
         </w:rPr>
         <w:lastRenderedPageBreak/>
-        <w:t>European_Genetic_Correlation_23andmeSI_Tables_Figures</w:t>
-      </w:r>
-      <w:r>
-        <w:rPr>
-          <w:rFonts w:hint="eastAsia"/>
-          <w:i/>
-          <w:iCs/>
+        <w:t>This script runs meta-analysis across</w:t>
+      </w:r>
+      <w:r>
+        <w:rPr>
+          <w:rFonts w:hint="eastAsia"/>
+        </w:rPr>
+        <w:t xml:space="preserve"> 16 five-year birth cohort</w:t>
+      </w:r>
+      <w:r>
+        <w:rPr>
+          <w:rFonts w:hint="eastAsia"/>
+        </w:rPr>
+        <w:t xml:space="preserve"> using cross-ancestry meta-analysis results.</w:t>
+      </w:r>
+    </w:p>
+    <w:p>
+      <w:pPr>
+        <w:pStyle w:val="ListParagraph"/>
+        <w:numPr>
+          <w:ilvl w:val="1"/>
+          <w:numId w:val="3"/>
+        </w:numPr>
+        <w:jc w:val="both"/>
+        <w:rPr>
+          <w:i/>
+          <w:iCs/>
+        </w:rPr>
+      </w:pPr>
+      <w:r>
+        <w:rPr>
+          <w:i/>
+          <w:iCs/>
+        </w:rPr>
+        <w:t>Meta_Analysis_METAL_cross-ancestry_birthyear_to16bins_ExploreResults</w:t>
+      </w:r>
+      <w:r>
+        <w:rPr>
+          <w:rFonts w:hint="eastAsia"/>
+          <w:i/>
+          <w:iCs/>
+        </w:rPr>
+        <w:t>.r</w:t>
+      </w:r>
+    </w:p>
+    <w:p>
+      <w:pPr>
+        <w:pStyle w:val="ListParagraph"/>
+        <w:numPr>
+          <w:ilvl w:val="2"/>
+          <w:numId w:val="3"/>
+        </w:numPr>
+        <w:jc w:val="both"/>
+      </w:pPr>
+      <w:r>
+        <w:rPr>
+          <w:rFonts w:hint="eastAsia"/>
+        </w:rPr>
+        <w:t>This script cleans meta-analysis results obtained from the above meta-analyses.</w:t>
+      </w:r>
+    </w:p>
+    <w:p>
+      <w:pPr>
+        <w:pStyle w:val="ListParagraph"/>
+        <w:numPr>
+          <w:ilvl w:val="1"/>
+          <w:numId w:val="3"/>
+        </w:numPr>
+        <w:jc w:val="both"/>
+        <w:rPr>
+          <w:i/>
+          <w:iCs/>
+        </w:rPr>
+      </w:pPr>
+      <w:r>
+        <w:rPr>
+          <w:i/>
+          <w:iCs/>
+        </w:rPr>
+        <w:t>Meta_Analysis_METAL_cross-ancestry_generation</w:t>
+      </w:r>
+      <w:r>
+        <w:rPr>
+          <w:rFonts w:hint="eastAsia"/>
+          <w:i/>
+          <w:iCs/>
+        </w:rPr>
+        <w:t>.sh</w:t>
+      </w:r>
+    </w:p>
+    <w:p>
+      <w:pPr>
+        <w:pStyle w:val="ListParagraph"/>
+        <w:numPr>
+          <w:ilvl w:val="2"/>
+          <w:numId w:val="3"/>
+        </w:numPr>
+        <w:jc w:val="both"/>
+      </w:pPr>
+      <w:r>
+        <w:rPr>
+          <w:rFonts w:hint="eastAsia"/>
+        </w:rPr>
+        <w:t xml:space="preserve">This script runs meta-analysis </w:t>
+      </w:r>
+      <w:r>
+        <w:rPr>
+          <w:rFonts w:hint="eastAsia"/>
+        </w:rPr>
+        <w:t>to generate four generations using</w:t>
+      </w:r>
+      <w:r>
+        <w:rPr>
+          <w:rFonts w:hint="eastAsia"/>
+        </w:rPr>
+        <w:t xml:space="preserve"> 16 five-year birth cohort cross-ancestry meta-analysis results.</w:t>
+      </w:r>
+    </w:p>
+    <w:p>
+      <w:pPr>
+        <w:pStyle w:val="ListParagraph"/>
+        <w:numPr>
+          <w:ilvl w:val="1"/>
+          <w:numId w:val="3"/>
+        </w:numPr>
+        <w:jc w:val="both"/>
+        <w:rPr>
+          <w:i/>
+          <w:iCs/>
+        </w:rPr>
+      </w:pPr>
+      <w:r>
+        <w:rPr>
+          <w:i/>
+          <w:iCs/>
+        </w:rPr>
+        <w:t>Meta_Analysis_METAL_cross-ancestry_generation_ExploreResults</w:t>
+      </w:r>
+      <w:r>
+        <w:rPr>
+          <w:rFonts w:hint="eastAsia"/>
+          <w:i/>
+          <w:iCs/>
+        </w:rPr>
+        <w:t>.r</w:t>
+      </w:r>
+    </w:p>
+    <w:p>
+      <w:pPr>
+        <w:pStyle w:val="ListParagraph"/>
+        <w:numPr>
+          <w:ilvl w:val="2"/>
+          <w:numId w:val="3"/>
+        </w:numPr>
+        <w:jc w:val="both"/>
+      </w:pPr>
+      <w:r>
+        <w:rPr>
+          <w:rFonts w:hint="eastAsia"/>
+        </w:rPr>
+        <w:t>This script cleans meta-analysis results obtained from the above meta-analyses.</w:t>
+      </w:r>
+    </w:p>
+    <w:p>
+      <w:pPr>
+        <w:pStyle w:val="ListParagraph"/>
+        <w:numPr>
+          <w:ilvl w:val="1"/>
+          <w:numId w:val="3"/>
+        </w:numPr>
+        <w:jc w:val="both"/>
+      </w:pPr>
+      <w:r>
+        <w:t>Meta_Analysis_METAL_cross-ancestryMA_generation</w:t>
+      </w:r>
+      <w:r>
+        <w:rPr>
+          <w:rFonts w:hint="eastAsia"/>
+        </w:rPr>
+        <w:t>.sh</w:t>
+      </w:r>
+    </w:p>
+    <w:p>
+      <w:pPr>
+        <w:pStyle w:val="ListParagraph"/>
+        <w:numPr>
+          <w:ilvl w:val="2"/>
+          <w:numId w:val="3"/>
+        </w:numPr>
+        <w:jc w:val="both"/>
+      </w:pPr>
+      <w:r>
+        <w:rPr>
+          <w:rFonts w:hint="eastAsia"/>
+        </w:rPr>
+        <w:t>This script runs meta-analysis</w:t>
+      </w:r>
+      <w:r>
+        <w:rPr>
+          <w:rFonts w:hint="eastAsia"/>
+        </w:rPr>
+        <w:t xml:space="preserve"> </w:t>
+      </w:r>
+      <w:r>
+        <w:rPr>
+          <w:rFonts w:hint="eastAsia"/>
+        </w:rPr>
+        <w:t>for</w:t>
+      </w:r>
+      <w:r>
+        <w:rPr>
+          <w:rFonts w:hint="eastAsia"/>
+        </w:rPr>
+        <w:t xml:space="preserve"> pairwise combinations of the four generations</w:t>
+      </w:r>
+      <w:r>
+        <w:rPr>
+          <w:rFonts w:hint="eastAsia"/>
         </w:rPr>
         <w:t>.</w:t>
       </w:r>
-      <w:r>
-        <w:rPr>
-          <w:rFonts w:hint="eastAsia"/>
-          <w:i/>
-          <w:iCs/>
-        </w:rPr>
-        <w:t>r</w:t>
+    </w:p>
+    <w:p>
+      <w:pPr>
+        <w:pStyle w:val="ListParagraph"/>
+        <w:numPr>
+          <w:ilvl w:val="1"/>
+          <w:numId w:val="3"/>
+        </w:numPr>
+        <w:jc w:val="both"/>
+      </w:pPr>
+      <w:r>
+        <w:t>Meta_Analysis_METAL_cross-ancestryMA_generation_ExploreResults</w:t>
+      </w:r>
+      <w:r>
+        <w:rPr>
+          <w:rFonts w:hint="eastAsia"/>
+        </w:rPr>
+        <w:t>.r</w:t>
       </w:r>
     </w:p>
     <w:p>
@@ -1394,27 +2581,8 @@
         <w:rPr>
           <w:rFonts w:hint="eastAsia"/>
         </w:rPr>
-        <w:t>This script generates figures summarizing the genetic correlation estimates</w:t>
-      </w:r>
-    </w:p>
-    <w:p>
-      <w:pPr>
-        <w:pStyle w:val="ListParagraph"/>
-        <w:jc w:val="both"/>
-        <w:rPr>
-          <w:i/>
-          <w:iCs/>
-        </w:rPr>
-      </w:pPr>
-      <w:proofErr w:type="spellStart"/>
-      <w:r>
-        <w:rPr>
-          <w:i/>
-          <w:iCs/>
-        </w:rPr>
-        <w:t>Genetic_Correlation_SI_Other_Traits</w:t>
-      </w:r>
-      <w:proofErr w:type="spellEnd"/>
+        <w:t>This script cleans meta-analysis results obtained from the above meta-analyses.</w:t>
+      </w:r>
     </w:p>
     <w:p>
       <w:pPr>
@@ -1424,44 +2592,141 @@
           <w:numId w:val="3"/>
         </w:numPr>
         <w:jc w:val="both"/>
-        <w:rPr>
-          <w:i/>
-          <w:iCs/>
-        </w:rPr>
-      </w:pPr>
-      <w:r>
-        <w:rPr>
-          <w:i/>
-          <w:iCs/>
-          <w:highlight w:val="yellow"/>
-        </w:rPr>
-        <w:t>CLEAN_ldsc_sumstats_european_</w:t>
-      </w:r>
-      <w:r>
-        <w:rPr>
-          <w:rFonts w:hint="eastAsia"/>
-          <w:i/>
-          <w:iCs/>
-          <w:highlight w:val="yellow"/>
-        </w:rPr>
-        <w:t>[TRAITNAME]</w:t>
-      </w:r>
-      <w:r>
-        <w:rPr>
-          <w:i/>
-          <w:iCs/>
-          <w:highlight w:val="yellow"/>
-        </w:rPr>
-        <w:t>_MUNGE</w:t>
-      </w:r>
-      <w:r>
-        <w:rPr>
-          <w:rFonts w:hint="eastAsia"/>
-          <w:i/>
-          <w:iCs/>
-          <w:highlight w:val="yellow"/>
-        </w:rPr>
-        <w:t>.sh</w:t>
+      </w:pPr>
+    </w:p>
+    <w:p>
+      <w:pPr>
+        <w:pStyle w:val="ListParagraph"/>
+        <w:numPr>
+          <w:ilvl w:val="0"/>
+          <w:numId w:val="3"/>
+        </w:numPr>
+        <w:jc w:val="both"/>
+      </w:pPr>
+      <w:r>
+        <w:rPr>
+          <w:rFonts w:hint="eastAsia"/>
+        </w:rPr>
+        <w:t>Popcorn</w:t>
+      </w:r>
+    </w:p>
+    <w:p>
+      <w:pPr>
+        <w:pStyle w:val="ListParagraph"/>
+        <w:numPr>
+          <w:ilvl w:val="1"/>
+          <w:numId w:val="3"/>
+        </w:numPr>
+        <w:jc w:val="both"/>
+      </w:pPr>
+    </w:p>
+    <w:p>
+      <w:pPr>
+        <w:pStyle w:val="ListParagraph"/>
+        <w:numPr>
+          <w:ilvl w:val="0"/>
+          <w:numId w:val="3"/>
+        </w:numPr>
+        <w:jc w:val="both"/>
+      </w:pPr>
+      <w:r>
+        <w:rPr>
+          <w:rFonts w:hint="eastAsia"/>
+        </w:rPr>
+        <w:t>FUMA</w:t>
+      </w:r>
+    </w:p>
+    <w:p>
+      <w:pPr>
+        <w:pStyle w:val="ListParagraph"/>
+        <w:numPr>
+          <w:ilvl w:val="1"/>
+          <w:numId w:val="3"/>
+        </w:numPr>
+        <w:jc w:val="both"/>
+      </w:pPr>
+    </w:p>
+    <w:p>
+      <w:pPr>
+        <w:pStyle w:val="ListParagraph"/>
+        <w:numPr>
+          <w:ilvl w:val="0"/>
+          <w:numId w:val="3"/>
+        </w:numPr>
+        <w:jc w:val="both"/>
+      </w:pPr>
+      <w:r>
+        <w:rPr>
+          <w:rFonts w:hint="eastAsia"/>
+        </w:rPr>
+        <w:t>Fine-</w:t>
+      </w:r>
+      <w:r>
+        <w:rPr>
+          <w:rFonts w:hint="eastAsia"/>
+        </w:rPr>
+        <w:t>M</w:t>
+      </w:r>
+      <w:r>
+        <w:rPr>
+          <w:rFonts w:hint="eastAsia"/>
+        </w:rPr>
+        <w:t>apping</w:t>
+      </w:r>
+    </w:p>
+    <w:p>
+      <w:pPr>
+        <w:pStyle w:val="ListParagraph"/>
+        <w:numPr>
+          <w:ilvl w:val="1"/>
+          <w:numId w:val="3"/>
+        </w:numPr>
+        <w:jc w:val="both"/>
+      </w:pPr>
+    </w:p>
+    <w:p>
+      <w:pPr>
+        <w:pStyle w:val="ListParagraph"/>
+        <w:numPr>
+          <w:ilvl w:val="0"/>
+          <w:numId w:val="3"/>
+        </w:numPr>
+        <w:jc w:val="both"/>
+      </w:pPr>
+      <w:r>
+        <w:rPr>
+          <w:rFonts w:hint="eastAsia"/>
+        </w:rPr>
+        <w:t>Generalized Least Squares Model</w:t>
+      </w:r>
+    </w:p>
+    <w:p>
+      <w:pPr>
+        <w:pStyle w:val="ListParagraph"/>
+        <w:numPr>
+          <w:ilvl w:val="1"/>
+          <w:numId w:val="3"/>
+        </w:numPr>
+        <w:jc w:val="both"/>
+        <w:rPr>
+          <w:i/>
+          <w:iCs/>
+        </w:rPr>
+      </w:pPr>
+      <w:r>
+        <w:rPr>
+          <w:i/>
+          <w:iCs/>
+        </w:rPr>
+        <w:t>Age_Trajectories_ModeratedEffect_8_Birthyear_Bin4_19</w:t>
+      </w:r>
+      <w:r>
+        <w:rPr>
+          <w:rFonts w:hint="eastAsia"/>
+          <w:i/>
+          <w:iCs/>
+        </w:rPr>
+        <w:t>.r</w:t>
       </w:r>
     </w:p>
     <w:p>
@@ -1473,24 +2738,6 @@
         </w:numPr>
         <w:jc w:val="both"/>
       </w:pPr>
-      <w:r>
-        <w:rPr>
-          <w:rFonts w:hint="eastAsia"/>
-        </w:rPr>
-        <w:t xml:space="preserve">This script munges the GWAS summary statistics of </w:t>
-      </w:r>
-      <w:r>
-        <w:rPr>
-          <w:rFonts w:hint="eastAsia"/>
-        </w:rPr>
-        <w:t>other traits</w:t>
-      </w:r>
-      <w:r>
-        <w:rPr>
-          <w:rFonts w:hint="eastAsia"/>
-        </w:rPr>
-        <w:t xml:space="preserve"> to use in LDSC analyses.</w:t>
-      </w:r>
     </w:p>
     <w:p>
       <w:pPr>
@@ -1510,15 +2757,15 @@
           <w:i/>
           <w:iCs/>
         </w:rPr>
-        <w:t>European_Genetic_Correlation_</w:t>
-      </w:r>
-      <w:r>
-        <w:rPr>
-          <w:rFonts w:hint="eastAsia"/>
-          <w:i/>
-          <w:iCs/>
-        </w:rPr>
-        <w:t>[TRAITNAME].sh</w:t>
+        <w:t>Age_Trajectories_MainEffect_1670_Birthyear_Bin4_19</w:t>
+      </w:r>
+      <w:r>
+        <w:rPr>
+          <w:rFonts w:hint="eastAsia"/>
+          <w:i/>
+          <w:iCs/>
+        </w:rPr>
+        <w:t>.r</w:t>
       </w:r>
     </w:p>
     <w:p>
@@ -1544,19 +2791,7 @@
         <w:rPr>
           <w:rFonts w:hint="eastAsia"/>
         </w:rPr>
-        <w:t>Meta-</w:t>
-      </w:r>
-      <w:r>
-        <w:rPr>
-          <w:rFonts w:hint="eastAsia"/>
-        </w:rPr>
-        <w:t>A</w:t>
-      </w:r>
-      <w:r>
-        <w:rPr>
-          <w:rFonts w:hint="eastAsia"/>
-        </w:rPr>
-        <w:t>nalysis</w:t>
+        <w:t>AR model</w:t>
       </w:r>
     </w:p>
     <w:p>
@@ -1582,7 +2817,7 @@
         <w:rPr>
           <w:rFonts w:hint="eastAsia"/>
         </w:rPr>
-        <w:t>Popcorn</w:t>
+        <w:t>Survival Analysis Simulation</w:t>
       </w:r>
     </w:p>
     <w:p>
@@ -1593,6 +2828,35 @@
           <w:numId w:val="3"/>
         </w:numPr>
         <w:jc w:val="both"/>
+        <w:rPr>
+          <w:i/>
+          <w:iCs/>
+        </w:rPr>
+      </w:pPr>
+      <w:r>
+        <w:rPr>
+          <w:i/>
+          <w:iCs/>
+        </w:rPr>
+        <w:t>survivalSim</w:t>
+      </w:r>
+      <w:r>
+        <w:rPr>
+          <w:rFonts w:hint="eastAsia"/>
+          <w:i/>
+          <w:iCs/>
+        </w:rPr>
+        <w:t>.r</w:t>
+      </w:r>
+    </w:p>
+    <w:p>
+      <w:pPr>
+        <w:pStyle w:val="ListParagraph"/>
+        <w:numPr>
+          <w:ilvl w:val="2"/>
+          <w:numId w:val="3"/>
+        </w:numPr>
+        <w:jc w:val="both"/>
       </w:pPr>
     </w:p>
     <w:p>
@@ -1608,7 +2872,19 @@
         <w:rPr>
           <w:rFonts w:hint="eastAsia"/>
         </w:rPr>
-        <w:t>FUMA</w:t>
+        <w:t xml:space="preserve">Other </w:t>
+      </w:r>
+      <w:r>
+        <w:rPr>
+          <w:rFonts w:hint="eastAsia"/>
+        </w:rPr>
+        <w:t>C</w:t>
+      </w:r>
+      <w:r>
+        <w:rPr>
+          <w:rFonts w:hint="eastAsia"/>
+        </w:rPr>
+        <w:t>odes</w:t>
       </w:r>
     </w:p>
     <w:p>
@@ -1619,89 +2895,18 @@
           <w:numId w:val="3"/>
         </w:numPr>
         <w:jc w:val="both"/>
-      </w:pPr>
-    </w:p>
-    <w:p>
-      <w:pPr>
-        <w:pStyle w:val="ListParagraph"/>
-        <w:numPr>
-          <w:ilvl w:val="0"/>
-          <w:numId w:val="3"/>
-        </w:numPr>
-        <w:jc w:val="both"/>
-      </w:pPr>
-      <w:r>
-        <w:rPr>
-          <w:rFonts w:hint="eastAsia"/>
-        </w:rPr>
-        <w:t>Fine-</w:t>
-      </w:r>
-      <w:r>
-        <w:rPr>
-          <w:rFonts w:hint="eastAsia"/>
-        </w:rPr>
-        <w:t>M</w:t>
-      </w:r>
-      <w:r>
-        <w:rPr>
-          <w:rFonts w:hint="eastAsia"/>
-        </w:rPr>
-        <w:t>apping</w:t>
-      </w:r>
-    </w:p>
-    <w:p>
-      <w:pPr>
-        <w:pStyle w:val="ListParagraph"/>
-        <w:numPr>
-          <w:ilvl w:val="1"/>
-          <w:numId w:val="3"/>
-        </w:numPr>
-        <w:jc w:val="both"/>
-      </w:pPr>
-    </w:p>
-    <w:p>
-      <w:pPr>
-        <w:pStyle w:val="ListParagraph"/>
-        <w:numPr>
-          <w:ilvl w:val="0"/>
-          <w:numId w:val="3"/>
-        </w:numPr>
-        <w:jc w:val="both"/>
-      </w:pPr>
-      <w:r>
-        <w:rPr>
-          <w:rFonts w:hint="eastAsia"/>
-        </w:rPr>
-        <w:t>Generalized Least Squares Model</w:t>
-      </w:r>
-    </w:p>
-    <w:p>
-      <w:pPr>
-        <w:pStyle w:val="ListParagraph"/>
-        <w:numPr>
-          <w:ilvl w:val="1"/>
-          <w:numId w:val="3"/>
-        </w:numPr>
-        <w:jc w:val="both"/>
-        <w:rPr>
-          <w:i/>
-          <w:iCs/>
-        </w:rPr>
-      </w:pPr>
-      <w:r>
-        <w:rPr>
-          <w:i/>
-          <w:iCs/>
-        </w:rPr>
-        <w:t>Age_Trajectories_ModeratedEffect_8_Birthyear_Bin4_</w:t>
-      </w:r>
-      <w:proofErr w:type="gramStart"/>
-      <w:r>
-        <w:rPr>
-          <w:i/>
-          <w:iCs/>
-        </w:rPr>
-        <w:t>19</w:t>
+        <w:rPr>
+          <w:i/>
+          <w:iCs/>
+        </w:rPr>
+      </w:pPr>
+      <w:r>
+        <w:rPr>
+          <w:rFonts w:hint="eastAsia"/>
+          <w:i/>
+          <w:iCs/>
+        </w:rPr>
+        <w:t>UpSet plot figure</w:t>
       </w:r>
       <w:r>
         <w:rPr>
@@ -1711,228 +2916,6 @@
         </w:rPr>
         <w:t>.r</w:t>
       </w:r>
-      <w:proofErr w:type="gramEnd"/>
-    </w:p>
-    <w:p>
-      <w:pPr>
-        <w:pStyle w:val="ListParagraph"/>
-        <w:numPr>
-          <w:ilvl w:val="2"/>
-          <w:numId w:val="3"/>
-        </w:numPr>
-        <w:jc w:val="both"/>
-      </w:pPr>
-    </w:p>
-    <w:p>
-      <w:pPr>
-        <w:pStyle w:val="ListParagraph"/>
-        <w:numPr>
-          <w:ilvl w:val="1"/>
-          <w:numId w:val="3"/>
-        </w:numPr>
-        <w:jc w:val="both"/>
-        <w:rPr>
-          <w:i/>
-          <w:iCs/>
-        </w:rPr>
-      </w:pPr>
-      <w:r>
-        <w:rPr>
-          <w:i/>
-          <w:iCs/>
-        </w:rPr>
-        <w:t>Age_Trajectories_MainEffect_1670_Birthyear_Bin4_</w:t>
-      </w:r>
-      <w:proofErr w:type="gramStart"/>
-      <w:r>
-        <w:rPr>
-          <w:i/>
-          <w:iCs/>
-        </w:rPr>
-        <w:t>19</w:t>
-      </w:r>
-      <w:r>
-        <w:rPr>
-          <w:rFonts w:hint="eastAsia"/>
-          <w:i/>
-          <w:iCs/>
-        </w:rPr>
-        <w:t>.r</w:t>
-      </w:r>
-      <w:proofErr w:type="gramEnd"/>
-    </w:p>
-    <w:p>
-      <w:pPr>
-        <w:pStyle w:val="ListParagraph"/>
-        <w:numPr>
-          <w:ilvl w:val="2"/>
-          <w:numId w:val="3"/>
-        </w:numPr>
-        <w:jc w:val="both"/>
-      </w:pPr>
-    </w:p>
-    <w:p>
-      <w:pPr>
-        <w:pStyle w:val="ListParagraph"/>
-        <w:numPr>
-          <w:ilvl w:val="0"/>
-          <w:numId w:val="3"/>
-        </w:numPr>
-        <w:jc w:val="both"/>
-      </w:pPr>
-      <w:r>
-        <w:rPr>
-          <w:rFonts w:hint="eastAsia"/>
-        </w:rPr>
-        <w:t>AR model</w:t>
-      </w:r>
-    </w:p>
-    <w:p>
-      <w:pPr>
-        <w:pStyle w:val="ListParagraph"/>
-        <w:numPr>
-          <w:ilvl w:val="1"/>
-          <w:numId w:val="3"/>
-        </w:numPr>
-        <w:jc w:val="both"/>
-      </w:pPr>
-    </w:p>
-    <w:p>
-      <w:pPr>
-        <w:pStyle w:val="ListParagraph"/>
-        <w:numPr>
-          <w:ilvl w:val="0"/>
-          <w:numId w:val="3"/>
-        </w:numPr>
-        <w:jc w:val="both"/>
-      </w:pPr>
-      <w:r>
-        <w:rPr>
-          <w:rFonts w:hint="eastAsia"/>
-        </w:rPr>
-        <w:t>Survival Analysis Simulation</w:t>
-      </w:r>
-    </w:p>
-    <w:p>
-      <w:pPr>
-        <w:pStyle w:val="ListParagraph"/>
-        <w:numPr>
-          <w:ilvl w:val="1"/>
-          <w:numId w:val="3"/>
-        </w:numPr>
-        <w:jc w:val="both"/>
-        <w:rPr>
-          <w:i/>
-          <w:iCs/>
-        </w:rPr>
-      </w:pPr>
-      <w:proofErr w:type="spellStart"/>
-      <w:r>
-        <w:rPr>
-          <w:i/>
-          <w:iCs/>
-        </w:rPr>
-        <w:t>survivalSim</w:t>
-      </w:r>
-      <w:r>
-        <w:rPr>
-          <w:rFonts w:hint="eastAsia"/>
-          <w:i/>
-          <w:iCs/>
-        </w:rPr>
-        <w:t>.r</w:t>
-      </w:r>
-      <w:proofErr w:type="spellEnd"/>
-    </w:p>
-    <w:p>
-      <w:pPr>
-        <w:pStyle w:val="ListParagraph"/>
-        <w:numPr>
-          <w:ilvl w:val="2"/>
-          <w:numId w:val="3"/>
-        </w:numPr>
-        <w:jc w:val="both"/>
-      </w:pPr>
-    </w:p>
-    <w:p>
-      <w:pPr>
-        <w:pStyle w:val="ListParagraph"/>
-        <w:numPr>
-          <w:ilvl w:val="0"/>
-          <w:numId w:val="3"/>
-        </w:numPr>
-        <w:jc w:val="both"/>
-      </w:pPr>
-      <w:r>
-        <w:rPr>
-          <w:rFonts w:hint="eastAsia"/>
-        </w:rPr>
-        <w:t xml:space="preserve">Other </w:t>
-      </w:r>
-      <w:r>
-        <w:rPr>
-          <w:rFonts w:hint="eastAsia"/>
-        </w:rPr>
-        <w:t>C</w:t>
-      </w:r>
-      <w:r>
-        <w:rPr>
-          <w:rFonts w:hint="eastAsia"/>
-        </w:rPr>
-        <w:t>odes</w:t>
-      </w:r>
-    </w:p>
-    <w:p>
-      <w:pPr>
-        <w:pStyle w:val="ListParagraph"/>
-        <w:numPr>
-          <w:ilvl w:val="1"/>
-          <w:numId w:val="3"/>
-        </w:numPr>
-        <w:jc w:val="both"/>
-        <w:rPr>
-          <w:i/>
-          <w:iCs/>
-        </w:rPr>
-      </w:pPr>
-      <w:proofErr w:type="spellStart"/>
-      <w:r>
-        <w:rPr>
-          <w:rFonts w:hint="eastAsia"/>
-          <w:i/>
-          <w:iCs/>
-        </w:rPr>
-        <w:t>UpSet</w:t>
-      </w:r>
-      <w:proofErr w:type="spellEnd"/>
-      <w:r>
-        <w:rPr>
-          <w:rFonts w:hint="eastAsia"/>
-          <w:i/>
-          <w:iCs/>
-        </w:rPr>
-        <w:t xml:space="preserve"> plot </w:t>
-      </w:r>
-      <w:proofErr w:type="spellStart"/>
-      <w:proofErr w:type="gramStart"/>
-      <w:r>
-        <w:rPr>
-          <w:rFonts w:hint="eastAsia"/>
-          <w:i/>
-          <w:iCs/>
-        </w:rPr>
-        <w:t>figure</w:t>
-      </w:r>
-      <w:r>
-        <w:rPr>
-          <w:rFonts w:hint="eastAsia"/>
-          <w:i/>
-          <w:iCs/>
-        </w:rPr>
-        <w:t>.r</w:t>
-      </w:r>
-      <w:proofErr w:type="spellEnd"/>
-      <w:proofErr w:type="gramEnd"/>
     </w:p>
     <w:p>
       <w:pPr>
@@ -1961,6 +2944,7 @@
           <w:sz w:val="28"/>
           <w:szCs w:val="28"/>
         </w:rPr>
+        <w:lastRenderedPageBreak/>
         <w:t>Software Requirements</w:t>
       </w:r>
     </w:p>
@@ -2052,7 +3036,6 @@
         <w:rPr>
           <w:rFonts w:hint="eastAsia"/>
         </w:rPr>
-        <w:lastRenderedPageBreak/>
         <w:t>Popcorn</w:t>
       </w:r>
     </w:p>
@@ -2081,14 +3064,28 @@
         </w:numPr>
         <w:jc w:val="both"/>
       </w:pPr>
-      <w:proofErr w:type="spellStart"/>
+      <w:r>
+        <w:rPr>
+          <w:rFonts w:hint="eastAsia"/>
+        </w:rPr>
+        <w:t>SuSie</w:t>
+      </w:r>
+    </w:p>
+    <w:p>
+      <w:pPr>
+        <w:pStyle w:val="ListParagraph"/>
+        <w:numPr>
+          <w:ilvl w:val="0"/>
+          <w:numId w:val="1"/>
+        </w:numPr>
+        <w:jc w:val="both"/>
+      </w:pPr>
       <w:r>
         <w:rPr>
           <w:rFonts w:hint="eastAsia"/>
         </w:rPr>
         <w:t>LiftOver</w:t>
       </w:r>
-      <w:proofErr w:type="spellEnd"/>
     </w:p>
     <w:p>
       <w:pPr>
@@ -2176,7 +3173,7 @@
     </w:p>
     <w:sectPr>
       <w:pgSz w:w="12240" w:h="15840"/>
-      <w:pgMar w:top="1440" w:right="1440" w:bottom="1440" w:left="1440" w:header="720" w:footer="720" w:gutter="0"/>
+      <w:pgMar w:top="1440" w:right="1080" w:bottom="1440" w:left="1080" w:header="720" w:footer="720" w:gutter="0"/>
       <w:cols w:space="720"/>
       <w:docGrid w:linePitch="360"/>
     </w:sectPr>

--- a/README.docx
+++ b/README.docx
@@ -17,7 +17,27 @@
           <w:sz w:val="32"/>
           <w:szCs w:val="32"/>
         </w:rPr>
-        <w:t>Sex and generation shape the genetic architecture of smoking initiation in a multiancestry gene-environment interaction study</w:t>
+        <w:t xml:space="preserve">Sex and generation shape the genetic architecture of smoking initiation in a </w:t>
+      </w:r>
+      <w:proofErr w:type="spellStart"/>
+      <w:r>
+        <w:rPr>
+          <w:b/>
+          <w:bCs/>
+          <w:sz w:val="32"/>
+          <w:szCs w:val="32"/>
+        </w:rPr>
+        <w:t>multiancestry</w:t>
+      </w:r>
+      <w:proofErr w:type="spellEnd"/>
+      <w:r>
+        <w:rPr>
+          <w:b/>
+          <w:bCs/>
+          <w:sz w:val="32"/>
+          <w:szCs w:val="32"/>
+        </w:rPr>
+        <w:t xml:space="preserve"> gene-environment interaction study</w:t>
       </w:r>
     </w:p>
     <w:p>
@@ -409,7 +429,25 @@
           <w:i/>
           <w:iCs/>
         </w:rPr>
-        <w:t>[ANCESTRY]_Clean_DAT_[</w:t>
+        <w:t>[ANCESTRY]_</w:t>
+      </w:r>
+      <w:proofErr w:type="spellStart"/>
+      <w:r>
+        <w:rPr>
+          <w:rFonts w:hint="eastAsia"/>
+          <w:i/>
+          <w:iCs/>
+        </w:rPr>
+        <w:t>Clean_DAT</w:t>
+      </w:r>
+      <w:proofErr w:type="spellEnd"/>
+      <w:r>
+        <w:rPr>
+          <w:rFonts w:hint="eastAsia"/>
+          <w:i/>
+          <w:iCs/>
+        </w:rPr>
+        <w:t>_[</w:t>
       </w:r>
       <w:r>
         <w:rPr>
@@ -419,6 +457,7 @@
         </w:rPr>
         <w:t>MODERATOR</w:t>
       </w:r>
+      <w:proofErr w:type="gramStart"/>
       <w:r>
         <w:rPr>
           <w:rFonts w:hint="eastAsia"/>
@@ -435,6 +474,7 @@
         </w:rPr>
         <w:t>.r</w:t>
       </w:r>
+      <w:proofErr w:type="gramEnd"/>
     </w:p>
     <w:p>
       <w:pPr>
@@ -541,15 +581,40 @@
           <w:i/>
           <w:iCs/>
         </w:rPr>
-        <w:t>_Clean_passedQC_SNP_</w:t>
-      </w:r>
-      <w:r>
-        <w:rPr>
-          <w:rFonts w:hint="eastAsia"/>
-          <w:i/>
-          <w:iCs/>
-        </w:rPr>
-        <w:t>[MODERATOR]</w:t>
+        <w:t>_</w:t>
+      </w:r>
+      <w:proofErr w:type="spellStart"/>
+      <w:r>
+        <w:rPr>
+          <w:i/>
+          <w:iCs/>
+        </w:rPr>
+        <w:t>Clean_passedQC_SNP</w:t>
+      </w:r>
+      <w:proofErr w:type="spellEnd"/>
+      <w:r>
+        <w:rPr>
+          <w:i/>
+          <w:iCs/>
+        </w:rPr>
+        <w:t>_</w:t>
+      </w:r>
+      <w:r>
+        <w:rPr>
+          <w:rFonts w:hint="eastAsia"/>
+          <w:i/>
+          <w:iCs/>
+        </w:rPr>
+        <w:t>[MODERATOR</w:t>
+      </w:r>
+      <w:proofErr w:type="gramStart"/>
+      <w:r>
+        <w:rPr>
+          <w:rFonts w:hint="eastAsia"/>
+          <w:i/>
+          <w:iCs/>
+        </w:rPr>
+        <w:t>]</w:t>
       </w:r>
       <w:r>
         <w:rPr>
@@ -559,6 +624,7 @@
         </w:rPr>
         <w:t>.r</w:t>
       </w:r>
+      <w:proofErr w:type="gramEnd"/>
     </w:p>
     <w:p>
       <w:pPr>
@@ -838,8 +904,16 @@
         <w:rPr>
           <w:rFonts w:hint="eastAsia"/>
         </w:rPr>
-        <w:t xml:space="preserve"> sample</w:t>
-      </w:r>
+        <w:t xml:space="preserve"> </w:t>
+      </w:r>
+      <w:proofErr w:type="gramStart"/>
+      <w:r>
+        <w:rPr>
+          <w:rFonts w:hint="eastAsia"/>
+        </w:rPr>
+        <w:t>sample</w:t>
+      </w:r>
+      <w:proofErr w:type="gramEnd"/>
       <w:r>
         <w:rPr>
           <w:rFonts w:hint="eastAsia"/>
@@ -886,7 +960,21 @@
         <w:rPr>
           <w:rFonts w:hint="eastAsia"/>
         </w:rPr>
-        <w:t>SNP heritability is estimated using LDSC</w:t>
+        <w:t xml:space="preserve">SNP heritability is estimated </w:t>
+      </w:r>
+      <w:proofErr w:type="gramStart"/>
+      <w:r>
+        <w:rPr>
+          <w:rFonts w:hint="eastAsia"/>
+        </w:rPr>
+        <w:t>using</w:t>
+      </w:r>
+      <w:proofErr w:type="gramEnd"/>
+      <w:r>
+        <w:rPr>
+          <w:rFonts w:hint="eastAsia"/>
+        </w:rPr>
+        <w:t xml:space="preserve"> LDSC</w:t>
       </w:r>
       <w:r>
         <w:rPr>
@@ -1068,6 +1156,7 @@
           <w:iCs/>
         </w:rPr>
       </w:pPr>
+      <w:proofErr w:type="spellStart"/>
       <w:r>
         <w:rPr>
           <w:i/>
@@ -1083,6 +1172,7 @@
         </w:rPr>
         <w:t>.r</w:t>
       </w:r>
+      <w:proofErr w:type="spellEnd"/>
     </w:p>
     <w:p>
       <w:pPr>
@@ -1170,6 +1260,7 @@
         </w:rPr>
         <w:t xml:space="preserve"> and </w:t>
       </w:r>
+      <w:proofErr w:type="spellStart"/>
       <w:r>
         <w:rPr>
           <w:i/>
@@ -1177,6 +1268,7 @@
         </w:rPr>
         <w:t>Genetic_Correlation_SI_Other_Traits</w:t>
       </w:r>
+      <w:proofErr w:type="spellEnd"/>
       <w:r>
         <w:rPr>
           <w:rFonts w:hint="eastAsia"/>
@@ -1454,6 +1546,7 @@
           <w:iCs/>
         </w:rPr>
       </w:pPr>
+      <w:proofErr w:type="spellStart"/>
       <w:r>
         <w:rPr>
           <w:i/>
@@ -1462,6 +1555,7 @@
         <w:lastRenderedPageBreak/>
         <w:t>Genetic_Correlation_SI_Other_Traits</w:t>
       </w:r>
+      <w:proofErr w:type="spellEnd"/>
     </w:p>
     <w:p>
       <w:pPr>
@@ -1653,6 +1747,7 @@
           <w:iCs/>
         </w:rPr>
       </w:pPr>
+      <w:proofErr w:type="spellStart"/>
       <w:r>
         <w:rPr>
           <w:i/>
@@ -1668,6 +1763,7 @@
         </w:rPr>
         <w:t>.r</w:t>
       </w:r>
+      <w:proofErr w:type="spellEnd"/>
     </w:p>
     <w:p>
       <w:pPr>
@@ -1952,6 +2048,7 @@
           <w:iCs/>
         </w:rPr>
       </w:pPr>
+      <w:proofErr w:type="spellStart"/>
       <w:r>
         <w:rPr>
           <w:i/>
@@ -1967,6 +2064,7 @@
         </w:rPr>
         <w:t>.r</w:t>
       </w:r>
+      <w:proofErr w:type="spellEnd"/>
     </w:p>
     <w:p>
       <w:pPr>
@@ -2082,6 +2180,7 @@
         </w:numPr>
         <w:jc w:val="both"/>
       </w:pPr>
+      <w:proofErr w:type="spellStart"/>
       <w:r>
         <w:t>Meta_Analysis_METAL_cross-ancestryMA_gender_ExploreResults</w:t>
       </w:r>
@@ -2091,6 +2190,7 @@
         </w:rPr>
         <w:t>.r</w:t>
       </w:r>
+      <w:proofErr w:type="spellEnd"/>
     </w:p>
     <w:p>
       <w:pPr>
@@ -2127,7 +2227,11 @@
         <w:t>-</w:t>
       </w:r>
       <w:r>
-        <w:t>ancestryMA_gender_ExploreResults_locuszoom</w:t>
+        <w:t>ancestryMA_gender_ExploreResults_</w:t>
+      </w:r>
+      <w:proofErr w:type="gramStart"/>
+      <w:r>
+        <w:t>locuszoom</w:t>
       </w:r>
       <w:r>
         <w:rPr>
@@ -2135,6 +2239,7 @@
         </w:rPr>
         <w:t>.r</w:t>
       </w:r>
+      <w:proofErr w:type="gramEnd"/>
     </w:p>
     <w:p>
       <w:pPr>
@@ -2253,6 +2358,7 @@
           <w:iCs/>
         </w:rPr>
       </w:pPr>
+      <w:proofErr w:type="spellStart"/>
       <w:r>
         <w:rPr>
           <w:i/>
@@ -2268,6 +2374,7 @@
         </w:rPr>
         <w:t>.r</w:t>
       </w:r>
+      <w:proofErr w:type="spellEnd"/>
     </w:p>
     <w:p>
       <w:pPr>
@@ -2458,6 +2565,7 @@
           <w:iCs/>
         </w:rPr>
       </w:pPr>
+      <w:proofErr w:type="spellStart"/>
       <w:r>
         <w:rPr>
           <w:i/>
@@ -2473,6 +2581,7 @@
         </w:rPr>
         <w:t>.r</w:t>
       </w:r>
+      <w:proofErr w:type="spellEnd"/>
     </w:p>
     <w:p>
       <w:pPr>
@@ -2593,6 +2702,45 @@
         </w:numPr>
         <w:jc w:val="both"/>
       </w:pPr>
+      <w:r>
+        <w:t>Meta_Analysis_METAL_cross-ancestryMA_generation13</w:t>
+      </w:r>
+      <w:r>
+        <w:rPr>
+          <w:rFonts w:hint="eastAsia"/>
+        </w:rPr>
+        <w:t>/14/24</w:t>
+      </w:r>
+      <w:r>
+        <w:t>_ExploreResults_</w:t>
+      </w:r>
+      <w:proofErr w:type="gramStart"/>
+      <w:r>
+        <w:t>locuszoom</w:t>
+      </w:r>
+      <w:r>
+        <w:rPr>
+          <w:rFonts w:hint="eastAsia"/>
+        </w:rPr>
+        <w:t>.r</w:t>
+      </w:r>
+      <w:proofErr w:type="gramEnd"/>
+    </w:p>
+    <w:p>
+      <w:pPr>
+        <w:pStyle w:val="ListParagraph"/>
+        <w:numPr>
+          <w:ilvl w:val="2"/>
+          <w:numId w:val="3"/>
+        </w:numPr>
+        <w:jc w:val="both"/>
+      </w:pPr>
+      <w:r>
+        <w:rPr>
+          <w:rFonts w:hint="eastAsia"/>
+        </w:rPr>
+        <w:t>This script generates locus zoom plots comparing effect sizes at the variant level.</w:t>
+      </w:r>
     </w:p>
     <w:p>
       <w:pPr>
@@ -2602,12 +2750,39 @@
           <w:numId w:val="3"/>
         </w:numPr>
         <w:jc w:val="both"/>
-      </w:pPr>
-      <w:r>
-        <w:rPr>
-          <w:rFonts w:hint="eastAsia"/>
-        </w:rPr>
-        <w:t>Popcorn</w:t>
+        <w:rPr>
+          <w:b/>
+          <w:bCs/>
+        </w:rPr>
+      </w:pPr>
+      <w:r>
+        <w:rPr>
+          <w:rFonts w:hint="eastAsia"/>
+          <w:b/>
+          <w:bCs/>
+        </w:rPr>
+        <w:t>Cross-Ancestry Genetic Correlation</w:t>
+      </w:r>
+    </w:p>
+    <w:p>
+      <w:pPr>
+        <w:pStyle w:val="ListParagraph"/>
+        <w:tabs>
+          <w:tab w:val="left" w:pos="3360"/>
+        </w:tabs>
+        <w:jc w:val="both"/>
+        <w:rPr>
+          <w:rFonts w:hint="eastAsia"/>
+        </w:rPr>
+      </w:pPr>
+      <w:r>
+        <w:rPr>
+          <w:rFonts w:hint="eastAsia"/>
+        </w:rPr>
+        <w:t>This folder includes bash and R scripts to run Popcorn analysis to estimate cross-ancestry genetic correlation.</w:t>
+      </w:r>
+      <w:r>
+        <w:tab/>
       </w:r>
     </w:p>
     <w:p>
@@ -2618,7 +2793,279 @@
           <w:numId w:val="3"/>
         </w:numPr>
         <w:jc w:val="both"/>
-      </w:pPr>
+        <w:rPr>
+          <w:i/>
+          <w:iCs/>
+        </w:rPr>
+      </w:pPr>
+      <w:proofErr w:type="spellStart"/>
+      <w:r>
+        <w:rPr>
+          <w:i/>
+          <w:iCs/>
+        </w:rPr>
+        <w:t>Popcorn_GWAS_data_</w:t>
+      </w:r>
+      <w:proofErr w:type="gramStart"/>
+      <w:r>
+        <w:rPr>
+          <w:i/>
+          <w:iCs/>
+        </w:rPr>
+        <w:t>cleaning</w:t>
+      </w:r>
+      <w:r>
+        <w:rPr>
+          <w:rFonts w:hint="eastAsia"/>
+          <w:i/>
+          <w:iCs/>
+        </w:rPr>
+        <w:t>.r</w:t>
+      </w:r>
+      <w:proofErr w:type="spellEnd"/>
+      <w:proofErr w:type="gramEnd"/>
+    </w:p>
+    <w:p>
+      <w:pPr>
+        <w:pStyle w:val="ListParagraph"/>
+        <w:numPr>
+          <w:ilvl w:val="2"/>
+          <w:numId w:val="3"/>
+        </w:numPr>
+        <w:jc w:val="both"/>
+      </w:pPr>
+      <w:r>
+        <w:rPr>
+          <w:rFonts w:hint="eastAsia"/>
+        </w:rPr>
+        <w:t xml:space="preserve">This script cleans </w:t>
+      </w:r>
+      <w:r>
+        <w:rPr>
+          <w:rFonts w:hint="eastAsia"/>
+        </w:rPr>
+        <w:t>base data files before running Popcorn analysis.</w:t>
+      </w:r>
+    </w:p>
+    <w:p>
+      <w:pPr>
+        <w:pStyle w:val="ListParagraph"/>
+        <w:numPr>
+          <w:ilvl w:val="1"/>
+          <w:numId w:val="3"/>
+        </w:numPr>
+        <w:jc w:val="both"/>
+        <w:rPr>
+          <w:i/>
+          <w:iCs/>
+        </w:rPr>
+      </w:pPr>
+      <w:r>
+        <w:rPr>
+          <w:i/>
+          <w:iCs/>
+        </w:rPr>
+        <w:t>popcorn_step1_hg19</w:t>
+      </w:r>
+      <w:r>
+        <w:rPr>
+          <w:rFonts w:hint="eastAsia"/>
+          <w:i/>
+          <w:iCs/>
+        </w:rPr>
+        <w:t>.sh</w:t>
+      </w:r>
+    </w:p>
+    <w:p>
+      <w:pPr>
+        <w:pStyle w:val="ListParagraph"/>
+        <w:numPr>
+          <w:ilvl w:val="2"/>
+          <w:numId w:val="3"/>
+        </w:numPr>
+        <w:jc w:val="both"/>
+      </w:pPr>
+      <w:r>
+        <w:rPr>
+          <w:rFonts w:hint="eastAsia"/>
+        </w:rPr>
+        <w:t>This script runs to generate scores.</w:t>
+      </w:r>
+    </w:p>
+    <w:p>
+      <w:pPr>
+        <w:pStyle w:val="ListParagraph"/>
+        <w:numPr>
+          <w:ilvl w:val="1"/>
+          <w:numId w:val="3"/>
+        </w:numPr>
+        <w:jc w:val="both"/>
+        <w:rPr>
+          <w:i/>
+          <w:iCs/>
+        </w:rPr>
+      </w:pPr>
+      <w:proofErr w:type="spellStart"/>
+      <w:r>
+        <w:rPr>
+          <w:i/>
+          <w:iCs/>
+        </w:rPr>
+        <w:t>Popcorn_Score_data_</w:t>
+      </w:r>
+      <w:proofErr w:type="gramStart"/>
+      <w:r>
+        <w:rPr>
+          <w:i/>
+          <w:iCs/>
+        </w:rPr>
+        <w:t>cleaning</w:t>
+      </w:r>
+      <w:r>
+        <w:rPr>
+          <w:rFonts w:hint="eastAsia"/>
+          <w:i/>
+          <w:iCs/>
+        </w:rPr>
+        <w:t>.r</w:t>
+      </w:r>
+      <w:proofErr w:type="spellEnd"/>
+      <w:proofErr w:type="gramEnd"/>
+    </w:p>
+    <w:p>
+      <w:pPr>
+        <w:pStyle w:val="ListParagraph"/>
+        <w:numPr>
+          <w:ilvl w:val="2"/>
+          <w:numId w:val="3"/>
+        </w:numPr>
+        <w:jc w:val="both"/>
+      </w:pPr>
+      <w:r>
+        <w:rPr>
+          <w:rFonts w:hint="eastAsia"/>
+        </w:rPr>
+        <w:t>This script cleans</w:t>
+      </w:r>
+      <w:r>
+        <w:rPr>
+          <w:rFonts w:hint="eastAsia"/>
+        </w:rPr>
+        <w:t xml:space="preserve"> resulting score files.</w:t>
+      </w:r>
+    </w:p>
+    <w:p>
+      <w:pPr>
+        <w:pStyle w:val="ListParagraph"/>
+        <w:numPr>
+          <w:ilvl w:val="1"/>
+          <w:numId w:val="3"/>
+        </w:numPr>
+        <w:jc w:val="both"/>
+        <w:rPr>
+          <w:i/>
+          <w:iCs/>
+        </w:rPr>
+      </w:pPr>
+      <w:r>
+        <w:rPr>
+          <w:i/>
+          <w:iCs/>
+        </w:rPr>
+        <w:t>popcorn_step2_hg19_regression</w:t>
+      </w:r>
+      <w:r>
+        <w:rPr>
+          <w:rFonts w:hint="eastAsia"/>
+          <w:i/>
+          <w:iCs/>
+        </w:rPr>
+        <w:t>.sh</w:t>
+      </w:r>
+    </w:p>
+    <w:p>
+      <w:pPr>
+        <w:pStyle w:val="ListParagraph"/>
+        <w:numPr>
+          <w:ilvl w:val="2"/>
+          <w:numId w:val="3"/>
+        </w:numPr>
+        <w:jc w:val="both"/>
+      </w:pPr>
+      <w:r>
+        <w:rPr>
+          <w:rFonts w:hint="eastAsia"/>
+        </w:rPr>
+        <w:t>This script conducts estimation of cross-ancestry genetic correlation.</w:t>
+      </w:r>
+    </w:p>
+    <w:p>
+      <w:pPr>
+        <w:pStyle w:val="ListParagraph"/>
+        <w:numPr>
+          <w:ilvl w:val="1"/>
+          <w:numId w:val="3"/>
+        </w:numPr>
+        <w:jc w:val="both"/>
+        <w:rPr>
+          <w:i/>
+          <w:iCs/>
+        </w:rPr>
+      </w:pPr>
+      <w:proofErr w:type="spellStart"/>
+      <w:r>
+        <w:rPr>
+          <w:i/>
+          <w:iCs/>
+        </w:rPr>
+        <w:t>Popcorn_Figure_</w:t>
+      </w:r>
+      <w:proofErr w:type="gramStart"/>
+      <w:r>
+        <w:rPr>
+          <w:i/>
+          <w:iCs/>
+        </w:rPr>
+        <w:t>creation</w:t>
+      </w:r>
+      <w:r>
+        <w:rPr>
+          <w:rFonts w:hint="eastAsia"/>
+          <w:i/>
+          <w:iCs/>
+        </w:rPr>
+        <w:t>.r</w:t>
+      </w:r>
+      <w:proofErr w:type="spellEnd"/>
+      <w:proofErr w:type="gramEnd"/>
+    </w:p>
+    <w:p>
+      <w:pPr>
+        <w:pStyle w:val="ListParagraph"/>
+        <w:numPr>
+          <w:ilvl w:val="2"/>
+          <w:numId w:val="3"/>
+        </w:numPr>
+        <w:jc w:val="both"/>
+      </w:pPr>
+      <w:r>
+        <w:rPr>
+          <w:rFonts w:hint="eastAsia"/>
+        </w:rPr>
+        <w:t xml:space="preserve">This script generates </w:t>
+      </w:r>
+      <w:r>
+        <w:rPr>
+          <w:rFonts w:hint="eastAsia"/>
+        </w:rPr>
+        <w:t>summarizing</w:t>
+      </w:r>
+      <w:r>
+        <w:rPr>
+          <w:rFonts w:hint="eastAsia"/>
+        </w:rPr>
+        <w:t xml:space="preserve"> the cross-ancestry genetic correlation.</w:t>
+      </w:r>
     </w:p>
     <w:p>
       <w:pPr>
@@ -2633,7 +3080,41 @@
         <w:rPr>
           <w:rFonts w:hint="eastAsia"/>
         </w:rPr>
-        <w:t>FUMA</w:t>
+        <w:t>Fine-</w:t>
+      </w:r>
+      <w:r>
+        <w:rPr>
+          <w:rFonts w:hint="eastAsia"/>
+        </w:rPr>
+        <w:t>M</w:t>
+      </w:r>
+      <w:r>
+        <w:rPr>
+          <w:rFonts w:hint="eastAsia"/>
+        </w:rPr>
+        <w:t>apping</w:t>
+      </w:r>
+    </w:p>
+    <w:p>
+      <w:pPr>
+        <w:pStyle w:val="ListParagraph"/>
+        <w:jc w:val="both"/>
+      </w:pPr>
+    </w:p>
+    <w:p>
+      <w:pPr>
+        <w:pStyle w:val="ListParagraph"/>
+        <w:numPr>
+          <w:ilvl w:val="0"/>
+          <w:numId w:val="3"/>
+        </w:numPr>
+        <w:jc w:val="both"/>
+      </w:pPr>
+      <w:r>
+        <w:rPr>
+          <w:rFonts w:hint="eastAsia"/>
+        </w:rPr>
+        <w:t>Generalized Least Squares Model</w:t>
       </w:r>
     </w:p>
     <w:p>
@@ -2644,6 +3125,92 @@
           <w:numId w:val="3"/>
         </w:numPr>
         <w:jc w:val="both"/>
+        <w:rPr>
+          <w:i/>
+          <w:iCs/>
+        </w:rPr>
+      </w:pPr>
+      <w:r>
+        <w:rPr>
+          <w:i/>
+          <w:iCs/>
+        </w:rPr>
+        <w:t>Age_Trajectories_ModeratedEffect_8_Birthyear_Bin4_</w:t>
+      </w:r>
+      <w:proofErr w:type="gramStart"/>
+      <w:r>
+        <w:rPr>
+          <w:i/>
+          <w:iCs/>
+        </w:rPr>
+        <w:t>19</w:t>
+      </w:r>
+      <w:r>
+        <w:rPr>
+          <w:rFonts w:hint="eastAsia"/>
+          <w:i/>
+          <w:iCs/>
+        </w:rPr>
+        <w:t>.r</w:t>
+      </w:r>
+      <w:proofErr w:type="gramEnd"/>
+    </w:p>
+    <w:p>
+      <w:pPr>
+        <w:pStyle w:val="ListParagraph"/>
+        <w:numPr>
+          <w:ilvl w:val="2"/>
+          <w:numId w:val="3"/>
+        </w:numPr>
+        <w:jc w:val="both"/>
+      </w:pPr>
+    </w:p>
+    <w:p>
+      <w:pPr>
+        <w:pStyle w:val="ListParagraph"/>
+        <w:numPr>
+          <w:ilvl w:val="1"/>
+          <w:numId w:val="3"/>
+        </w:numPr>
+        <w:jc w:val="both"/>
+        <w:rPr>
+          <w:i/>
+          <w:iCs/>
+        </w:rPr>
+      </w:pPr>
+      <w:r>
+        <w:rPr>
+          <w:i/>
+          <w:iCs/>
+        </w:rPr>
+        <w:t>Age_Trajectories_MainEffect_1670_Birthyear_Bin4_</w:t>
+      </w:r>
+      <w:proofErr w:type="gramStart"/>
+      <w:r>
+        <w:rPr>
+          <w:i/>
+          <w:iCs/>
+        </w:rPr>
+        <w:t>19</w:t>
+      </w:r>
+      <w:r>
+        <w:rPr>
+          <w:rFonts w:hint="eastAsia"/>
+          <w:i/>
+          <w:iCs/>
+        </w:rPr>
+        <w:t>.r</w:t>
+      </w:r>
+      <w:proofErr w:type="gramEnd"/>
+    </w:p>
+    <w:p>
+      <w:pPr>
+        <w:pStyle w:val="ListParagraph"/>
+        <w:numPr>
+          <w:ilvl w:val="2"/>
+          <w:numId w:val="3"/>
+        </w:numPr>
+        <w:jc w:val="both"/>
       </w:pPr>
     </w:p>
     <w:p>
@@ -2659,19 +3226,7 @@
         <w:rPr>
           <w:rFonts w:hint="eastAsia"/>
         </w:rPr>
-        <w:t>Fine-</w:t>
-      </w:r>
-      <w:r>
-        <w:rPr>
-          <w:rFonts w:hint="eastAsia"/>
-        </w:rPr>
-        <w:t>M</w:t>
-      </w:r>
-      <w:r>
-        <w:rPr>
-          <w:rFonts w:hint="eastAsia"/>
-        </w:rPr>
-        <w:t>apping</w:t>
+        <w:t>AR model</w:t>
       </w:r>
     </w:p>
     <w:p>
@@ -2697,7 +3252,7 @@
         <w:rPr>
           <w:rFonts w:hint="eastAsia"/>
         </w:rPr>
-        <w:t>Generalized Least Squares Model</w:t>
+        <w:t>Survival Analysis Simulation</w:t>
       </w:r>
     </w:p>
     <w:p>
@@ -2713,12 +3268,13 @@
           <w:iCs/>
         </w:rPr>
       </w:pPr>
-      <w:r>
-        <w:rPr>
-          <w:i/>
-          <w:iCs/>
-        </w:rPr>
-        <w:t>Age_Trajectories_ModeratedEffect_8_Birthyear_Bin4_19</w:t>
+      <w:proofErr w:type="spellStart"/>
+      <w:r>
+        <w:rPr>
+          <w:i/>
+          <w:iCs/>
+        </w:rPr>
+        <w:t>survivalSim</w:t>
       </w:r>
       <w:r>
         <w:rPr>
@@ -2728,6 +3284,7 @@
         </w:rPr>
         <w:t>.r</w:t>
       </w:r>
+      <w:proofErr w:type="spellEnd"/>
     </w:p>
     <w:p>
       <w:pPr>
@@ -2743,6 +3300,34 @@
       <w:pPr>
         <w:pStyle w:val="ListParagraph"/>
         <w:numPr>
+          <w:ilvl w:val="0"/>
+          <w:numId w:val="3"/>
+        </w:numPr>
+        <w:jc w:val="both"/>
+      </w:pPr>
+      <w:r>
+        <w:rPr>
+          <w:rFonts w:hint="eastAsia"/>
+        </w:rPr>
+        <w:t xml:space="preserve">Other </w:t>
+      </w:r>
+      <w:r>
+        <w:rPr>
+          <w:rFonts w:hint="eastAsia"/>
+        </w:rPr>
+        <w:t>C</w:t>
+      </w:r>
+      <w:r>
+        <w:rPr>
+          <w:rFonts w:hint="eastAsia"/>
+        </w:rPr>
+        <w:t>odes</w:t>
+      </w:r>
+    </w:p>
+    <w:p>
+      <w:pPr>
+        <w:pStyle w:val="ListParagraph"/>
+        <w:numPr>
           <w:ilvl w:val="1"/>
           <w:numId w:val="3"/>
         </w:numPr>
@@ -2752,12 +3337,33 @@
           <w:iCs/>
         </w:rPr>
       </w:pPr>
-      <w:r>
-        <w:rPr>
-          <w:i/>
-          <w:iCs/>
-        </w:rPr>
-        <w:t>Age_Trajectories_MainEffect_1670_Birthyear_Bin4_19</w:t>
+      <w:proofErr w:type="spellStart"/>
+      <w:r>
+        <w:rPr>
+          <w:rFonts w:hint="eastAsia"/>
+          <w:i/>
+          <w:iCs/>
+        </w:rPr>
+        <w:t>UpSet</w:t>
+      </w:r>
+      <w:proofErr w:type="spellEnd"/>
+      <w:r>
+        <w:rPr>
+          <w:rFonts w:hint="eastAsia"/>
+          <w:i/>
+          <w:iCs/>
+        </w:rPr>
+        <w:t xml:space="preserve"> plot </w:t>
+      </w:r>
+      <w:proofErr w:type="spellStart"/>
+      <w:proofErr w:type="gramStart"/>
+      <w:r>
+        <w:rPr>
+          <w:rFonts w:hint="eastAsia"/>
+          <w:i/>
+          <w:iCs/>
+        </w:rPr>
+        <w:t>figure</w:t>
       </w:r>
       <w:r>
         <w:rPr>
@@ -2767,155 +3373,8 @@
         </w:rPr>
         <w:t>.r</w:t>
       </w:r>
-    </w:p>
-    <w:p>
-      <w:pPr>
-        <w:pStyle w:val="ListParagraph"/>
-        <w:numPr>
-          <w:ilvl w:val="2"/>
-          <w:numId w:val="3"/>
-        </w:numPr>
-        <w:jc w:val="both"/>
-      </w:pPr>
-    </w:p>
-    <w:p>
-      <w:pPr>
-        <w:pStyle w:val="ListParagraph"/>
-        <w:numPr>
-          <w:ilvl w:val="0"/>
-          <w:numId w:val="3"/>
-        </w:numPr>
-        <w:jc w:val="both"/>
-      </w:pPr>
-      <w:r>
-        <w:rPr>
-          <w:rFonts w:hint="eastAsia"/>
-        </w:rPr>
-        <w:t>AR model</w:t>
-      </w:r>
-    </w:p>
-    <w:p>
-      <w:pPr>
-        <w:pStyle w:val="ListParagraph"/>
-        <w:numPr>
-          <w:ilvl w:val="1"/>
-          <w:numId w:val="3"/>
-        </w:numPr>
-        <w:jc w:val="both"/>
-      </w:pPr>
-    </w:p>
-    <w:p>
-      <w:pPr>
-        <w:pStyle w:val="ListParagraph"/>
-        <w:numPr>
-          <w:ilvl w:val="0"/>
-          <w:numId w:val="3"/>
-        </w:numPr>
-        <w:jc w:val="both"/>
-      </w:pPr>
-      <w:r>
-        <w:rPr>
-          <w:rFonts w:hint="eastAsia"/>
-        </w:rPr>
-        <w:t>Survival Analysis Simulation</w:t>
-      </w:r>
-    </w:p>
-    <w:p>
-      <w:pPr>
-        <w:pStyle w:val="ListParagraph"/>
-        <w:numPr>
-          <w:ilvl w:val="1"/>
-          <w:numId w:val="3"/>
-        </w:numPr>
-        <w:jc w:val="both"/>
-        <w:rPr>
-          <w:i/>
-          <w:iCs/>
-        </w:rPr>
-      </w:pPr>
-      <w:r>
-        <w:rPr>
-          <w:i/>
-          <w:iCs/>
-        </w:rPr>
-        <w:t>survivalSim</w:t>
-      </w:r>
-      <w:r>
-        <w:rPr>
-          <w:rFonts w:hint="eastAsia"/>
-          <w:i/>
-          <w:iCs/>
-        </w:rPr>
-        <w:t>.r</w:t>
-      </w:r>
-    </w:p>
-    <w:p>
-      <w:pPr>
-        <w:pStyle w:val="ListParagraph"/>
-        <w:numPr>
-          <w:ilvl w:val="2"/>
-          <w:numId w:val="3"/>
-        </w:numPr>
-        <w:jc w:val="both"/>
-      </w:pPr>
-    </w:p>
-    <w:p>
-      <w:pPr>
-        <w:pStyle w:val="ListParagraph"/>
-        <w:numPr>
-          <w:ilvl w:val="0"/>
-          <w:numId w:val="3"/>
-        </w:numPr>
-        <w:jc w:val="both"/>
-      </w:pPr>
-      <w:r>
-        <w:rPr>
-          <w:rFonts w:hint="eastAsia"/>
-        </w:rPr>
-        <w:t xml:space="preserve">Other </w:t>
-      </w:r>
-      <w:r>
-        <w:rPr>
-          <w:rFonts w:hint="eastAsia"/>
-        </w:rPr>
-        <w:t>C</w:t>
-      </w:r>
-      <w:r>
-        <w:rPr>
-          <w:rFonts w:hint="eastAsia"/>
-        </w:rPr>
-        <w:t>odes</w:t>
-      </w:r>
-    </w:p>
-    <w:p>
-      <w:pPr>
-        <w:pStyle w:val="ListParagraph"/>
-        <w:numPr>
-          <w:ilvl w:val="1"/>
-          <w:numId w:val="3"/>
-        </w:numPr>
-        <w:jc w:val="both"/>
-        <w:rPr>
-          <w:i/>
-          <w:iCs/>
-        </w:rPr>
-      </w:pPr>
-      <w:r>
-        <w:rPr>
-          <w:rFonts w:hint="eastAsia"/>
-          <w:i/>
-          <w:iCs/>
-        </w:rPr>
-        <w:t>UpSet plot figure</w:t>
-      </w:r>
-      <w:r>
-        <w:rPr>
-          <w:rFonts w:hint="eastAsia"/>
-          <w:i/>
-          <w:iCs/>
-        </w:rPr>
-        <w:t>.r</w:t>
-      </w:r>
+      <w:proofErr w:type="spellEnd"/>
+      <w:proofErr w:type="gramEnd"/>
     </w:p>
     <w:p>
       <w:pPr>
@@ -2944,7 +3403,6 @@
           <w:sz w:val="28"/>
           <w:szCs w:val="28"/>
         </w:rPr>
-        <w:lastRenderedPageBreak/>
         <w:t>Software Requirements</w:t>
       </w:r>
     </w:p>
@@ -3064,12 +3522,14 @@
         </w:numPr>
         <w:jc w:val="both"/>
       </w:pPr>
+      <w:proofErr w:type="spellStart"/>
       <w:r>
         <w:rPr>
           <w:rFonts w:hint="eastAsia"/>
         </w:rPr>
         <w:t>SuSie</w:t>
       </w:r>
+      <w:proofErr w:type="spellEnd"/>
     </w:p>
     <w:p>
       <w:pPr>
@@ -3080,12 +3540,14 @@
         </w:numPr>
         <w:jc w:val="both"/>
       </w:pPr>
+      <w:proofErr w:type="spellStart"/>
       <w:r>
         <w:rPr>
           <w:rFonts w:hint="eastAsia"/>
         </w:rPr>
         <w:t>LiftOver</w:t>
       </w:r>
+      <w:proofErr w:type="spellEnd"/>
     </w:p>
     <w:p>
       <w:pPr>

--- a/README.docx
+++ b/README.docx
@@ -1944,7 +1944,31 @@
         <w:rPr>
           <w:rFonts w:hint="eastAsia"/>
         </w:rPr>
-        <w:t xml:space="preserve">conduct meta-analysis across ancestries and </w:t>
+        <w:t>conduct meta-analys</w:t>
+      </w:r>
+      <w:r>
+        <w:rPr>
+          <w:rFonts w:hint="eastAsia"/>
+        </w:rPr>
+        <w:t>e</w:t>
+      </w:r>
+      <w:r>
+        <w:rPr>
+          <w:rFonts w:hint="eastAsia"/>
+        </w:rPr>
+        <w:t>s across ancestr</w:t>
+      </w:r>
+      <w:r>
+        <w:rPr>
+          <w:rFonts w:hint="eastAsia"/>
+        </w:rPr>
+        <w:t>y groups</w:t>
+      </w:r>
+      <w:r>
+        <w:rPr>
+          <w:rFonts w:hint="eastAsia"/>
+        </w:rPr>
+        <w:t xml:space="preserve"> and </w:t>
       </w:r>
       <w:r>
         <w:rPr>
@@ -1968,6 +1992,12 @@
         <w:rPr>
           <w:rFonts w:hint="eastAsia"/>
         </w:rPr>
+        <w:t xml:space="preserve"> using METAL</w:t>
+      </w:r>
+      <w:r>
+        <w:rPr>
+          <w:rFonts w:hint="eastAsia"/>
+        </w:rPr>
         <w:t>.</w:t>
       </w:r>
     </w:p>
@@ -2032,7 +2062,43 @@
         <w:rPr>
           <w:rFonts w:hint="eastAsia"/>
         </w:rPr>
-        <w:t>This script runs meta-analysis across four genetic ancestry groups separately for female and male GWAS summary statistics.</w:t>
+        <w:t xml:space="preserve">This script </w:t>
+      </w:r>
+      <w:r>
+        <w:rPr>
+          <w:rFonts w:hint="eastAsia"/>
+        </w:rPr>
+        <w:t>conducts cross-ancestry</w:t>
+      </w:r>
+      <w:r>
+        <w:rPr>
+          <w:rFonts w:hint="eastAsia"/>
+        </w:rPr>
+        <w:t xml:space="preserve"> meta-analysis separately for</w:t>
+      </w:r>
+      <w:r>
+        <w:rPr>
+          <w:rFonts w:hint="eastAsia"/>
+        </w:rPr>
+        <w:t xml:space="preserve"> the</w:t>
+      </w:r>
+      <w:r>
+        <w:rPr>
+          <w:rFonts w:hint="eastAsia"/>
+        </w:rPr>
+        <w:t xml:space="preserve"> female and male GWAS summary statistics</w:t>
+      </w:r>
+      <w:r>
+        <w:rPr>
+          <w:rFonts w:hint="eastAsia"/>
+        </w:rPr>
+        <w:t xml:space="preserve"> across four genetic ancestry groups</w:t>
+      </w:r>
+      <w:r>
+        <w:rPr>
+          <w:rFonts w:hint="eastAsia"/>
+        </w:rPr>
+        <w:t>.</w:t>
       </w:r>
     </w:p>
     <w:p>
@@ -2085,19 +2151,43 @@
         <w:rPr>
           <w:rFonts w:hint="eastAsia"/>
         </w:rPr>
-        <w:t>script cleans meta-analysis results obtained from the above meta-analys</w:t>
-      </w:r>
-      <w:r>
-        <w:rPr>
-          <w:rFonts w:hint="eastAsia"/>
-        </w:rPr>
-        <w:t>e</w:t>
-      </w:r>
-      <w:r>
-        <w:rPr>
-          <w:rFonts w:hint="eastAsia"/>
-        </w:rPr>
-        <w:t>s.</w:t>
+        <w:t>script cleans</w:t>
+      </w:r>
+      <w:r>
+        <w:rPr>
+          <w:rFonts w:hint="eastAsia"/>
+        </w:rPr>
+        <w:t xml:space="preserve"> and processes the cross-ancestry</w:t>
+      </w:r>
+      <w:r>
+        <w:rPr>
+          <w:rFonts w:hint="eastAsia"/>
+        </w:rPr>
+        <w:t xml:space="preserve"> meta-analysis results </w:t>
+      </w:r>
+      <w:r>
+        <w:rPr>
+          <w:rFonts w:hint="eastAsia"/>
+        </w:rPr>
+        <w:t>generated by</w:t>
+      </w:r>
+      <w:r>
+        <w:rPr>
+          <w:rFonts w:hint="eastAsia"/>
+        </w:rPr>
+        <w:t xml:space="preserve"> the </w:t>
+      </w:r>
+      <w:r>
+        <w:rPr>
+          <w:rFonts w:hint="eastAsia"/>
+        </w:rPr>
+        <w:t>preceding script</w:t>
+      </w:r>
+      <w:r>
+        <w:rPr>
+          <w:rFonts w:hint="eastAsia"/>
+        </w:rPr>
+        <w:t>.</w:t>
       </w:r>
     </w:p>
     <w:p>
@@ -2132,25 +2222,31 @@
         <w:rPr>
           <w:rFonts w:hint="eastAsia"/>
         </w:rPr>
-        <w:t xml:space="preserve">This script runs meta-analysis across </w:t>
-      </w:r>
-      <w:r>
-        <w:rPr>
-          <w:rFonts w:hint="eastAsia"/>
-        </w:rPr>
-        <w:t>gender groups (</w:t>
-      </w:r>
-      <w:r>
-        <w:rPr>
-          <w:rFonts w:hint="eastAsia"/>
-        </w:rPr>
-        <w:t>females and males</w:t>
-      </w:r>
-      <w:r>
-        <w:rPr>
-          <w:rFonts w:hint="eastAsia"/>
-        </w:rPr>
-        <w:t>)</w:t>
+        <w:t xml:space="preserve">This script </w:t>
+      </w:r>
+      <w:r>
+        <w:rPr>
+          <w:rFonts w:hint="eastAsia"/>
+        </w:rPr>
+        <w:t>conducts a</w:t>
+      </w:r>
+      <w:r>
+        <w:rPr>
+          <w:rFonts w:hint="eastAsia"/>
+        </w:rPr>
+        <w:t xml:space="preserve"> meta-analysis across </w:t>
+      </w:r>
+      <w:r>
+        <w:rPr>
+          <w:rFonts w:hint="eastAsia"/>
+        </w:rPr>
+        <w:t>female and male</w:t>
+      </w:r>
+      <w:r>
+        <w:rPr>
+          <w:rFonts w:hint="eastAsia"/>
+        </w:rPr>
+        <w:t xml:space="preserve"> groups</w:t>
       </w:r>
       <w:r>
         <w:rPr>
@@ -2162,7 +2258,19 @@
         <w:rPr>
           <w:rFonts w:hint="eastAsia"/>
         </w:rPr>
-        <w:t>using cross-ancestry meta-analysis results</w:t>
+        <w:t>using</w:t>
+      </w:r>
+      <w:r>
+        <w:rPr>
+          <w:rFonts w:hint="eastAsia"/>
+        </w:rPr>
+        <w:t xml:space="preserve"> the</w:t>
+      </w:r>
+      <w:r>
+        <w:rPr>
+          <w:rFonts w:hint="eastAsia"/>
+        </w:rPr>
+        <w:t xml:space="preserve"> cross-ancestry meta-analysis results</w:t>
       </w:r>
       <w:r>
         <w:rPr>
@@ -2205,7 +2313,43 @@
         <w:rPr>
           <w:rFonts w:hint="eastAsia"/>
         </w:rPr>
-        <w:t>This script cleans meta-analysis results obtained from the above meta-analyses.</w:t>
+        <w:t>This script cleans</w:t>
+      </w:r>
+      <w:r>
+        <w:rPr>
+          <w:rFonts w:hint="eastAsia"/>
+        </w:rPr>
+        <w:t xml:space="preserve"> and processes the</w:t>
+      </w:r>
+      <w:r>
+        <w:rPr>
+          <w:rFonts w:hint="eastAsia"/>
+        </w:rPr>
+        <w:t xml:space="preserve"> meta-analysis results </w:t>
+      </w:r>
+      <w:r>
+        <w:rPr>
+          <w:rFonts w:hint="eastAsia"/>
+        </w:rPr>
+        <w:t>generated by</w:t>
+      </w:r>
+      <w:r>
+        <w:rPr>
+          <w:rFonts w:hint="eastAsia"/>
+        </w:rPr>
+        <w:t xml:space="preserve"> the </w:t>
+      </w:r>
+      <w:r>
+        <w:rPr>
+          <w:rFonts w:hint="eastAsia"/>
+        </w:rPr>
+        <w:t>preceding script</w:t>
+      </w:r>
+      <w:r>
+        <w:rPr>
+          <w:rFonts w:hint="eastAsia"/>
+        </w:rPr>
+        <w:t>.</w:t>
       </w:r>
     </w:p>
     <w:p>
@@ -2260,7 +2404,25 @@
         <w:rPr>
           <w:rFonts w:hint="eastAsia"/>
         </w:rPr>
-        <w:t xml:space="preserve"> comparing effect sizes at the variant level</w:t>
+        <w:t xml:space="preserve"> comparing </w:t>
+      </w:r>
+      <w:r>
+        <w:rPr>
+          <w:rFonts w:hint="eastAsia"/>
+        </w:rPr>
+        <w:t xml:space="preserve">variant level </w:t>
+      </w:r>
+      <w:r>
+        <w:rPr>
+          <w:rFonts w:hint="eastAsia"/>
+        </w:rPr>
+        <w:t xml:space="preserve">effect sizes </w:t>
+      </w:r>
+      <w:r>
+        <w:rPr>
+          <w:rFonts w:hint="eastAsia"/>
+        </w:rPr>
+        <w:t>between females and males</w:t>
       </w:r>
       <w:r>
         <w:rPr>
@@ -2330,7 +2492,31 @@
         <w:rPr>
           <w:rFonts w:hint="eastAsia"/>
         </w:rPr>
-        <w:t xml:space="preserve">This script runs meta-analysis across four genetic ancestry groups separately for </w:t>
+        <w:t xml:space="preserve">This script </w:t>
+      </w:r>
+      <w:r>
+        <w:rPr>
+          <w:rFonts w:hint="eastAsia"/>
+        </w:rPr>
+        <w:t>conduct</w:t>
+      </w:r>
+      <w:r>
+        <w:rPr>
+          <w:rFonts w:hint="eastAsia"/>
+        </w:rPr>
+        <w:t>s</w:t>
+      </w:r>
+      <w:r>
+        <w:rPr>
+          <w:rFonts w:hint="eastAsia"/>
+        </w:rPr>
+        <w:t xml:space="preserve"> cross-ancestry</w:t>
+      </w:r>
+      <w:r>
+        <w:rPr>
+          <w:rFonts w:hint="eastAsia"/>
+        </w:rPr>
+        <w:t xml:space="preserve"> meta-analysis separately for </w:t>
       </w:r>
       <w:r>
         <w:rPr>
@@ -2342,7 +2528,13 @@
         <w:rPr>
           <w:rFonts w:hint="eastAsia"/>
         </w:rPr>
-        <w:t xml:space="preserve"> GWAS summary statistics.</w:t>
+        <w:t>s across four genetic ancestry groups</w:t>
+      </w:r>
+      <w:r>
+        <w:rPr>
+          <w:rFonts w:hint="eastAsia"/>
+        </w:rPr>
+        <w:t>.</w:t>
       </w:r>
     </w:p>
     <w:p>
@@ -2389,7 +2581,37 @@
         <w:rPr>
           <w:rFonts w:hint="eastAsia"/>
         </w:rPr>
-        <w:t>This script cleans meta-analysis results obtained from the above meta-analyses.</w:t>
+        <w:t xml:space="preserve">This script cleans </w:t>
+      </w:r>
+      <w:r>
+        <w:rPr>
+          <w:rFonts w:hint="eastAsia"/>
+        </w:rPr>
+        <w:t xml:space="preserve">and processes </w:t>
+      </w:r>
+      <w:r>
+        <w:rPr>
+          <w:rFonts w:hint="eastAsia"/>
+        </w:rPr>
+        <w:t xml:space="preserve">the cross-ancestry </w:t>
+      </w:r>
+      <w:r>
+        <w:rPr>
+          <w:rFonts w:hint="eastAsia"/>
+        </w:rPr>
+        <w:t>meta-analysis results</w:t>
+      </w:r>
+      <w:r>
+        <w:rPr>
+          <w:rFonts w:hint="eastAsia"/>
+        </w:rPr>
+        <w:t xml:space="preserve"> for the 16 five-year birth cohorts</w:t>
+      </w:r>
+      <w:r>
+        <w:rPr>
+          <w:rFonts w:hint="eastAsia"/>
+        </w:rPr>
+        <w:t>.</w:t>
       </w:r>
     </w:p>
     <w:p>
@@ -2435,7 +2657,31 @@
           <w:rFonts w:hint="eastAsia"/>
         </w:rPr>
         <w:lastRenderedPageBreak/>
-        <w:t>This script runs meta-analysis across</w:t>
+        <w:t xml:space="preserve">This script </w:t>
+      </w:r>
+      <w:r>
+        <w:rPr>
+          <w:rFonts w:hint="eastAsia"/>
+        </w:rPr>
+        <w:t>conduct</w:t>
+      </w:r>
+      <w:r>
+        <w:rPr>
+          <w:rFonts w:hint="eastAsia"/>
+        </w:rPr>
+        <w:t>s</w:t>
+      </w:r>
+      <w:r>
+        <w:rPr>
+          <w:rFonts w:hint="eastAsia"/>
+        </w:rPr>
+        <w:t xml:space="preserve"> a</w:t>
+      </w:r>
+      <w:r>
+        <w:rPr>
+          <w:rFonts w:hint="eastAsia"/>
+        </w:rPr>
+        <w:t xml:space="preserve"> meta-analysis across</w:t>
       </w:r>
       <w:r>
         <w:rPr>
@@ -2447,7 +2693,25 @@
         <w:rPr>
           <w:rFonts w:hint="eastAsia"/>
         </w:rPr>
-        <w:t xml:space="preserve"> using cross-ancestry meta-analysis results.</w:t>
+        <w:t>s</w:t>
+      </w:r>
+      <w:r>
+        <w:rPr>
+          <w:rFonts w:hint="eastAsia"/>
+        </w:rPr>
+        <w:t xml:space="preserve"> using</w:t>
+      </w:r>
+      <w:r>
+        <w:rPr>
+          <w:rFonts w:hint="eastAsia"/>
+        </w:rPr>
+        <w:t xml:space="preserve"> the</w:t>
+      </w:r>
+      <w:r>
+        <w:rPr>
+          <w:rFonts w:hint="eastAsia"/>
+        </w:rPr>
+        <w:t xml:space="preserve"> cross-ancestry meta-analysis results.</w:t>
       </w:r>
     </w:p>
     <w:p>
@@ -2492,7 +2756,43 @@
         <w:rPr>
           <w:rFonts w:hint="eastAsia"/>
         </w:rPr>
-        <w:t>This script cleans meta-analysis results obtained from the above meta-analyses.</w:t>
+        <w:t>This script cleans</w:t>
+      </w:r>
+      <w:r>
+        <w:rPr>
+          <w:rFonts w:hint="eastAsia"/>
+        </w:rPr>
+        <w:t xml:space="preserve"> and processes the</w:t>
+      </w:r>
+      <w:r>
+        <w:rPr>
+          <w:rFonts w:hint="eastAsia"/>
+        </w:rPr>
+        <w:t xml:space="preserve"> meta-analysis results </w:t>
+      </w:r>
+      <w:r>
+        <w:rPr>
+          <w:rFonts w:hint="eastAsia"/>
+        </w:rPr>
+        <w:t>generated by</w:t>
+      </w:r>
+      <w:r>
+        <w:rPr>
+          <w:rFonts w:hint="eastAsia"/>
+        </w:rPr>
+        <w:t xml:space="preserve"> the </w:t>
+      </w:r>
+      <w:r>
+        <w:rPr>
+          <w:rFonts w:hint="eastAsia"/>
+        </w:rPr>
+        <w:t>preceding script</w:t>
+      </w:r>
+      <w:r>
+        <w:rPr>
+          <w:rFonts w:hint="eastAsia"/>
+        </w:rPr>
+        <w:t>.</w:t>
       </w:r>
     </w:p>
     <w:p>
@@ -2537,19 +2837,19 @@
         <w:rPr>
           <w:rFonts w:hint="eastAsia"/>
         </w:rPr>
-        <w:t xml:space="preserve">This script runs meta-analysis </w:t>
-      </w:r>
-      <w:r>
-        <w:rPr>
-          <w:rFonts w:hint="eastAsia"/>
-        </w:rPr>
-        <w:t>to generate four generations using</w:t>
-      </w:r>
-      <w:r>
-        <w:rPr>
-          <w:rFonts w:hint="eastAsia"/>
-        </w:rPr>
-        <w:t xml:space="preserve"> 16 five-year birth cohort cross-ancestry meta-analysis results.</w:t>
+        <w:t xml:space="preserve">This script </w:t>
+      </w:r>
+      <w:r>
+        <w:rPr>
+          <w:rFonts w:hint="eastAsia"/>
+        </w:rPr>
+        <w:t>combines the 16 five-year birth cohorts into four broader generations</w:t>
+      </w:r>
+      <w:r>
+        <w:rPr>
+          <w:rFonts w:hint="eastAsia"/>
+        </w:rPr>
+        <w:t>.</w:t>
       </w:r>
     </w:p>
     <w:p>
@@ -2596,7 +2896,19 @@
         <w:rPr>
           <w:rFonts w:hint="eastAsia"/>
         </w:rPr>
-        <w:t>This script cleans meta-analysis results obtained from the above meta-analyses.</w:t>
+        <w:t>This script cleans</w:t>
+      </w:r>
+      <w:r>
+        <w:rPr>
+          <w:rFonts w:hint="eastAsia"/>
+        </w:rPr>
+        <w:t xml:space="preserve"> and processes the results for the four generations generated by preceding script</w:t>
+      </w:r>
+      <w:r>
+        <w:rPr>
+          <w:rFonts w:hint="eastAsia"/>
+        </w:rPr>
+        <w:t>.</w:t>
       </w:r>
     </w:p>
     <w:p>
@@ -2631,7 +2943,19 @@
         <w:rPr>
           <w:rFonts w:hint="eastAsia"/>
         </w:rPr>
-        <w:t>This script runs meta-analysis</w:t>
+        <w:t xml:space="preserve">This script </w:t>
+      </w:r>
+      <w:r>
+        <w:rPr>
+          <w:rFonts w:hint="eastAsia"/>
+        </w:rPr>
+        <w:t>conduct</w:t>
+      </w:r>
+      <w:r>
+        <w:rPr>
+          <w:rFonts w:hint="eastAsia"/>
+        </w:rPr>
+        <w:t>s meta-analysis</w:t>
       </w:r>
       <w:r>
         <w:rPr>
@@ -2690,7 +3014,19 @@
         <w:rPr>
           <w:rFonts w:hint="eastAsia"/>
         </w:rPr>
-        <w:t>This script cleans meta-analysis results obtained from the above meta-analyses.</w:t>
+        <w:t>This script cleans</w:t>
+      </w:r>
+      <w:r>
+        <w:rPr>
+          <w:rFonts w:hint="eastAsia"/>
+        </w:rPr>
+        <w:t xml:space="preserve"> and processes the pairwise generation meta-analysis results generated by the preceding script</w:t>
+      </w:r>
+      <w:r>
+        <w:rPr>
+          <w:rFonts w:hint="eastAsia"/>
+        </w:rPr>
+        <w:t>.</w:t>
       </w:r>
     </w:p>
     <w:p>
@@ -2739,7 +3075,43 @@
         <w:rPr>
           <w:rFonts w:hint="eastAsia"/>
         </w:rPr>
-        <w:t>This script generates locus zoom plots comparing effect sizes at the variant level.</w:t>
+        <w:t>This script generates locus zoom plots comparing</w:t>
+      </w:r>
+      <w:r>
+        <w:rPr>
+          <w:rFonts w:hint="eastAsia"/>
+        </w:rPr>
+        <w:t xml:space="preserve"> variant</w:t>
+      </w:r>
+      <w:r>
+        <w:rPr>
+          <w:rFonts w:hint="eastAsia"/>
+        </w:rPr>
+        <w:t xml:space="preserve"> </w:t>
+      </w:r>
+      <w:r>
+        <w:rPr>
+          <w:rFonts w:hint="eastAsia"/>
+        </w:rPr>
+        <w:t>level</w:t>
+      </w:r>
+      <w:r>
+        <w:rPr>
+          <w:rFonts w:hint="eastAsia"/>
+        </w:rPr>
+        <w:t xml:space="preserve"> effect sizes </w:t>
+      </w:r>
+      <w:r>
+        <w:rPr>
+          <w:rFonts w:hint="eastAsia"/>
+        </w:rPr>
+        <w:t>across generations</w:t>
+      </w:r>
+      <w:r>
+        <w:rPr>
+          <w:rFonts w:hint="eastAsia"/>
+        </w:rPr>
+        <w:t>.</w:t>
       </w:r>
     </w:p>
     <w:p>
@@ -2779,7 +3151,31 @@
         <w:rPr>
           <w:rFonts w:hint="eastAsia"/>
         </w:rPr>
-        <w:t>This folder includes bash and R scripts to run Popcorn analysis to estimate cross-ancestry genetic correlation.</w:t>
+        <w:t>This folder includes bash and R scripts to</w:t>
+      </w:r>
+      <w:r>
+        <w:rPr>
+          <w:rFonts w:hint="eastAsia"/>
+        </w:rPr>
+        <w:t xml:space="preserve"> </w:t>
+      </w:r>
+      <w:r>
+        <w:rPr>
+          <w:rFonts w:hint="eastAsia"/>
+        </w:rPr>
+        <w:t>estimate cross-ancestry genetic correlation</w:t>
+      </w:r>
+      <w:r>
+        <w:rPr>
+          <w:rFonts w:hint="eastAsia"/>
+        </w:rPr>
+        <w:t>s using Popcorn</w:t>
+      </w:r>
+      <w:r>
+        <w:rPr>
+          <w:rFonts w:hint="eastAsia"/>
+        </w:rPr>
+        <w:t>.</w:t>
       </w:r>
       <w:r>
         <w:tab/>
@@ -2838,13 +3234,25 @@
         <w:rPr>
           <w:rFonts w:hint="eastAsia"/>
         </w:rPr>
-        <w:t xml:space="preserve">This script cleans </w:t>
-      </w:r>
-      <w:r>
-        <w:rPr>
-          <w:rFonts w:hint="eastAsia"/>
-        </w:rPr>
-        <w:t>base data files before running Popcorn analysis.</w:t>
+        <w:t>This script cleans</w:t>
+      </w:r>
+      <w:r>
+        <w:rPr>
+          <w:rFonts w:hint="eastAsia"/>
+        </w:rPr>
+        <w:t xml:space="preserve"> and prepares the GWAS</w:t>
+      </w:r>
+      <w:r>
+        <w:rPr>
+          <w:rFonts w:hint="eastAsia"/>
+        </w:rPr>
+        <w:t xml:space="preserve"> summary statistics for </w:t>
+      </w:r>
+      <w:r>
+        <w:rPr>
+          <w:rFonts w:hint="eastAsia"/>
+        </w:rPr>
+        <w:t>Popcorn analysis.</w:t>
       </w:r>
     </w:p>
     <w:p>
@@ -2889,7 +3297,19 @@
         <w:rPr>
           <w:rFonts w:hint="eastAsia"/>
         </w:rPr>
-        <w:t>This script runs to generate scores.</w:t>
+        <w:t xml:space="preserve">This script runs </w:t>
+      </w:r>
+      <w:r>
+        <w:rPr>
+          <w:rFonts w:hint="eastAsia"/>
+        </w:rPr>
+        <w:t>the first step of Popcorn to generate cross-ancestry scores</w:t>
+      </w:r>
+      <w:r>
+        <w:rPr>
+          <w:rFonts w:hint="eastAsia"/>
+        </w:rPr>
+        <w:t>.</w:t>
       </w:r>
     </w:p>
     <w:p>
@@ -2945,13 +3365,7 @@
         <w:rPr>
           <w:rFonts w:hint="eastAsia"/>
         </w:rPr>
-        <w:t>This script cleans</w:t>
-      </w:r>
-      <w:r>
-        <w:rPr>
-          <w:rFonts w:hint="eastAsia"/>
-        </w:rPr>
-        <w:t xml:space="preserve"> resulting score files.</w:t>
+        <w:t>This script cleans and prepares the score files generated by the preceding steps for genetic correlation estimation.</w:t>
       </w:r>
     </w:p>
     <w:p>
@@ -2996,7 +3410,19 @@
         <w:rPr>
           <w:rFonts w:hint="eastAsia"/>
         </w:rPr>
-        <w:t>This script conducts estimation of cross-ancestry genetic correlation.</w:t>
+        <w:t>This script</w:t>
+      </w:r>
+      <w:r>
+        <w:rPr>
+          <w:rFonts w:hint="eastAsia"/>
+        </w:rPr>
+        <w:t xml:space="preserve"> runs the second step of Popcorn to estimate cross-ancestry genetic correlations</w:t>
+      </w:r>
+      <w:r>
+        <w:rPr>
+          <w:rFonts w:hint="eastAsia"/>
+        </w:rPr>
+        <w:t>.</w:t>
       </w:r>
     </w:p>
     <w:p>
@@ -3052,20 +3478,22 @@
         <w:rPr>
           <w:rFonts w:hint="eastAsia"/>
         </w:rPr>
-        <w:t xml:space="preserve">This script generates </w:t>
-      </w:r>
-      <w:r>
-        <w:rPr>
-          <w:rFonts w:hint="eastAsia"/>
-        </w:rPr>
-        <w:t>summarizing</w:t>
-      </w:r>
-      <w:r>
-        <w:rPr>
-          <w:rFonts w:hint="eastAsia"/>
-        </w:rPr>
-        <w:t xml:space="preserve"> the cross-ancestry genetic correlation.</w:t>
-      </w:r>
+        <w:t xml:space="preserve">This script generates figures summarizing the cross-ancestry genetic correlation </w:t>
+      </w:r>
+      <w:proofErr w:type="gramStart"/>
+      <w:r>
+        <w:rPr>
+          <w:rFonts w:hint="eastAsia"/>
+        </w:rPr>
+        <w:t>estimates.</w:t>
+      </w:r>
+      <w:r>
+        <w:rPr>
+          <w:rFonts w:hint="eastAsia"/>
+        </w:rPr>
+        <w:t>.</w:t>
+      </w:r>
+      <w:proofErr w:type="gramEnd"/>
     </w:p>
     <w:p>
       <w:pPr>
@@ -3075,22 +3503,33 @@
           <w:numId w:val="3"/>
         </w:numPr>
         <w:jc w:val="both"/>
-      </w:pPr>
-      <w:r>
-        <w:rPr>
-          <w:rFonts w:hint="eastAsia"/>
-        </w:rPr>
+        <w:rPr>
+          <w:b/>
+          <w:bCs/>
+        </w:rPr>
+      </w:pPr>
+      <w:r>
+        <w:rPr>
+          <w:rFonts w:hint="eastAsia"/>
+          <w:b/>
+          <w:bCs/>
+        </w:rPr>
+        <w:lastRenderedPageBreak/>
         <w:t>Fine-</w:t>
       </w:r>
       <w:r>
         <w:rPr>
           <w:rFonts w:hint="eastAsia"/>
+          <w:b/>
+          <w:bCs/>
         </w:rPr>
         <w:t>M</w:t>
       </w:r>
       <w:r>
         <w:rPr>
           <w:rFonts w:hint="eastAsia"/>
+          <w:b/>
+          <w:bCs/>
         </w:rPr>
         <w:t>apping</w:t>
       </w:r>
@@ -3099,7 +3538,114 @@
       <w:pPr>
         <w:pStyle w:val="ListParagraph"/>
         <w:jc w:val="both"/>
-      </w:pPr>
+        <w:rPr>
+          <w:rFonts w:hint="eastAsia"/>
+        </w:rPr>
+      </w:pPr>
+      <w:r>
+        <w:rPr>
+          <w:rFonts w:hint="eastAsia"/>
+        </w:rPr>
+        <w:t xml:space="preserve">This folder includes three </w:t>
+      </w:r>
+      <w:r>
+        <w:rPr>
+          <w:rFonts w:hint="eastAsia"/>
+        </w:rPr>
+        <w:t>sub</w:t>
+      </w:r>
+      <w:r>
+        <w:rPr>
+          <w:rFonts w:hint="eastAsia"/>
+        </w:rPr>
+        <w:t>folders: bash, config, and scripts</w:t>
+      </w:r>
+      <w:r>
+        <w:rPr>
+          <w:rFonts w:hint="eastAsia"/>
+        </w:rPr>
+        <w:t xml:space="preserve">, which </w:t>
+      </w:r>
+      <w:proofErr w:type="gramStart"/>
+      <w:r>
+        <w:rPr>
+          <w:rFonts w:hint="eastAsia"/>
+        </w:rPr>
+        <w:t>contains</w:t>
+      </w:r>
+      <w:proofErr w:type="gramEnd"/>
+      <w:r>
+        <w:rPr>
+          <w:rFonts w:hint="eastAsia"/>
+        </w:rPr>
+        <w:t xml:space="preserve"> the </w:t>
+      </w:r>
+      <w:r>
+        <w:rPr>
+          <w:rFonts w:hint="eastAsia"/>
+        </w:rPr>
+        <w:t>bash scripts</w:t>
+      </w:r>
+      <w:r>
+        <w:rPr>
+          <w:rFonts w:hint="eastAsia"/>
+        </w:rPr>
+        <w:t>, configuration files, and Python scripts used</w:t>
+      </w:r>
+      <w:r>
+        <w:rPr>
+          <w:rFonts w:hint="eastAsia"/>
+        </w:rPr>
+        <w:t xml:space="preserve"> to conduct </w:t>
+      </w:r>
+      <w:r>
+        <w:rPr>
+          <w:rFonts w:hint="eastAsia"/>
+        </w:rPr>
+        <w:t xml:space="preserve">the </w:t>
+      </w:r>
+      <w:r>
+        <w:rPr>
+          <w:rFonts w:hint="eastAsia"/>
+        </w:rPr>
+        <w:t xml:space="preserve">fine-mapping analyses. </w:t>
+      </w:r>
+      <w:r>
+        <w:rPr>
+          <w:rFonts w:hint="eastAsia"/>
+        </w:rPr>
+        <w:t>Please refer to</w:t>
+      </w:r>
+      <w:r>
+        <w:rPr>
+          <w:rFonts w:hint="eastAsia"/>
+        </w:rPr>
+        <w:t xml:space="preserve"> the README </w:t>
+      </w:r>
+      <w:r>
+        <w:rPr>
+          <w:rFonts w:hint="eastAsia"/>
+        </w:rPr>
+        <w:t>file within</w:t>
+      </w:r>
+      <w:r>
+        <w:rPr>
+          <w:rFonts w:hint="eastAsia"/>
+        </w:rPr>
+        <w:t xml:space="preserve"> this folder for detail</w:t>
+      </w:r>
+      <w:r>
+        <w:rPr>
+          <w:rFonts w:hint="eastAsia"/>
+        </w:rPr>
+        <w:t>ed instructions on the fine-mapping workflow and code execution</w:t>
+      </w:r>
+      <w:r>
+        <w:rPr>
+          <w:rFonts w:hint="eastAsia"/>
+        </w:rPr>
+        <w:t>.</w:t>
+      </w:r>
     </w:p>
     <w:p>
       <w:pPr>
@@ -3109,10 +3655,16 @@
           <w:numId w:val="3"/>
         </w:numPr>
         <w:jc w:val="both"/>
-      </w:pPr>
-      <w:r>
-        <w:rPr>
-          <w:rFonts w:hint="eastAsia"/>
+        <w:rPr>
+          <w:b/>
+          <w:bCs/>
+        </w:rPr>
+      </w:pPr>
+      <w:r>
+        <w:rPr>
+          <w:rFonts w:hint="eastAsia"/>
+          <w:b/>
+          <w:bCs/>
         </w:rPr>
         <w:t>Generalized Least Squares Model</w:t>
       </w:r>
@@ -3120,6 +3672,99 @@
     <w:p>
       <w:pPr>
         <w:pStyle w:val="ListParagraph"/>
+        <w:jc w:val="both"/>
+        <w:rPr>
+          <w:rFonts w:hint="eastAsia"/>
+        </w:rPr>
+      </w:pPr>
+      <w:r>
+        <w:rPr>
+          <w:rFonts w:hint="eastAsia"/>
+        </w:rPr>
+        <w:t>This folder includes R script</w:t>
+      </w:r>
+      <w:r>
+        <w:rPr>
+          <w:rFonts w:hint="eastAsia"/>
+        </w:rPr>
+        <w:t>s used</w:t>
+      </w:r>
+      <w:r>
+        <w:rPr>
+          <w:rFonts w:hint="eastAsia"/>
+        </w:rPr>
+        <w:t xml:space="preserve"> to </w:t>
+      </w:r>
+      <w:r>
+        <w:rPr>
+          <w:rFonts w:hint="eastAsia"/>
+        </w:rPr>
+        <w:t>apply</w:t>
+      </w:r>
+      <w:r>
+        <w:rPr>
+          <w:rFonts w:hint="eastAsia"/>
+        </w:rPr>
+        <w:t xml:space="preserve"> generalized least squares</w:t>
+      </w:r>
+      <w:r>
+        <w:rPr>
+          <w:rFonts w:hint="eastAsia"/>
+        </w:rPr>
+        <w:t xml:space="preserve"> (GLS)</w:t>
+      </w:r>
+      <w:r>
+        <w:rPr>
+          <w:rFonts w:hint="eastAsia"/>
+        </w:rPr>
+        <w:t xml:space="preserve"> model to</w:t>
+      </w:r>
+      <w:r>
+        <w:rPr>
+          <w:rFonts w:hint="eastAsia"/>
+        </w:rPr>
+        <w:t xml:space="preserve"> examine</w:t>
+      </w:r>
+      <w:r>
+        <w:rPr>
+          <w:rFonts w:hint="eastAsia"/>
+        </w:rPr>
+        <w:t xml:space="preserve"> </w:t>
+      </w:r>
+      <w:r>
+        <w:rPr>
+          <w:rFonts w:hint="eastAsia"/>
+        </w:rPr>
+        <w:t>change in</w:t>
+      </w:r>
+      <w:r>
+        <w:rPr>
+          <w:rFonts w:hint="eastAsia"/>
+        </w:rPr>
+        <w:t xml:space="preserve"> SNP effect sizes </w:t>
+      </w:r>
+      <w:r>
+        <w:rPr>
+          <w:rFonts w:hint="eastAsia"/>
+        </w:rPr>
+        <w:t>across 16 five-year birth cohorts and to visualize</w:t>
+      </w:r>
+      <w:r>
+        <w:rPr>
+          <w:rFonts w:hint="eastAsia"/>
+        </w:rPr>
+        <w:t xml:space="preserve"> their trajectories over time</w:t>
+      </w:r>
+      <w:r>
+        <w:rPr>
+          <w:rFonts w:hint="eastAsia"/>
+        </w:rPr>
+        <w:t>.</w:t>
+      </w:r>
+    </w:p>
+    <w:p>
+      <w:pPr>
+        <w:pStyle w:val="ListParagraph"/>
         <w:numPr>
           <w:ilvl w:val="1"/>
           <w:numId w:val="3"/>
@@ -3164,6 +3809,96 @@
         </w:numPr>
         <w:jc w:val="both"/>
       </w:pPr>
+      <w:r>
+        <w:rPr>
+          <w:rFonts w:hint="eastAsia"/>
+        </w:rPr>
+        <w:t xml:space="preserve">This script </w:t>
+      </w:r>
+      <w:r>
+        <w:rPr>
+          <w:rFonts w:hint="eastAsia"/>
+        </w:rPr>
+        <w:t>applies GLS</w:t>
+      </w:r>
+      <w:r>
+        <w:rPr>
+          <w:rFonts w:hint="eastAsia"/>
+        </w:rPr>
+        <w:t xml:space="preserve"> model</w:t>
+      </w:r>
+      <w:r>
+        <w:rPr>
+          <w:rFonts w:hint="eastAsia"/>
+        </w:rPr>
+        <w:t>s</w:t>
+      </w:r>
+      <w:r>
+        <w:rPr>
+          <w:rFonts w:hint="eastAsia"/>
+        </w:rPr>
+        <w:t xml:space="preserve"> </w:t>
+      </w:r>
+      <w:r>
+        <w:rPr>
+          <w:rFonts w:hint="eastAsia"/>
+        </w:rPr>
+        <w:t>to</w:t>
+      </w:r>
+      <w:r>
+        <w:rPr>
+          <w:rFonts w:hint="eastAsia"/>
+        </w:rPr>
+        <w:t xml:space="preserve"> 8 SNPs </w:t>
+      </w:r>
+      <w:r>
+        <w:rPr>
+          <w:rFonts w:hint="eastAsia"/>
+        </w:rPr>
+        <w:t>from</w:t>
+      </w:r>
+      <w:r>
+        <w:rPr>
+          <w:rFonts w:hint="eastAsia"/>
+        </w:rPr>
+        <w:t xml:space="preserve"> 7 identified moderated </w:t>
+      </w:r>
+      <w:r>
+        <w:rPr>
+          <w:rFonts w:hint="eastAsia"/>
+        </w:rPr>
+        <w:t xml:space="preserve">effect </w:t>
+      </w:r>
+      <w:r>
+        <w:rPr>
+          <w:rFonts w:hint="eastAsia"/>
+        </w:rPr>
+        <w:t>meta loci and generates figures summarizing the</w:t>
+      </w:r>
+      <w:r>
+        <w:rPr>
+          <w:rFonts w:hint="eastAsia"/>
+        </w:rPr>
+        <w:t>ir effect size</w:t>
+      </w:r>
+      <w:r>
+        <w:rPr>
+          <w:rFonts w:hint="eastAsia"/>
+        </w:rPr>
+        <w:t xml:space="preserve"> trajectories of SNP</w:t>
+      </w:r>
+      <w:r>
+        <w:rPr>
+          <w:rFonts w:hint="eastAsia"/>
+        </w:rPr>
+        <w:t xml:space="preserve"> across birthyear cohorts</w:t>
+      </w:r>
+      <w:r>
+        <w:rPr>
+          <w:rFonts w:hint="eastAsia"/>
+        </w:rPr>
+        <w:t>.</w:t>
+      </w:r>
     </w:p>
     <w:p>
       <w:pPr>
@@ -3212,6 +3947,156 @@
         </w:numPr>
         <w:jc w:val="both"/>
       </w:pPr>
+      <w:r>
+        <w:rPr>
+          <w:rFonts w:hint="eastAsia"/>
+        </w:rPr>
+        <w:t xml:space="preserve">This script </w:t>
+      </w:r>
+      <w:r>
+        <w:rPr>
+          <w:rFonts w:hint="eastAsia"/>
+        </w:rPr>
+        <w:t>applies</w:t>
+      </w:r>
+      <w:r>
+        <w:rPr>
+          <w:rFonts w:hint="eastAsia"/>
+        </w:rPr>
+        <w:t xml:space="preserve"> </w:t>
+      </w:r>
+      <w:r>
+        <w:rPr>
+          <w:rFonts w:hint="eastAsia"/>
+        </w:rPr>
+        <w:t>GLS</w:t>
+      </w:r>
+      <w:r>
+        <w:rPr>
+          <w:rFonts w:hint="eastAsia"/>
+        </w:rPr>
+        <w:t xml:space="preserve"> model</w:t>
+      </w:r>
+      <w:r>
+        <w:rPr>
+          <w:rFonts w:hint="eastAsia"/>
+        </w:rPr>
+        <w:t>s</w:t>
+      </w:r>
+      <w:r>
+        <w:rPr>
+          <w:rFonts w:hint="eastAsia"/>
+        </w:rPr>
+        <w:t xml:space="preserve"> </w:t>
+      </w:r>
+      <w:r>
+        <w:rPr>
+          <w:rFonts w:hint="eastAsia"/>
+        </w:rPr>
+        <w:t>to</w:t>
+      </w:r>
+      <w:r>
+        <w:rPr>
+          <w:rFonts w:hint="eastAsia"/>
+        </w:rPr>
+        <w:t xml:space="preserve"> </w:t>
+      </w:r>
+      <w:r>
+        <w:rPr>
+          <w:rFonts w:hint="eastAsia"/>
+        </w:rPr>
+        <w:t>1670</w:t>
+      </w:r>
+      <w:r>
+        <w:rPr>
+          <w:rFonts w:hint="eastAsia"/>
+        </w:rPr>
+        <w:t xml:space="preserve"> SNPs </w:t>
+      </w:r>
+      <w:r>
+        <w:rPr>
+          <w:rFonts w:hint="eastAsia"/>
+        </w:rPr>
+        <w:t>from</w:t>
+      </w:r>
+      <w:r>
+        <w:rPr>
+          <w:rFonts w:hint="eastAsia"/>
+        </w:rPr>
+        <w:t xml:space="preserve"> </w:t>
+      </w:r>
+      <w:r>
+        <w:rPr>
+          <w:rFonts w:hint="eastAsia"/>
+        </w:rPr>
+        <w:t>16</w:t>
+      </w:r>
+      <w:r>
+        <w:rPr>
+          <w:rFonts w:hint="eastAsia"/>
+        </w:rPr>
+        <w:t>7</w:t>
+      </w:r>
+      <w:r>
+        <w:rPr>
+          <w:rFonts w:hint="eastAsia"/>
+        </w:rPr>
+        <w:t>0</w:t>
+      </w:r>
+      <w:r>
+        <w:rPr>
+          <w:rFonts w:hint="eastAsia"/>
+        </w:rPr>
+        <w:t xml:space="preserve"> identified </w:t>
+      </w:r>
+      <w:r>
+        <w:rPr>
+          <w:rFonts w:hint="eastAsia"/>
+        </w:rPr>
+        <w:t>main effect</w:t>
+      </w:r>
+      <w:r>
+        <w:rPr>
+          <w:rFonts w:hint="eastAsia"/>
+        </w:rPr>
+        <w:t xml:space="preserve"> meta loci and generates figures summarizing the</w:t>
+      </w:r>
+      <w:r>
+        <w:rPr>
+          <w:rFonts w:hint="eastAsia"/>
+        </w:rPr>
+        <w:t>ir</w:t>
+      </w:r>
+      <w:r>
+        <w:rPr>
+          <w:rFonts w:hint="eastAsia"/>
+        </w:rPr>
+        <w:t xml:space="preserve"> </w:t>
+      </w:r>
+      <w:r>
+        <w:rPr>
+          <w:rFonts w:hint="eastAsia"/>
+        </w:rPr>
+        <w:t xml:space="preserve">effect size </w:t>
+      </w:r>
+      <w:r>
+        <w:rPr>
+          <w:rFonts w:hint="eastAsia"/>
+        </w:rPr>
+        <w:t xml:space="preserve">trajectories </w:t>
+      </w:r>
+      <w:r>
+        <w:rPr>
+          <w:rFonts w:hint="eastAsia"/>
+        </w:rPr>
+        <w:t>across birthyear cohorts</w:t>
+      </w:r>
+      <w:r>
+        <w:rPr>
+          <w:rFonts w:hint="eastAsia"/>
+        </w:rPr>
+        <w:t>.</w:t>
+      </w:r>
     </w:p>
     <w:p>
       <w:pPr>
@@ -3221,12 +4106,100 @@
           <w:numId w:val="3"/>
         </w:numPr>
         <w:jc w:val="both"/>
-      </w:pPr>
-      <w:r>
-        <w:rPr>
-          <w:rFonts w:hint="eastAsia"/>
-        </w:rPr>
-        <w:t>AR model</w:t>
+        <w:rPr>
+          <w:b/>
+          <w:bCs/>
+        </w:rPr>
+      </w:pPr>
+      <w:r>
+        <w:rPr>
+          <w:rFonts w:hint="eastAsia"/>
+          <w:b/>
+          <w:bCs/>
+        </w:rPr>
+        <w:t>AR</w:t>
+      </w:r>
+      <w:r>
+        <w:rPr>
+          <w:rFonts w:hint="eastAsia"/>
+          <w:b/>
+          <w:bCs/>
+        </w:rPr>
+        <w:t>1</w:t>
+      </w:r>
+      <w:r>
+        <w:rPr>
+          <w:rFonts w:hint="eastAsia"/>
+          <w:b/>
+          <w:bCs/>
+        </w:rPr>
+        <w:t xml:space="preserve"> model</w:t>
+      </w:r>
+    </w:p>
+    <w:p>
+      <w:pPr>
+        <w:pStyle w:val="ListParagraph"/>
+        <w:jc w:val="both"/>
+        <w:rPr>
+          <w:rFonts w:hint="eastAsia"/>
+        </w:rPr>
+      </w:pPr>
+      <w:r>
+        <w:rPr>
+          <w:rFonts w:hint="eastAsia"/>
+        </w:rPr>
+        <w:t>This folder contains R script</w:t>
+      </w:r>
+      <w:r>
+        <w:rPr>
+          <w:rFonts w:hint="eastAsia"/>
+        </w:rPr>
+        <w:t>s</w:t>
+      </w:r>
+      <w:r>
+        <w:rPr>
+          <w:rFonts w:hint="eastAsia"/>
+        </w:rPr>
+        <w:t xml:space="preserve"> used</w:t>
+      </w:r>
+      <w:r>
+        <w:rPr>
+          <w:rFonts w:hint="eastAsia"/>
+        </w:rPr>
+        <w:t xml:space="preserve"> to </w:t>
+      </w:r>
+      <w:r>
+        <w:rPr>
+          <w:rFonts w:hint="eastAsia"/>
+        </w:rPr>
+        <w:t>estimate</w:t>
+      </w:r>
+      <w:r>
+        <w:rPr>
+          <w:rFonts w:hint="eastAsia"/>
+        </w:rPr>
+        <w:t xml:space="preserve"> an</w:t>
+      </w:r>
+      <w:r>
+        <w:rPr>
+          <w:rFonts w:hint="eastAsia"/>
+        </w:rPr>
+        <w:t xml:space="preserve"> </w:t>
+      </w:r>
+      <w:r>
+        <w:t>autoregressive latent change score model</w:t>
+      </w:r>
+      <w:r>
+        <w:rPr>
+          <w:rFonts w:hint="eastAsia"/>
+        </w:rPr>
+        <w:t xml:space="preserve"> (LCSM) within the Genomic SEM framework.</w:t>
+      </w:r>
+      <w:r>
+        <w:rPr>
+          <w:rFonts w:hint="eastAsia"/>
+        </w:rPr>
+        <w:t xml:space="preserve"> The analysis examines whether the genetic overlap between smoking initiation and external phenotypes varies across generations by estimating genetic correlations between generation-specific innovation factors and external phenotypes.</w:t>
       </w:r>
     </w:p>
     <w:p>
@@ -3237,7 +4210,155 @@
           <w:numId w:val="3"/>
         </w:numPr>
         <w:jc w:val="both"/>
-      </w:pPr>
+        <w:rPr>
+          <w:i/>
+          <w:iCs/>
+        </w:rPr>
+      </w:pPr>
+      <w:r>
+        <w:rPr>
+          <w:i/>
+          <w:iCs/>
+        </w:rPr>
+        <w:t>Smoking_Initiation_European_AR1_Model_</w:t>
+      </w:r>
+      <w:proofErr w:type="gramStart"/>
+      <w:r>
+        <w:rPr>
+          <w:i/>
+          <w:iCs/>
+        </w:rPr>
+        <w:t>generation</w:t>
+      </w:r>
+      <w:r>
+        <w:rPr>
+          <w:rFonts w:hint="eastAsia"/>
+          <w:i/>
+          <w:iCs/>
+        </w:rPr>
+        <w:t>.r</w:t>
+      </w:r>
+      <w:proofErr w:type="gramEnd"/>
+    </w:p>
+    <w:p>
+      <w:pPr>
+        <w:pStyle w:val="ListParagraph"/>
+        <w:numPr>
+          <w:ilvl w:val="2"/>
+          <w:numId w:val="3"/>
+        </w:numPr>
+        <w:jc w:val="both"/>
+      </w:pPr>
+      <w:r>
+        <w:rPr>
+          <w:rFonts w:hint="eastAsia"/>
+        </w:rPr>
+        <w:t xml:space="preserve">This script estimates the LCSM for smoking initiation across four generations (Silent Generation, Baby Boomers, </w:t>
+      </w:r>
+      <w:r>
+        <w:rPr>
+          <w:rFonts w:hint="eastAsia"/>
+        </w:rPr>
+        <w:t>Generation X, and Millennials</w:t>
+      </w:r>
+      <w:r>
+        <w:rPr>
+          <w:rFonts w:hint="eastAsia"/>
+        </w:rPr>
+        <w:t>)</w:t>
+      </w:r>
+      <w:r>
+        <w:rPr>
+          <w:rFonts w:hint="eastAsia"/>
+        </w:rPr>
+        <w:t xml:space="preserve"> and derives generation-specific latent innovation factors representing newly emerging genetic variance in smoking initiation.</w:t>
+      </w:r>
+      <w:r>
+        <w:rPr>
+          <w:rFonts w:hint="eastAsia"/>
+        </w:rPr>
+        <w:t xml:space="preserve"> It generates a figure summarizing the results.</w:t>
+      </w:r>
+    </w:p>
+    <w:p>
+      <w:pPr>
+        <w:pStyle w:val="ListParagraph"/>
+        <w:numPr>
+          <w:ilvl w:val="1"/>
+          <w:numId w:val="3"/>
+        </w:numPr>
+        <w:jc w:val="both"/>
+        <w:rPr>
+          <w:i/>
+          <w:iCs/>
+        </w:rPr>
+      </w:pPr>
+      <w:r>
+        <w:rPr>
+          <w:i/>
+          <w:iCs/>
+        </w:rPr>
+        <w:t>Smoking_Initiation_European_AR1_Model_generation_</w:t>
+      </w:r>
+      <w:proofErr w:type="gramStart"/>
+      <w:r>
+        <w:rPr>
+          <w:i/>
+          <w:iCs/>
+        </w:rPr>
+        <w:t>additional</w:t>
+      </w:r>
+      <w:r>
+        <w:rPr>
+          <w:rFonts w:hint="eastAsia"/>
+          <w:i/>
+          <w:iCs/>
+        </w:rPr>
+        <w:t>.r</w:t>
+      </w:r>
+      <w:proofErr w:type="gramEnd"/>
+    </w:p>
+    <w:p>
+      <w:pPr>
+        <w:pStyle w:val="ListParagraph"/>
+        <w:numPr>
+          <w:ilvl w:val="2"/>
+          <w:numId w:val="3"/>
+        </w:numPr>
+        <w:jc w:val="both"/>
+      </w:pPr>
+      <w:r>
+        <w:rPr>
+          <w:rFonts w:hint="eastAsia"/>
+        </w:rPr>
+        <w:t xml:space="preserve">This script </w:t>
+      </w:r>
+      <w:proofErr w:type="gramStart"/>
+      <w:r>
+        <w:rPr>
+          <w:rFonts w:hint="eastAsia"/>
+        </w:rPr>
+        <w:t>applies</w:t>
+      </w:r>
+      <w:proofErr w:type="gramEnd"/>
+      <w:r>
+        <w:rPr>
+          <w:rFonts w:hint="eastAsia"/>
+        </w:rPr>
+        <w:t xml:space="preserve"> the LCSM to compare the genetic architecture of smoking initiation between the Silent Generation and Millennials.</w:t>
+      </w:r>
+      <w:r>
+        <w:rPr>
+          <w:rFonts w:hint="eastAsia"/>
+        </w:rPr>
+        <w:t xml:space="preserve"> </w:t>
+      </w:r>
+      <w:r>
+        <w:rPr>
+          <w:rFonts w:hint="eastAsia"/>
+        </w:rPr>
+        <w:t>It generates a figure summarizing the results.</w:t>
+      </w:r>
     </w:p>
     <w:p>
       <w:pPr>
@@ -3247,10 +4368,16 @@
           <w:numId w:val="3"/>
         </w:numPr>
         <w:jc w:val="both"/>
-      </w:pPr>
-      <w:r>
-        <w:rPr>
-          <w:rFonts w:hint="eastAsia"/>
+        <w:rPr>
+          <w:b/>
+          <w:bCs/>
+        </w:rPr>
+      </w:pPr>
+      <w:r>
+        <w:rPr>
+          <w:rFonts w:hint="eastAsia"/>
+          <w:b/>
+          <w:bCs/>
         </w:rPr>
         <w:t>Survival Analysis Simulation</w:t>
       </w:r>
@@ -3258,6 +4385,15 @@
     <w:p>
       <w:pPr>
         <w:pStyle w:val="ListParagraph"/>
+        <w:jc w:val="both"/>
+      </w:pPr>
+      <w:r>
+        <w:t>This folder contains an R script used to conduct simulation analyses examining whether survival bias could generate apparent SNP-by-generation heterogeneity in genetic associations with smoking initiation.</w:t>
+      </w:r>
+    </w:p>
+    <w:p>
+      <w:pPr>
+        <w:pStyle w:val="ListParagraph"/>
         <w:numPr>
           <w:ilvl w:val="1"/>
           <w:numId w:val="3"/>
@@ -3295,6 +4431,10 @@
         </w:numPr>
         <w:jc w:val="both"/>
       </w:pPr>
+      <w:r>
+        <w:lastRenderedPageBreak/>
+        <w:t>This script simulates genetic associations under survival selection across three genetic effect-size conditions (large, medium, and small). It evaluates how survival bias affects estimated SNP effect sizes across age groups and whether survival selection can induce significant heterogeneity in SNP effects across generations. The script also generates figures summarizing the simulation results.</w:t>
+      </w:r>
     </w:p>
     <w:p>
       <w:pPr>
@@ -3304,22 +4444,32 @@
           <w:numId w:val="3"/>
         </w:numPr>
         <w:jc w:val="both"/>
-      </w:pPr>
-      <w:r>
-        <w:rPr>
-          <w:rFonts w:hint="eastAsia"/>
+        <w:rPr>
+          <w:b/>
+          <w:bCs/>
+        </w:rPr>
+      </w:pPr>
+      <w:r>
+        <w:rPr>
+          <w:rFonts w:hint="eastAsia"/>
+          <w:b/>
+          <w:bCs/>
         </w:rPr>
         <w:t xml:space="preserve">Other </w:t>
       </w:r>
       <w:r>
         <w:rPr>
           <w:rFonts w:hint="eastAsia"/>
+          <w:b/>
+          <w:bCs/>
         </w:rPr>
         <w:t>C</w:t>
       </w:r>
       <w:r>
         <w:rPr>
           <w:rFonts w:hint="eastAsia"/>
+          <w:b/>
+          <w:bCs/>
         </w:rPr>
         <w:t>odes</w:t>
       </w:r>
@@ -3346,25 +4496,7 @@
         </w:rPr>
         <w:t>UpSet</w:t>
       </w:r>
-      <w:proofErr w:type="spellEnd"/>
-      <w:r>
-        <w:rPr>
-          <w:rFonts w:hint="eastAsia"/>
-          <w:i/>
-          <w:iCs/>
-        </w:rPr>
-        <w:t xml:space="preserve"> plot </w:t>
-      </w:r>
-      <w:proofErr w:type="spellStart"/>
       <w:proofErr w:type="gramStart"/>
-      <w:r>
-        <w:rPr>
-          <w:rFonts w:hint="eastAsia"/>
-          <w:i/>
-          <w:iCs/>
-        </w:rPr>
-        <w:t>figure</w:t>
-      </w:r>
       <w:r>
         <w:rPr>
           <w:rFonts w:hint="eastAsia"/>
@@ -3385,6 +4517,17 @@
         </w:numPr>
         <w:jc w:val="both"/>
       </w:pPr>
+      <w:r>
+        <w:t xml:space="preserve">This script compares the overlap of main-effect and moderated-effect meta-loci between the sex and generation analyses and evaluates their intersection with shared and moderator-specific high-confidence fine-mapped variants. The script generates </w:t>
+      </w:r>
+      <w:proofErr w:type="spellStart"/>
+      <w:r>
+        <w:t>UpSet</w:t>
+      </w:r>
+      <w:proofErr w:type="spellEnd"/>
+      <w:r>
+        <w:t xml:space="preserve"> plots summarizing patterns of overlap across the GWAS meta-analysis and fine-mapping results.</w:t>
+      </w:r>
     </w:p>
     <w:p>
       <w:pPr>
@@ -3506,46 +4649,12 @@
         </w:numPr>
         <w:jc w:val="both"/>
       </w:pPr>
-      <w:r>
-        <w:rPr>
-          <w:rFonts w:hint="eastAsia"/>
-        </w:rPr>
-        <w:t>FUMA</w:t>
-      </w:r>
-    </w:p>
-    <w:p>
-      <w:pPr>
-        <w:pStyle w:val="ListParagraph"/>
-        <w:numPr>
-          <w:ilvl w:val="0"/>
-          <w:numId w:val="1"/>
-        </w:numPr>
-        <w:jc w:val="both"/>
-      </w:pPr>
       <w:proofErr w:type="spellStart"/>
       <w:r>
         <w:rPr>
           <w:rFonts w:hint="eastAsia"/>
         </w:rPr>
         <w:t>SuSie</w:t>
-      </w:r>
-      <w:proofErr w:type="spellEnd"/>
-    </w:p>
-    <w:p>
-      <w:pPr>
-        <w:pStyle w:val="ListParagraph"/>
-        <w:numPr>
-          <w:ilvl w:val="0"/>
-          <w:numId w:val="1"/>
-        </w:numPr>
-        <w:jc w:val="both"/>
-      </w:pPr>
-      <w:proofErr w:type="spellStart"/>
-      <w:r>
-        <w:rPr>
-          <w:rFonts w:hint="eastAsia"/>
-        </w:rPr>
-        <w:t>LiftOver</w:t>
       </w:r>
       <w:proofErr w:type="spellEnd"/>
     </w:p>
@@ -4581,7 +5690,6 @@
   <w:style w:type="character" w:default="1" w:styleId="DefaultParagraphFont">
     <w:name w:val="Default Paragraph Font"/>
     <w:uiPriority w:val="1"/>
-    <w:semiHidden/>
     <w:unhideWhenUsed/>
   </w:style>
   <w:style w:type="table" w:default="1" w:styleId="TableNormal">
